--- a/samples/Contoso_Hospital_Policies.docx
+++ b/samples/Contoso_Hospital_Policies.docx
@@ -4,36 +4,725 @@
   <w:body>
     <w:p>
       <w:pPr>
-        <w:pStyle w:val="Title"/>
-        <w:jc w:val="center"/>
+        <w:spacing w:after="120"/>
       </w:pPr>
       <w:r>
-        <w:t>CONTOSO HEALTHCARE GROUP</w:t>
+        <w:rPr>
+          <w:b/>
+          <w:i/>
+          <w:color w:val="856404"/>
+          <w:sz w:val="18"/>
+        </w:rPr>
+        <w:t>SAMPLE DATA  Contoso Healthcare  For workshop demonstration only</w:t>
+      </w:r>
+    </w:p>
+    <w:p>
+      <w:pPr>
+        <w:spacing w:after="80"/>
+      </w:pPr>
+      <w:r>
+        <w:rPr>
+          <w:i/>
+          <w:sz w:val="18"/>
+        </w:rPr>
+        <w:t>This document contains DRAFT internal policies for workshop simulation purposes only. Do not distribute externally. Version: FY2026 Working Draft. Owner: Group Chief Operating Officer.</w:t>
       </w:r>
     </w:p>
     <w:p>
       <w:pPr>
         <w:pStyle w:val="Heading1"/>
-        <w:jc w:val="center"/>
+        <w:spacing w:before="280" w:after="120"/>
       </w:pPr>
       <w:r>
-        <w:t>Internal Policy Manual</w:t>
+        <w:rPr>
+          <w:color w:val="007B8A"/>
+          <w:sz w:val="30"/>
+        </w:rPr>
+        <w:t>POL-FIN-001  Revenue Recognition Policy</w:t>
       </w:r>
     </w:p>
     <w:p>
       <w:pPr>
-        <w:jc w:val="center"/>
+        <w:pStyle w:val="Heading2"/>
+        <w:spacing w:before="200" w:after="80"/>
       </w:pPr>
       <w:r>
-        <w:t>POL-GROUP-2026 | Version 4.2 | Effective: 1 January 2026 | Owner: Group CEO &amp; Board</w:t>
+        <w:rPr>
+          <w:color w:val="003050"/>
+          <w:sz w:val="24"/>
+        </w:rPr>
+        <w:t>1. Purpose and Scope</w:t>
       </w:r>
     </w:p>
     <w:p>
       <w:pPr>
-        <w:jc w:val="center"/>
+        <w:spacing w:after="120"/>
       </w:pPr>
       <w:r>
-        <w:t>⚠️ SAMPLE DATA — Contoso Healthcare · For workshop demonstration only. Not for operational use.</w:t>
+        <w:rPr>
+          <w:b w:val="0"/>
+          <w:i w:val="0"/>
+          <w:sz w:val="20"/>
+        </w:rPr>
+        <w:t>This policy establishes the principles and procedures for recognising revenue across all Contoso Healthcare Group hospitals, clinics, and ancillary services, in accordance with MFRS 15 (Revenue from Contracts with Customers) and Group Financial Reporting Manual Version 4.2.</w:t>
+      </w:r>
+    </w:p>
+    <w:p>
+      <w:pPr>
+        <w:spacing w:after="120"/>
+      </w:pPr>
+      <w:r>
+        <w:rPr>
+          <w:b w:val="0"/>
+          <w:i w:val="0"/>
+          <w:sz w:val="20"/>
+        </w:rPr>
+        <w:t>This policy applies to all revenue-generating activities including inpatient admissions, outpatient consultations, diagnostic and ancillary services, pharmacy dispensing, specialist procedures, medical tourism packages, and research grants.</w:t>
+      </w:r>
+    </w:p>
+    <w:p>
+      <w:pPr>
+        <w:pStyle w:val="Heading2"/>
+        <w:spacing w:before="200" w:after="80"/>
+      </w:pPr>
+      <w:r>
+        <w:rPr>
+          <w:color w:val="003050"/>
+          <w:sz w:val="24"/>
+        </w:rPr>
+        <w:t>2. Policy Statement</w:t>
+      </w:r>
+    </w:p>
+    <w:p>
+      <w:pPr>
+        <w:pStyle w:val="ListBullet"/>
+        <w:spacing w:after="40"/>
+      </w:pPr>
+      <w:r>
+        <w:rPr>
+          <w:sz w:val="20"/>
+        </w:rPr>
+        <w:t>Revenue shall be recognised when, or as, performance obligations to the patient/payer are satisfied.</w:t>
+      </w:r>
+    </w:p>
+    <w:p>
+      <w:pPr>
+        <w:pStyle w:val="ListBullet"/>
+        <w:spacing w:after="40"/>
+      </w:pPr>
+      <w:r>
+        <w:rPr>
+          <w:sz w:val="20"/>
+        </w:rPr>
+        <w:t>The Group uses the five-step MFRS 15 model: (1) identify the contract; (2) identify performance obligations; (3) determine transaction price; (4) allocate transaction price; (5) recognise revenue.</w:t>
+      </w:r>
+    </w:p>
+    <w:p>
+      <w:pPr>
+        <w:pStyle w:val="ListBullet"/>
+        <w:spacing w:after="40"/>
+      </w:pPr>
+      <w:r>
+        <w:rPr>
+          <w:sz w:val="20"/>
+        </w:rPr>
+        <w:t>For inpatient episodes, revenue is recognised over the period of admission using an output method (discharge milestone for packaged procedures; daily for open-ended admissions).</w:t>
+      </w:r>
+    </w:p>
+    <w:p>
+      <w:pPr>
+        <w:pStyle w:val="ListBullet"/>
+        <w:spacing w:after="40"/>
+      </w:pPr>
+      <w:r>
+        <w:rPr>
+          <w:sz w:val="20"/>
+        </w:rPr>
+        <w:t>Pharmacy dispensing revenue is point-in-time on dispensing. Diagnostic revenue is point-in-time on report issuance.</w:t>
+      </w:r>
+    </w:p>
+    <w:p>
+      <w:pPr>
+        <w:pStyle w:val="ListBullet"/>
+        <w:spacing w:after="40"/>
+      </w:pPr>
+      <w:r>
+        <w:rPr>
+          <w:sz w:val="20"/>
+        </w:rPr>
+        <w:t>All tariffs must be loaded in HIS Oracle Health and approved by the Group Head of Finance before billing.</w:t>
+      </w:r>
+    </w:p>
+    <w:p>
+      <w:pPr>
+        <w:pStyle w:val="Heading2"/>
+        <w:spacing w:before="200" w:after="80"/>
+      </w:pPr>
+      <w:r>
+        <w:rPr>
+          <w:color w:val="003050"/>
+          <w:sz w:val="24"/>
+        </w:rPr>
+        <w:t>3. Payer Hierarchy and Billing Priority</w:t>
+      </w:r>
+    </w:p>
+    <w:tbl>
+      <w:tblPr>
+        <w:tblStyle w:val="TableGrid"/>
+        <w:tblW w:type="auto" w:w="0"/>
+        <w:tblLook w:firstColumn="1" w:firstRow="1" w:lastColumn="0" w:lastRow="0" w:noHBand="0" w:noVBand="1" w:val="04A0"/>
+      </w:tblPr>
+      <w:tblGrid>
+        <w:gridCol w:w="1881"/>
+        <w:gridCol w:w="1881"/>
+        <w:gridCol w:w="1881"/>
+        <w:gridCol w:w="1881"/>
+        <w:gridCol w:w="1881"/>
+      </w:tblGrid>
+      <w:tr>
+        <w:tc>
+          <w:tcPr>
+            <w:tcW w:type="dxa" w:w="1881"/>
+            <w:shd w:val="clear" w:color="auto" w:fill="007B8A"/>
+          </w:tcPr>
+          <w:p>
+            <w:pPr>
+              <w:jc w:val="center"/>
+            </w:pPr>
+            <w:r>
+              <w:rPr>
+                <w:b/>
+                <w:color w:val="FFFFFF"/>
+                <w:sz w:val="18"/>
+              </w:rPr>
+              <w:t>Payer Type</w:t>
+            </w:r>
+          </w:p>
+        </w:tc>
+        <w:tc>
+          <w:tcPr>
+            <w:tcW w:type="dxa" w:w="1881"/>
+            <w:shd w:val="clear" w:color="auto" w:fill="007B8A"/>
+          </w:tcPr>
+          <w:p>
+            <w:pPr>
+              <w:jc w:val="center"/>
+            </w:pPr>
+            <w:r>
+              <w:rPr>
+                <w:b/>
+                <w:color w:val="FFFFFF"/>
+                <w:sz w:val="18"/>
+              </w:rPr>
+              <w:t>Billing Trigger</w:t>
+            </w:r>
+          </w:p>
+        </w:tc>
+        <w:tc>
+          <w:tcPr>
+            <w:tcW w:type="dxa" w:w="1881"/>
+            <w:shd w:val="clear" w:color="auto" w:fill="007B8A"/>
+          </w:tcPr>
+          <w:p>
+            <w:pPr>
+              <w:jc w:val="center"/>
+            </w:pPr>
+            <w:r>
+              <w:rPr>
+                <w:b/>
+                <w:color w:val="FFFFFF"/>
+                <w:sz w:val="18"/>
+              </w:rPr>
+              <w:t>Credit Period</w:t>
+            </w:r>
+          </w:p>
+        </w:tc>
+        <w:tc>
+          <w:tcPr>
+            <w:tcW w:type="dxa" w:w="1881"/>
+            <w:shd w:val="clear" w:color="auto" w:fill="007B8A"/>
+          </w:tcPr>
+          <w:p>
+            <w:pPr>
+              <w:jc w:val="center"/>
+            </w:pPr>
+            <w:r>
+              <w:rPr>
+                <w:b/>
+                <w:color w:val="FFFFFF"/>
+                <w:sz w:val="18"/>
+              </w:rPr>
+              <w:t>Discount Authority</w:t>
+            </w:r>
+          </w:p>
+        </w:tc>
+        <w:tc>
+          <w:tcPr>
+            <w:tcW w:type="dxa" w:w="1881"/>
+            <w:shd w:val="clear" w:color="auto" w:fill="007B8A"/>
+          </w:tcPr>
+          <w:p>
+            <w:pPr>
+              <w:jc w:val="center"/>
+            </w:pPr>
+            <w:r>
+              <w:rPr>
+                <w:b/>
+                <w:color w:val="FFFFFF"/>
+                <w:sz w:val="18"/>
+              </w:rPr>
+              <w:t>Dispute SLA</w:t>
+            </w:r>
+          </w:p>
+        </w:tc>
+      </w:tr>
+      <w:tr>
+        <w:tc>
+          <w:tcPr>
+            <w:tcW w:type="dxa" w:w="1881"/>
+            <w:shd w:val="clear" w:color="auto" w:fill="E8F4F5"/>
+          </w:tcPr>
+          <w:p>
+            <w:r>
+              <w:rPr>
+                <w:sz w:val="18"/>
+              </w:rPr>
+              <w:t>Private Insurance (Panel)</w:t>
+            </w:r>
+          </w:p>
+        </w:tc>
+        <w:tc>
+          <w:tcPr>
+            <w:tcW w:type="dxa" w:w="1881"/>
+            <w:shd w:val="clear" w:color="auto" w:fill="E8F4F5"/>
+          </w:tcPr>
+          <w:p>
+            <w:r>
+              <w:rPr>
+                <w:sz w:val="18"/>
+              </w:rPr>
+              <w:t>Discharge + e-claim submission</w:t>
+            </w:r>
+          </w:p>
+        </w:tc>
+        <w:tc>
+          <w:tcPr>
+            <w:tcW w:type="dxa" w:w="1881"/>
+            <w:shd w:val="clear" w:color="auto" w:fill="E8F4F5"/>
+          </w:tcPr>
+          <w:p>
+            <w:r>
+              <w:rPr>
+                <w:sz w:val="18"/>
+              </w:rPr>
+              <w:t>45 days</w:t>
+            </w:r>
+          </w:p>
+        </w:tc>
+        <w:tc>
+          <w:tcPr>
+            <w:tcW w:type="dxa" w:w="1881"/>
+            <w:shd w:val="clear" w:color="auto" w:fill="E8F4F5"/>
+          </w:tcPr>
+          <w:p>
+            <w:r>
+              <w:rPr>
+                <w:sz w:val="18"/>
+              </w:rPr>
+              <w:t>Hospital Finance Manager up to 10%</w:t>
+            </w:r>
+          </w:p>
+        </w:tc>
+        <w:tc>
+          <w:tcPr>
+            <w:tcW w:type="dxa" w:w="1881"/>
+            <w:shd w:val="clear" w:color="auto" w:fill="E8F4F5"/>
+          </w:tcPr>
+          <w:p>
+            <w:r>
+              <w:rPr>
+                <w:sz w:val="18"/>
+              </w:rPr>
+              <w:t>14 working days</w:t>
+            </w:r>
+          </w:p>
+        </w:tc>
+      </w:tr>
+      <w:tr>
+        <w:tc>
+          <w:tcPr>
+            <w:tcW w:type="dxa" w:w="1881"/>
+            <w:shd w:val="clear" w:color="auto" w:fill="FFFFFF"/>
+          </w:tcPr>
+          <w:p>
+            <w:r>
+              <w:rPr>
+                <w:sz w:val="18"/>
+              </w:rPr>
+              <w:t>Corporate GL (MNC/GLC)</w:t>
+            </w:r>
+          </w:p>
+        </w:tc>
+        <w:tc>
+          <w:tcPr>
+            <w:tcW w:type="dxa" w:w="1881"/>
+            <w:shd w:val="clear" w:color="auto" w:fill="FFFFFF"/>
+          </w:tcPr>
+          <w:p>
+            <w:r>
+              <w:rPr>
+                <w:sz w:val="18"/>
+              </w:rPr>
+              <w:t>Discharge + invoice</w:t>
+            </w:r>
+          </w:p>
+        </w:tc>
+        <w:tc>
+          <w:tcPr>
+            <w:tcW w:type="dxa" w:w="1881"/>
+            <w:shd w:val="clear" w:color="auto" w:fill="FFFFFF"/>
+          </w:tcPr>
+          <w:p>
+            <w:r>
+              <w:rPr>
+                <w:sz w:val="18"/>
+              </w:rPr>
+              <w:t>30 days</w:t>
+            </w:r>
+          </w:p>
+        </w:tc>
+        <w:tc>
+          <w:tcPr>
+            <w:tcW w:type="dxa" w:w="1881"/>
+            <w:shd w:val="clear" w:color="auto" w:fill="FFFFFF"/>
+          </w:tcPr>
+          <w:p>
+            <w:r>
+              <w:rPr>
+                <w:sz w:val="18"/>
+              </w:rPr>
+              <w:t>Hospital CEO up to 15%</w:t>
+            </w:r>
+          </w:p>
+        </w:tc>
+        <w:tc>
+          <w:tcPr>
+            <w:tcW w:type="dxa" w:w="1881"/>
+            <w:shd w:val="clear" w:color="auto" w:fill="FFFFFF"/>
+          </w:tcPr>
+          <w:p>
+            <w:r>
+              <w:rPr>
+                <w:sz w:val="18"/>
+              </w:rPr>
+              <w:t>10 working days</w:t>
+            </w:r>
+          </w:p>
+        </w:tc>
+      </w:tr>
+      <w:tr>
+        <w:tc>
+          <w:tcPr>
+            <w:tcW w:type="dxa" w:w="1881"/>
+            <w:shd w:val="clear" w:color="auto" w:fill="E8F4F5"/>
+          </w:tcPr>
+          <w:p>
+            <w:r>
+              <w:rPr>
+                <w:sz w:val="18"/>
+              </w:rPr>
+              <w:t>Cash Out-of-Pocket</w:t>
+            </w:r>
+          </w:p>
+        </w:tc>
+        <w:tc>
+          <w:tcPr>
+            <w:tcW w:type="dxa" w:w="1881"/>
+            <w:shd w:val="clear" w:color="auto" w:fill="E8F4F5"/>
+          </w:tcPr>
+          <w:p>
+            <w:r>
+              <w:rPr>
+                <w:sz w:val="18"/>
+              </w:rPr>
+              <w:t>Point of service</w:t>
+            </w:r>
+          </w:p>
+        </w:tc>
+        <w:tc>
+          <w:tcPr>
+            <w:tcW w:type="dxa" w:w="1881"/>
+            <w:shd w:val="clear" w:color="auto" w:fill="E8F4F5"/>
+          </w:tcPr>
+          <w:p>
+            <w:r>
+              <w:rPr>
+                <w:sz w:val="18"/>
+              </w:rPr>
+              <w:t>Due on discharge</w:t>
+            </w:r>
+          </w:p>
+        </w:tc>
+        <w:tc>
+          <w:tcPr>
+            <w:tcW w:type="dxa" w:w="1881"/>
+            <w:shd w:val="clear" w:color="auto" w:fill="E8F4F5"/>
+          </w:tcPr>
+          <w:p>
+            <w:r>
+              <w:rPr>
+                <w:sz w:val="18"/>
+              </w:rPr>
+              <w:t>Attending physician up to 5%</w:t>
+            </w:r>
+          </w:p>
+        </w:tc>
+        <w:tc>
+          <w:tcPr>
+            <w:tcW w:type="dxa" w:w="1881"/>
+            <w:shd w:val="clear" w:color="auto" w:fill="E8F4F5"/>
+          </w:tcPr>
+          <w:p>
+            <w:r>
+              <w:rPr>
+                <w:sz w:val="18"/>
+              </w:rPr>
+              <w:t>–</w:t>
+            </w:r>
+          </w:p>
+        </w:tc>
+      </w:tr>
+      <w:tr>
+        <w:tc>
+          <w:tcPr>
+            <w:tcW w:type="dxa" w:w="1881"/>
+            <w:shd w:val="clear" w:color="auto" w:fill="FFFFFF"/>
+          </w:tcPr>
+          <w:p>
+            <w:r>
+              <w:rPr>
+                <w:sz w:val="18"/>
+              </w:rPr>
+              <w:t>Government Referral</w:t>
+            </w:r>
+          </w:p>
+        </w:tc>
+        <w:tc>
+          <w:tcPr>
+            <w:tcW w:type="dxa" w:w="1881"/>
+            <w:shd w:val="clear" w:color="auto" w:fill="FFFFFF"/>
+          </w:tcPr>
+          <w:p>
+            <w:r>
+              <w:rPr>
+                <w:sz w:val="18"/>
+              </w:rPr>
+              <w:t>MOH claim submission</w:t>
+            </w:r>
+          </w:p>
+        </w:tc>
+        <w:tc>
+          <w:tcPr>
+            <w:tcW w:type="dxa" w:w="1881"/>
+            <w:shd w:val="clear" w:color="auto" w:fill="FFFFFF"/>
+          </w:tcPr>
+          <w:p>
+            <w:r>
+              <w:rPr>
+                <w:sz w:val="18"/>
+              </w:rPr>
+              <w:t>90 days</w:t>
+            </w:r>
+          </w:p>
+        </w:tc>
+        <w:tc>
+          <w:tcPr>
+            <w:tcW w:type="dxa" w:w="1881"/>
+            <w:shd w:val="clear" w:color="auto" w:fill="FFFFFF"/>
+          </w:tcPr>
+          <w:p>
+            <w:r>
+              <w:rPr>
+                <w:sz w:val="18"/>
+              </w:rPr>
+              <w:t>Group Head of Finance</w:t>
+            </w:r>
+          </w:p>
+        </w:tc>
+        <w:tc>
+          <w:tcPr>
+            <w:tcW w:type="dxa" w:w="1881"/>
+            <w:shd w:val="clear" w:color="auto" w:fill="FFFFFF"/>
+          </w:tcPr>
+          <w:p>
+            <w:r>
+              <w:rPr>
+                <w:sz w:val="18"/>
+              </w:rPr>
+              <w:t>30 working days</w:t>
+            </w:r>
+          </w:p>
+        </w:tc>
+      </w:tr>
+      <w:tr>
+        <w:tc>
+          <w:tcPr>
+            <w:tcW w:type="dxa" w:w="1881"/>
+            <w:shd w:val="clear" w:color="auto" w:fill="E8F4F5"/>
+          </w:tcPr>
+          <w:p>
+            <w:r>
+              <w:rPr>
+                <w:sz w:val="18"/>
+              </w:rPr>
+              <w:t>Medical Tourism</w:t>
+            </w:r>
+          </w:p>
+        </w:tc>
+        <w:tc>
+          <w:tcPr>
+            <w:tcW w:type="dxa" w:w="1881"/>
+            <w:shd w:val="clear" w:color="auto" w:fill="E8F4F5"/>
+          </w:tcPr>
+          <w:p>
+            <w:r>
+              <w:rPr>
+                <w:sz w:val="18"/>
+              </w:rPr>
+              <w:t>Pre-auth + deposit</w:t>
+            </w:r>
+          </w:p>
+        </w:tc>
+        <w:tc>
+          <w:tcPr>
+            <w:tcW w:type="dxa" w:w="1881"/>
+            <w:shd w:val="clear" w:color="auto" w:fill="E8F4F5"/>
+          </w:tcPr>
+          <w:p>
+            <w:r>
+              <w:rPr>
+                <w:sz w:val="18"/>
+              </w:rPr>
+              <w:t>Pre-paid</w:t>
+            </w:r>
+          </w:p>
+        </w:tc>
+        <w:tc>
+          <w:tcPr>
+            <w:tcW w:type="dxa" w:w="1881"/>
+            <w:shd w:val="clear" w:color="auto" w:fill="E8F4F5"/>
+          </w:tcPr>
+          <w:p>
+            <w:r>
+              <w:rPr>
+                <w:sz w:val="18"/>
+              </w:rPr>
+              <w:t>Group CEO approval required</w:t>
+            </w:r>
+          </w:p>
+        </w:tc>
+        <w:tc>
+          <w:tcPr>
+            <w:tcW w:type="dxa" w:w="1881"/>
+            <w:shd w:val="clear" w:color="auto" w:fill="E8F4F5"/>
+          </w:tcPr>
+          <w:p>
+            <w:r>
+              <w:rPr>
+                <w:sz w:val="18"/>
+              </w:rPr>
+              <w:t>21 working days</w:t>
+            </w:r>
+          </w:p>
+        </w:tc>
+      </w:tr>
+    </w:tbl>
+    <w:p/>
+    <w:p>
+      <w:pPr>
+        <w:pStyle w:val="Heading2"/>
+        <w:spacing w:before="200" w:after="80"/>
+      </w:pPr>
+      <w:r>
+        <w:rPr>
+          <w:color w:val="003050"/>
+          <w:sz w:val="24"/>
+        </w:rPr>
+        <w:t>4. Controls and Escalation</w:t>
+      </w:r>
+    </w:p>
+    <w:p>
+      <w:pPr>
+        <w:pStyle w:val="ListBullet"/>
+        <w:spacing w:after="40"/>
+      </w:pPr>
+      <w:r>
+        <w:rPr>
+          <w:sz w:val="20"/>
+        </w:rPr>
+        <w:t>All outstanding debtors exceeding 90 days must be escalated to Group Finance with a recovery plan.</w:t>
+      </w:r>
+    </w:p>
+    <w:p>
+      <w:pPr>
+        <w:pStyle w:val="ListBullet"/>
+        <w:spacing w:after="40"/>
+      </w:pPr>
+      <w:r>
+        <w:rPr>
+          <w:sz w:val="20"/>
+        </w:rPr>
+        <w:t>Monthly debtor aging reports to be reviewed by Hospital Finance Manager and CEO.</w:t>
+      </w:r>
+    </w:p>
+    <w:p>
+      <w:pPr>
+        <w:pStyle w:val="ListBullet"/>
+        <w:spacing w:after="40"/>
+      </w:pPr>
+      <w:r>
+        <w:rPr>
+          <w:sz w:val="20"/>
+        </w:rPr>
+        <w:t>Bad debt provisioning: 25% at 91–180 days; 75% at 181–365 days; 100% write-off after 365 days (subject to legal opinion).</w:t>
+      </w:r>
+    </w:p>
+    <w:p>
+      <w:pPr>
+        <w:pStyle w:val="ListBullet"/>
+        <w:spacing w:after="40"/>
+      </w:pPr>
+      <w:r>
+        <w:rPr>
+          <w:sz w:val="20"/>
+        </w:rPr>
+        <w:t>Inter-hospital referral revenue to be eliminated on Group consolidation per MFRS 10.</w:t>
+      </w:r>
+    </w:p>
+    <w:p>
+      <w:pPr>
+        <w:pStyle w:val="Heading2"/>
+        <w:spacing w:before="200" w:after="80"/>
+      </w:pPr>
+      <w:r>
+        <w:rPr>
+          <w:color w:val="003050"/>
+          <w:sz w:val="24"/>
+        </w:rPr>
+        <w:t>5. Review Cycle</w:t>
+      </w:r>
+    </w:p>
+    <w:p>
+      <w:pPr>
+        <w:spacing w:after="120"/>
+      </w:pPr>
+      <w:r>
+        <w:rPr>
+          <w:b w:val="0"/>
+          <w:i w:val="0"/>
+          <w:sz w:val="20"/>
+        </w:rPr>
+        <w:t>This policy is reviewed annually by the Group Chief Financial Officer or upon changes to MFRS 15 interpretations. Next review due: March 2027.</w:t>
       </w:r>
     </w:p>
     <w:p>
@@ -44,65 +733,2934 @@
     <w:p>
       <w:pPr>
         <w:pStyle w:val="Heading1"/>
+        <w:spacing w:before="280" w:after="120"/>
       </w:pPr>
       <w:r>
-        <w:t>Table of Contents</w:t>
+        <w:rPr>
+          <w:color w:val="007B8A"/>
+          <w:sz w:val="30"/>
+        </w:rPr>
+        <w:t>POL-FIN-002  Capital Expenditure Authorisation Policy</w:t>
+      </w:r>
+    </w:p>
+    <w:p>
+      <w:pPr>
+        <w:pStyle w:val="Heading2"/>
+        <w:spacing w:before="200" w:after="80"/>
+      </w:pPr>
+      <w:r>
+        <w:rPr>
+          <w:color w:val="003050"/>
+          <w:sz w:val="24"/>
+        </w:rPr>
+        <w:t>1. Purpose</w:t>
+      </w:r>
+    </w:p>
+    <w:p>
+      <w:pPr>
+        <w:spacing w:after="120"/>
+      </w:pPr>
+      <w:r>
+        <w:rPr>
+          <w:b w:val="0"/>
+          <w:i w:val="0"/>
+          <w:sz w:val="20"/>
+        </w:rPr>
+        <w:t>To establish a framework for the appraisal, authorisation, monitoring, and post-implementation review of capital expenditure (capex) across the Group, ensuring all investments meet return-on-investment thresholds and strategic alignment criteria.</w:t>
+      </w:r>
+    </w:p>
+    <w:p>
+      <w:pPr>
+        <w:pStyle w:val="Heading2"/>
+        <w:spacing w:before="200" w:after="80"/>
+      </w:pPr>
+      <w:r>
+        <w:rPr>
+          <w:color w:val="003050"/>
+          <w:sz w:val="24"/>
+        </w:rPr>
+        <w:t>2. Capex Categories and Thresholds</w:t>
+      </w:r>
+    </w:p>
+    <w:tbl>
+      <w:tblPr>
+        <w:tblStyle w:val="TableGrid"/>
+        <w:tblW w:type="auto" w:w="0"/>
+        <w:tblLook w:firstColumn="1" w:firstRow="1" w:lastColumn="0" w:lastRow="0" w:noHBand="0" w:noVBand="1" w:val="04A0"/>
+      </w:tblPr>
+      <w:tblGrid>
+        <w:gridCol w:w="1568"/>
+        <w:gridCol w:w="1568"/>
+        <w:gridCol w:w="1568"/>
+        <w:gridCol w:w="1568"/>
+        <w:gridCol w:w="1568"/>
+        <w:gridCol w:w="1568"/>
+      </w:tblGrid>
+      <w:tr>
+        <w:tc>
+          <w:tcPr>
+            <w:tcW w:type="dxa" w:w="1568"/>
+            <w:shd w:val="clear" w:color="auto" w:fill="007B8A"/>
+          </w:tcPr>
+          <w:p>
+            <w:pPr>
+              <w:jc w:val="center"/>
+            </w:pPr>
+            <w:r>
+              <w:rPr>
+                <w:b/>
+                <w:color w:val="FFFFFF"/>
+                <w:sz w:val="18"/>
+              </w:rPr>
+              <w:t>Category</w:t>
+            </w:r>
+          </w:p>
+        </w:tc>
+        <w:tc>
+          <w:tcPr>
+            <w:tcW w:type="dxa" w:w="1568"/>
+            <w:shd w:val="clear" w:color="auto" w:fill="007B8A"/>
+          </w:tcPr>
+          <w:p>
+            <w:pPr>
+              <w:jc w:val="center"/>
+            </w:pPr>
+            <w:r>
+              <w:rPr>
+                <w:b/>
+                <w:color w:val="FFFFFF"/>
+                <w:sz w:val="18"/>
+              </w:rPr>
+              <w:t>Description</w:t>
+            </w:r>
+          </w:p>
+        </w:tc>
+        <w:tc>
+          <w:tcPr>
+            <w:tcW w:type="dxa" w:w="1568"/>
+            <w:shd w:val="clear" w:color="auto" w:fill="007B8A"/>
+          </w:tcPr>
+          <w:p>
+            <w:pPr>
+              <w:jc w:val="center"/>
+            </w:pPr>
+            <w:r>
+              <w:rPr>
+                <w:b/>
+                <w:color w:val="FFFFFF"/>
+                <w:sz w:val="18"/>
+              </w:rPr>
+              <w:t>Min IRR</w:t>
+            </w:r>
+          </w:p>
+        </w:tc>
+        <w:tc>
+          <w:tcPr>
+            <w:tcW w:type="dxa" w:w="1568"/>
+            <w:shd w:val="clear" w:color="auto" w:fill="007B8A"/>
+          </w:tcPr>
+          <w:p>
+            <w:pPr>
+              <w:jc w:val="center"/>
+            </w:pPr>
+            <w:r>
+              <w:rPr>
+                <w:b/>
+                <w:color w:val="FFFFFF"/>
+                <w:sz w:val="18"/>
+              </w:rPr>
+              <w:t>Payback (yrs)</w:t>
+            </w:r>
+          </w:p>
+        </w:tc>
+        <w:tc>
+          <w:tcPr>
+            <w:tcW w:type="dxa" w:w="1568"/>
+            <w:shd w:val="clear" w:color="auto" w:fill="007B8A"/>
+          </w:tcPr>
+          <w:p>
+            <w:pPr>
+              <w:jc w:val="center"/>
+            </w:pPr>
+            <w:r>
+              <w:rPr>
+                <w:b/>
+                <w:color w:val="FFFFFF"/>
+                <w:sz w:val="18"/>
+              </w:rPr>
+              <w:t>Approval Authority</w:t>
+            </w:r>
+          </w:p>
+        </w:tc>
+        <w:tc>
+          <w:tcPr>
+            <w:tcW w:type="dxa" w:w="1568"/>
+            <w:shd w:val="clear" w:color="auto" w:fill="007B8A"/>
+          </w:tcPr>
+          <w:p>
+            <w:pPr>
+              <w:jc w:val="center"/>
+            </w:pPr>
+            <w:r>
+              <w:rPr>
+                <w:b/>
+                <w:color w:val="FFFFFF"/>
+                <w:sz w:val="18"/>
+              </w:rPr>
+              <w:t>Board Notification</w:t>
+            </w:r>
+          </w:p>
+        </w:tc>
+      </w:tr>
+      <w:tr>
+        <w:tc>
+          <w:tcPr>
+            <w:tcW w:type="dxa" w:w="1568"/>
+            <w:shd w:val="clear" w:color="auto" w:fill="E8F4F5"/>
+          </w:tcPr>
+          <w:p>
+            <w:r>
+              <w:rPr>
+                <w:sz w:val="18"/>
+              </w:rPr>
+              <w:t>Replacement Capex</w:t>
+            </w:r>
+          </w:p>
+        </w:tc>
+        <w:tc>
+          <w:tcPr>
+            <w:tcW w:type="dxa" w:w="1568"/>
+            <w:shd w:val="clear" w:color="auto" w:fill="E8F4F5"/>
+          </w:tcPr>
+          <w:p>
+            <w:r>
+              <w:rPr>
+                <w:sz w:val="18"/>
+              </w:rPr>
+              <w:t>Like-for-like equipment replacement; no incremental capacity</w:t>
+            </w:r>
+          </w:p>
+        </w:tc>
+        <w:tc>
+          <w:tcPr>
+            <w:tcW w:type="dxa" w:w="1568"/>
+            <w:shd w:val="clear" w:color="auto" w:fill="E8F4F5"/>
+          </w:tcPr>
+          <w:p>
+            <w:r>
+              <w:rPr>
+                <w:sz w:val="18"/>
+              </w:rPr>
+              <w:t>N/A (operational necessity)</w:t>
+            </w:r>
+          </w:p>
+        </w:tc>
+        <w:tc>
+          <w:tcPr>
+            <w:tcW w:type="dxa" w:w="1568"/>
+            <w:shd w:val="clear" w:color="auto" w:fill="E8F4F5"/>
+          </w:tcPr>
+          <w:p>
+            <w:r>
+              <w:rPr>
+                <w:sz w:val="18"/>
+              </w:rPr>
+              <w:t>&lt;6</w:t>
+            </w:r>
+          </w:p>
+        </w:tc>
+        <w:tc>
+          <w:tcPr>
+            <w:tcW w:type="dxa" w:w="1568"/>
+            <w:shd w:val="clear" w:color="auto" w:fill="E8F4F5"/>
+          </w:tcPr>
+          <w:p>
+            <w:r>
+              <w:rPr>
+                <w:sz w:val="18"/>
+              </w:rPr>
+              <w:t>Hospital CEO + CFO</w:t>
+            </w:r>
+          </w:p>
+        </w:tc>
+        <w:tc>
+          <w:tcPr>
+            <w:tcW w:type="dxa" w:w="1568"/>
+            <w:shd w:val="clear" w:color="auto" w:fill="E8F4F5"/>
+          </w:tcPr>
+          <w:p>
+            <w:r>
+              <w:rPr>
+                <w:sz w:val="18"/>
+              </w:rPr>
+              <w:t>If &gt;RM 5M</w:t>
+            </w:r>
+          </w:p>
+        </w:tc>
+      </w:tr>
+      <w:tr>
+        <w:tc>
+          <w:tcPr>
+            <w:tcW w:type="dxa" w:w="1568"/>
+            <w:shd w:val="clear" w:color="auto" w:fill="FFFFFF"/>
+          </w:tcPr>
+          <w:p>
+            <w:r>
+              <w:rPr>
+                <w:sz w:val="18"/>
+              </w:rPr>
+              <w:t>Expansion Capex</w:t>
+            </w:r>
+          </w:p>
+        </w:tc>
+        <w:tc>
+          <w:tcPr>
+            <w:tcW w:type="dxa" w:w="1568"/>
+            <w:shd w:val="clear" w:color="auto" w:fill="FFFFFF"/>
+          </w:tcPr>
+          <w:p>
+            <w:r>
+              <w:rPr>
+                <w:sz w:val="18"/>
+              </w:rPr>
+              <w:t>New beds, wards, operating theatres; capacity addition</w:t>
+            </w:r>
+          </w:p>
+        </w:tc>
+        <w:tc>
+          <w:tcPr>
+            <w:tcW w:type="dxa" w:w="1568"/>
+            <w:shd w:val="clear" w:color="auto" w:fill="FFFFFF"/>
+          </w:tcPr>
+          <w:p>
+            <w:r>
+              <w:rPr>
+                <w:sz w:val="18"/>
+              </w:rPr>
+              <w:t>≥14%</w:t>
+            </w:r>
+          </w:p>
+        </w:tc>
+        <w:tc>
+          <w:tcPr>
+            <w:tcW w:type="dxa" w:w="1568"/>
+            <w:shd w:val="clear" w:color="auto" w:fill="FFFFFF"/>
+          </w:tcPr>
+          <w:p>
+            <w:r>
+              <w:rPr>
+                <w:sz w:val="18"/>
+              </w:rPr>
+              <w:t>&lt;7</w:t>
+            </w:r>
+          </w:p>
+        </w:tc>
+        <w:tc>
+          <w:tcPr>
+            <w:tcW w:type="dxa" w:w="1568"/>
+            <w:shd w:val="clear" w:color="auto" w:fill="FFFFFF"/>
+          </w:tcPr>
+          <w:p>
+            <w:r>
+              <w:rPr>
+                <w:sz w:val="18"/>
+              </w:rPr>
+              <w:t>Group CEO + Group CFO</w:t>
+            </w:r>
+          </w:p>
+        </w:tc>
+        <w:tc>
+          <w:tcPr>
+            <w:tcW w:type="dxa" w:w="1568"/>
+            <w:shd w:val="clear" w:color="auto" w:fill="FFFFFF"/>
+          </w:tcPr>
+          <w:p>
+            <w:r>
+              <w:rPr>
+                <w:sz w:val="18"/>
+              </w:rPr>
+              <w:t>Always</w:t>
+            </w:r>
+          </w:p>
+        </w:tc>
+      </w:tr>
+      <w:tr>
+        <w:tc>
+          <w:tcPr>
+            <w:tcW w:type="dxa" w:w="1568"/>
+            <w:shd w:val="clear" w:color="auto" w:fill="E8F4F5"/>
+          </w:tcPr>
+          <w:p>
+            <w:r>
+              <w:rPr>
+                <w:sz w:val="18"/>
+              </w:rPr>
+              <w:t>Strategic Capex</w:t>
+            </w:r>
+          </w:p>
+        </w:tc>
+        <w:tc>
+          <w:tcPr>
+            <w:tcW w:type="dxa" w:w="1568"/>
+            <w:shd w:val="clear" w:color="auto" w:fill="E8F4F5"/>
+          </w:tcPr>
+          <w:p>
+            <w:r>
+              <w:rPr>
+                <w:sz w:val="18"/>
+              </w:rPr>
+              <w:t>New hospital, M&amp;A, major digital platform</w:t>
+            </w:r>
+          </w:p>
+        </w:tc>
+        <w:tc>
+          <w:tcPr>
+            <w:tcW w:type="dxa" w:w="1568"/>
+            <w:shd w:val="clear" w:color="auto" w:fill="E8F4F5"/>
+          </w:tcPr>
+          <w:p>
+            <w:r>
+              <w:rPr>
+                <w:sz w:val="18"/>
+              </w:rPr>
+              <w:t>≥12%</w:t>
+            </w:r>
+          </w:p>
+        </w:tc>
+        <w:tc>
+          <w:tcPr>
+            <w:tcW w:type="dxa" w:w="1568"/>
+            <w:shd w:val="clear" w:color="auto" w:fill="E8F4F5"/>
+          </w:tcPr>
+          <w:p>
+            <w:r>
+              <w:rPr>
+                <w:sz w:val="18"/>
+              </w:rPr>
+              <w:t>&lt;10</w:t>
+            </w:r>
+          </w:p>
+        </w:tc>
+        <w:tc>
+          <w:tcPr>
+            <w:tcW w:type="dxa" w:w="1568"/>
+            <w:shd w:val="clear" w:color="auto" w:fill="E8F4F5"/>
+          </w:tcPr>
+          <w:p>
+            <w:r>
+              <w:rPr>
+                <w:sz w:val="18"/>
+              </w:rPr>
+              <w:t>Board of Directors</w:t>
+            </w:r>
+          </w:p>
+        </w:tc>
+        <w:tc>
+          <w:tcPr>
+            <w:tcW w:type="dxa" w:w="1568"/>
+            <w:shd w:val="clear" w:color="auto" w:fill="E8F4F5"/>
+          </w:tcPr>
+          <w:p>
+            <w:r>
+              <w:rPr>
+                <w:sz w:val="18"/>
+              </w:rPr>
+              <w:t>Always</w:t>
+            </w:r>
+          </w:p>
+        </w:tc>
+      </w:tr>
+      <w:tr>
+        <w:tc>
+          <w:tcPr>
+            <w:tcW w:type="dxa" w:w="1568"/>
+            <w:shd w:val="clear" w:color="auto" w:fill="FFFFFF"/>
+          </w:tcPr>
+          <w:p>
+            <w:r>
+              <w:rPr>
+                <w:sz w:val="18"/>
+              </w:rPr>
+              <w:t>IT &amp; Digital Capex</w:t>
+            </w:r>
+          </w:p>
+        </w:tc>
+        <w:tc>
+          <w:tcPr>
+            <w:tcW w:type="dxa" w:w="1568"/>
+            <w:shd w:val="clear" w:color="auto" w:fill="FFFFFF"/>
+          </w:tcPr>
+          <w:p>
+            <w:r>
+              <w:rPr>
+                <w:sz w:val="18"/>
+              </w:rPr>
+              <w:t>HIS upgrades, AI/analytics, cybersecurity</w:t>
+            </w:r>
+          </w:p>
+        </w:tc>
+        <w:tc>
+          <w:tcPr>
+            <w:tcW w:type="dxa" w:w="1568"/>
+            <w:shd w:val="clear" w:color="auto" w:fill="FFFFFF"/>
+          </w:tcPr>
+          <w:p>
+            <w:r>
+              <w:rPr>
+                <w:sz w:val="18"/>
+              </w:rPr>
+              <w:t>≥10% or productivity benefit</w:t>
+            </w:r>
+          </w:p>
+        </w:tc>
+        <w:tc>
+          <w:tcPr>
+            <w:tcW w:type="dxa" w:w="1568"/>
+            <w:shd w:val="clear" w:color="auto" w:fill="FFFFFF"/>
+          </w:tcPr>
+          <w:p>
+            <w:r>
+              <w:rPr>
+                <w:sz w:val="18"/>
+              </w:rPr>
+              <w:t>&lt;5</w:t>
+            </w:r>
+          </w:p>
+        </w:tc>
+        <w:tc>
+          <w:tcPr>
+            <w:tcW w:type="dxa" w:w="1568"/>
+            <w:shd w:val="clear" w:color="auto" w:fill="FFFFFF"/>
+          </w:tcPr>
+          <w:p>
+            <w:r>
+              <w:rPr>
+                <w:sz w:val="18"/>
+              </w:rPr>
+              <w:t>Group CIO + CFO</w:t>
+            </w:r>
+          </w:p>
+        </w:tc>
+        <w:tc>
+          <w:tcPr>
+            <w:tcW w:type="dxa" w:w="1568"/>
+            <w:shd w:val="clear" w:color="auto" w:fill="FFFFFF"/>
+          </w:tcPr>
+          <w:p>
+            <w:r>
+              <w:rPr>
+                <w:sz w:val="18"/>
+              </w:rPr>
+              <w:t>If &gt;RM 3M</w:t>
+            </w:r>
+          </w:p>
+        </w:tc>
+      </w:tr>
+      <w:tr>
+        <w:tc>
+          <w:tcPr>
+            <w:tcW w:type="dxa" w:w="1568"/>
+            <w:shd w:val="clear" w:color="auto" w:fill="E8F4F5"/>
+          </w:tcPr>
+          <w:p>
+            <w:r>
+              <w:rPr>
+                <w:sz w:val="18"/>
+              </w:rPr>
+              <w:t>ESG/Compliance Capex</w:t>
+            </w:r>
+          </w:p>
+        </w:tc>
+        <w:tc>
+          <w:tcPr>
+            <w:tcW w:type="dxa" w:w="1568"/>
+            <w:shd w:val="clear" w:color="auto" w:fill="E8F4F5"/>
+          </w:tcPr>
+          <w:p>
+            <w:r>
+              <w:rPr>
+                <w:sz w:val="18"/>
+              </w:rPr>
+              <w:t>Mandatory regulatory compliance; safety; accreditation</w:t>
+            </w:r>
+          </w:p>
+        </w:tc>
+        <w:tc>
+          <w:tcPr>
+            <w:tcW w:type="dxa" w:w="1568"/>
+            <w:shd w:val="clear" w:color="auto" w:fill="E8F4F5"/>
+          </w:tcPr>
+          <w:p>
+            <w:r>
+              <w:rPr>
+                <w:sz w:val="18"/>
+              </w:rPr>
+              <w:t>N/A</w:t>
+            </w:r>
+          </w:p>
+        </w:tc>
+        <w:tc>
+          <w:tcPr>
+            <w:tcW w:type="dxa" w:w="1568"/>
+            <w:shd w:val="clear" w:color="auto" w:fill="E8F4F5"/>
+          </w:tcPr>
+          <w:p>
+            <w:r>
+              <w:rPr>
+                <w:sz w:val="18"/>
+              </w:rPr>
+              <w:t>N/A</w:t>
+            </w:r>
+          </w:p>
+        </w:tc>
+        <w:tc>
+          <w:tcPr>
+            <w:tcW w:type="dxa" w:w="1568"/>
+            <w:shd w:val="clear" w:color="auto" w:fill="E8F4F5"/>
+          </w:tcPr>
+          <w:p>
+            <w:r>
+              <w:rPr>
+                <w:sz w:val="18"/>
+              </w:rPr>
+              <w:t>Hospital CEO</w:t>
+            </w:r>
+          </w:p>
+        </w:tc>
+        <w:tc>
+          <w:tcPr>
+            <w:tcW w:type="dxa" w:w="1568"/>
+            <w:shd w:val="clear" w:color="auto" w:fill="E8F4F5"/>
+          </w:tcPr>
+          <w:p>
+            <w:r>
+              <w:rPr>
+                <w:sz w:val="18"/>
+              </w:rPr>
+              <w:t>If &gt;RM 2M</w:t>
+            </w:r>
+          </w:p>
+        </w:tc>
+      </w:tr>
+    </w:tbl>
+    <w:p/>
+    <w:p>
+      <w:pPr>
+        <w:pStyle w:val="Heading2"/>
+        <w:spacing w:before="200" w:after="80"/>
+      </w:pPr>
+      <w:r>
+        <w:rPr>
+          <w:color w:val="003050"/>
+          <w:sz w:val="24"/>
+        </w:rPr>
+        <w:t>3. Appraisal Process</w:t>
       </w:r>
     </w:p>
     <w:p>
       <w:pPr>
         <w:pStyle w:val="ListBullet"/>
+        <w:spacing w:after="40"/>
       </w:pPr>
       <w:r>
-        <w:t>Section 1: Financial Approval Thresholds (POL-FIN-001)</w:t>
+        <w:rPr>
+          <w:sz w:val="20"/>
+        </w:rPr>
+        <w:t>All capex requests must include a Business Case using the Group Capex Template (Form CAP-01).</w:t>
       </w:r>
     </w:p>
     <w:p>
       <w:pPr>
         <w:pStyle w:val="ListBullet"/>
+        <w:spacing w:after="40"/>
       </w:pPr>
       <w:r>
-        <w:t>Section 2: Operational KPI Targets (POL-OPS-002)</w:t>
+        <w:rPr>
+          <w:sz w:val="20"/>
+        </w:rPr>
+        <w:t>Financial appraisal: DCF analysis (10-year horizon), NPV at 10% WACC, IRR, payback, and sensitivity analysis (±20% revenue; ±15% cost).</w:t>
       </w:r>
     </w:p>
     <w:p>
       <w:pPr>
         <w:pStyle w:val="ListBullet"/>
+        <w:spacing w:after="40"/>
       </w:pPr>
       <w:r>
-        <w:t>Section 3: Clinical Governance (POL-CLG-003)</w:t>
+        <w:rPr>
+          <w:sz w:val="20"/>
+        </w:rPr>
+        <w:t>Clinical appraisal (for medical equipment): Technology Assessment Report from Clinical Advisory Committee within 30 days.</w:t>
       </w:r>
     </w:p>
     <w:p>
       <w:pPr>
         <w:pStyle w:val="ListBullet"/>
+        <w:spacing w:after="40"/>
       </w:pPr>
       <w:r>
-        <w:t>Section 4: Sustainability &amp; ESG Commitments (POL-ESG-004)</w:t>
+        <w:rPr>
+          <w:sz w:val="20"/>
+        </w:rPr>
+        <w:t>ESG Impact Assessment required for projects &gt;RM 5M.</w:t>
+      </w:r>
+    </w:p>
+    <w:p>
+      <w:pPr>
+        <w:pStyle w:val="Heading2"/>
+        <w:spacing w:before="200" w:after="80"/>
+      </w:pPr>
+      <w:r>
+        <w:rPr>
+          <w:color w:val="003050"/>
+          <w:sz w:val="24"/>
+        </w:rPr>
+        <w:t>4. FY2026 Capex Budget</w:t>
+      </w:r>
+    </w:p>
+    <w:tbl>
+      <w:tblPr>
+        <w:tblStyle w:val="TableGrid"/>
+        <w:tblW w:type="auto" w:w="0"/>
+        <w:tblLook w:firstColumn="1" w:firstRow="1" w:lastColumn="0" w:lastRow="0" w:noHBand="0" w:noVBand="1" w:val="04A0"/>
+      </w:tblPr>
+      <w:tblGrid>
+        <w:gridCol w:w="2351"/>
+        <w:gridCol w:w="2351"/>
+        <w:gridCol w:w="2351"/>
+        <w:gridCol w:w="2351"/>
+      </w:tblGrid>
+      <w:tr>
+        <w:tc>
+          <w:tcPr>
+            <w:tcW w:type="dxa" w:w="2351"/>
+            <w:shd w:val="clear" w:color="auto" w:fill="007B8A"/>
+          </w:tcPr>
+          <w:p>
+            <w:pPr>
+              <w:jc w:val="center"/>
+            </w:pPr>
+            <w:r>
+              <w:rPr>
+                <w:b/>
+                <w:color w:val="FFFFFF"/>
+                <w:sz w:val="18"/>
+              </w:rPr>
+              <w:t>Hospital</w:t>
+            </w:r>
+          </w:p>
+        </w:tc>
+        <w:tc>
+          <w:tcPr>
+            <w:tcW w:type="dxa" w:w="2351"/>
+            <w:shd w:val="clear" w:color="auto" w:fill="007B8A"/>
+          </w:tcPr>
+          <w:p>
+            <w:pPr>
+              <w:jc w:val="center"/>
+            </w:pPr>
+            <w:r>
+              <w:rPr>
+                <w:b/>
+                <w:color w:val="FFFFFF"/>
+                <w:sz w:val="18"/>
+              </w:rPr>
+              <w:t>Approved Capex RM M</w:t>
+            </w:r>
+          </w:p>
+        </w:tc>
+        <w:tc>
+          <w:tcPr>
+            <w:tcW w:type="dxa" w:w="2351"/>
+            <w:shd w:val="clear" w:color="auto" w:fill="007B8A"/>
+          </w:tcPr>
+          <w:p>
+            <w:pPr>
+              <w:jc w:val="center"/>
+            </w:pPr>
+            <w:r>
+              <w:rPr>
+                <w:b/>
+                <w:color w:val="FFFFFF"/>
+                <w:sz w:val="18"/>
+              </w:rPr>
+              <w:t>Key Projects</w:t>
+            </w:r>
+          </w:p>
+        </w:tc>
+        <w:tc>
+          <w:tcPr>
+            <w:tcW w:type="dxa" w:w="2351"/>
+            <w:shd w:val="clear" w:color="auto" w:fill="007B8A"/>
+          </w:tcPr>
+          <w:p>
+            <w:pPr>
+              <w:jc w:val="center"/>
+            </w:pPr>
+            <w:r>
+              <w:rPr>
+                <w:b/>
+                <w:color w:val="FFFFFF"/>
+                <w:sz w:val="18"/>
+              </w:rPr>
+              <w:t>Status</w:t>
+            </w:r>
+          </w:p>
+        </w:tc>
+      </w:tr>
+      <w:tr>
+        <w:tc>
+          <w:tcPr>
+            <w:tcW w:type="dxa" w:w="2351"/>
+            <w:shd w:val="clear" w:color="auto" w:fill="E8F4F5"/>
+          </w:tcPr>
+          <w:p>
+            <w:r>
+              <w:rPr>
+                <w:sz w:val="18"/>
+              </w:rPr>
+              <w:t>Contoso General Hospital KL</w:t>
+            </w:r>
+          </w:p>
+        </w:tc>
+        <w:tc>
+          <w:tcPr>
+            <w:tcW w:type="dxa" w:w="2351"/>
+            <w:shd w:val="clear" w:color="auto" w:fill="E8F4F5"/>
+          </w:tcPr>
+          <w:p>
+            <w:r>
+              <w:rPr>
+                <w:sz w:val="18"/>
+              </w:rPr>
+              <w:t>68.5</w:t>
+            </w:r>
+          </w:p>
+        </w:tc>
+        <w:tc>
+          <w:tcPr>
+            <w:tcW w:type="dxa" w:w="2351"/>
+            <w:shd w:val="clear" w:color="auto" w:fill="E8F4F5"/>
+          </w:tcPr>
+          <w:p>
+            <w:r>
+              <w:rPr>
+                <w:sz w:val="18"/>
+              </w:rPr>
+              <w:t>Linear Accelerator (RM 22M); ICU expansion 30 beds (RM 18M); MRI upgrade (RM 12M); BMS/HVAC overhaul (RM 9.5M); IT (RM 7M)</w:t>
+            </w:r>
+          </w:p>
+        </w:tc>
+        <w:tc>
+          <w:tcPr>
+            <w:tcW w:type="dxa" w:w="2351"/>
+            <w:shd w:val="clear" w:color="auto" w:fill="E8F4F5"/>
+          </w:tcPr>
+          <w:p>
+            <w:r>
+              <w:rPr>
+                <w:sz w:val="18"/>
+              </w:rPr>
+              <w:t>Approved</w:t>
+            </w:r>
+          </w:p>
+        </w:tc>
+      </w:tr>
+      <w:tr>
+        <w:tc>
+          <w:tcPr>
+            <w:tcW w:type="dxa" w:w="2351"/>
+            <w:shd w:val="clear" w:color="auto" w:fill="FFFFFF"/>
+          </w:tcPr>
+          <w:p>
+            <w:r>
+              <w:rPr>
+                <w:sz w:val="18"/>
+              </w:rPr>
+              <w:t>Contoso Specialist Centre PJ</w:t>
+            </w:r>
+          </w:p>
+        </w:tc>
+        <w:tc>
+          <w:tcPr>
+            <w:tcW w:type="dxa" w:w="2351"/>
+            <w:shd w:val="clear" w:color="auto" w:fill="FFFFFF"/>
+          </w:tcPr>
+          <w:p>
+            <w:r>
+              <w:rPr>
+                <w:sz w:val="18"/>
+              </w:rPr>
+              <w:t>42.0</w:t>
+            </w:r>
+          </w:p>
+        </w:tc>
+        <w:tc>
+          <w:tcPr>
+            <w:tcW w:type="dxa" w:w="2351"/>
+            <w:shd w:val="clear" w:color="auto" w:fill="FFFFFF"/>
+          </w:tcPr>
+          <w:p>
+            <w:r>
+              <w:rPr>
+                <w:sz w:val="18"/>
+              </w:rPr>
+              <w:t>Catheterisation Lab 2nd unit (RM 18M); Robotic surgery system (RM 16M); Pharmacy automation (RM 5M); Solar PV (RM 3M)</w:t>
+            </w:r>
+          </w:p>
+        </w:tc>
+        <w:tc>
+          <w:tcPr>
+            <w:tcW w:type="dxa" w:w="2351"/>
+            <w:shd w:val="clear" w:color="auto" w:fill="FFFFFF"/>
+          </w:tcPr>
+          <w:p>
+            <w:r>
+              <w:rPr>
+                <w:sz w:val="18"/>
+              </w:rPr>
+              <w:t>Approved</w:t>
+            </w:r>
+          </w:p>
+        </w:tc>
+      </w:tr>
+      <w:tr>
+        <w:tc>
+          <w:tcPr>
+            <w:tcW w:type="dxa" w:w="2351"/>
+            <w:shd w:val="clear" w:color="auto" w:fill="E8F4F5"/>
+          </w:tcPr>
+          <w:p>
+            <w:r>
+              <w:rPr>
+                <w:sz w:val="18"/>
+              </w:rPr>
+              <w:t>Contoso Medical Centre Penang</w:t>
+            </w:r>
+          </w:p>
+        </w:tc>
+        <w:tc>
+          <w:tcPr>
+            <w:tcW w:type="dxa" w:w="2351"/>
+            <w:shd w:val="clear" w:color="auto" w:fill="E8F4F5"/>
+          </w:tcPr>
+          <w:p>
+            <w:r>
+              <w:rPr>
+                <w:sz w:val="18"/>
+              </w:rPr>
+              <w:t>28.5</w:t>
+            </w:r>
+          </w:p>
+        </w:tc>
+        <w:tc>
+          <w:tcPr>
+            <w:tcW w:type="dxa" w:w="2351"/>
+            <w:shd w:val="clear" w:color="auto" w:fill="E8F4F5"/>
+          </w:tcPr>
+          <w:p>
+            <w:r>
+              <w:rPr>
+                <w:sz w:val="18"/>
+              </w:rPr>
+              <w:t>Oncology Centre phase 2 (RM 15M); Day Surgery expansion (RM 8.5M); EHR upgrade (RM 5M)</w:t>
+            </w:r>
+          </w:p>
+        </w:tc>
+        <w:tc>
+          <w:tcPr>
+            <w:tcW w:type="dxa" w:w="2351"/>
+            <w:shd w:val="clear" w:color="auto" w:fill="E8F4F5"/>
+          </w:tcPr>
+          <w:p>
+            <w:r>
+              <w:rPr>
+                <w:sz w:val="18"/>
+              </w:rPr>
+              <w:t>Approved</w:t>
+            </w:r>
+          </w:p>
+        </w:tc>
+      </w:tr>
+      <w:tr>
+        <w:tc>
+          <w:tcPr>
+            <w:tcW w:type="dxa" w:w="2351"/>
+            <w:shd w:val="clear" w:color="auto" w:fill="FFFFFF"/>
+          </w:tcPr>
+          <w:p>
+            <w:r>
+              <w:rPr>
+                <w:sz w:val="18"/>
+              </w:rPr>
+              <w:t>Contoso City Hospital JB</w:t>
+            </w:r>
+          </w:p>
+        </w:tc>
+        <w:tc>
+          <w:tcPr>
+            <w:tcW w:type="dxa" w:w="2351"/>
+            <w:shd w:val="clear" w:color="auto" w:fill="FFFFFF"/>
+          </w:tcPr>
+          <w:p>
+            <w:r>
+              <w:rPr>
+                <w:sz w:val="18"/>
+              </w:rPr>
+              <w:t>22.0</w:t>
+            </w:r>
+          </w:p>
+        </w:tc>
+        <w:tc>
+          <w:tcPr>
+            <w:tcW w:type="dxa" w:w="2351"/>
+            <w:shd w:val="clear" w:color="auto" w:fill="FFFFFF"/>
+          </w:tcPr>
+          <w:p>
+            <w:r>
+              <w:rPr>
+                <w:sz w:val="18"/>
+              </w:rPr>
+              <w:t>Emergency Dept expansion (RM 10M); CT scanner (RM 7M); Staff accommodation (RM 5M)</w:t>
+            </w:r>
+          </w:p>
+        </w:tc>
+        <w:tc>
+          <w:tcPr>
+            <w:tcW w:type="dxa" w:w="2351"/>
+            <w:shd w:val="clear" w:color="auto" w:fill="FFFFFF"/>
+          </w:tcPr>
+          <w:p>
+            <w:r>
+              <w:rPr>
+                <w:sz w:val="18"/>
+              </w:rPr>
+              <w:t>Approved</w:t>
+            </w:r>
+          </w:p>
+        </w:tc>
+      </w:tr>
+      <w:tr>
+        <w:tc>
+          <w:tcPr>
+            <w:tcW w:type="dxa" w:w="2351"/>
+            <w:shd w:val="clear" w:color="auto" w:fill="E8F4F5"/>
+          </w:tcPr>
+          <w:p>
+            <w:r>
+              <w:rPr>
+                <w:sz w:val="18"/>
+              </w:rPr>
+              <w:t>Contoso Regional Hospital Ipoh</w:t>
+            </w:r>
+          </w:p>
+        </w:tc>
+        <w:tc>
+          <w:tcPr>
+            <w:tcW w:type="dxa" w:w="2351"/>
+            <w:shd w:val="clear" w:color="auto" w:fill="E8F4F5"/>
+          </w:tcPr>
+          <w:p>
+            <w:r>
+              <w:rPr>
+                <w:sz w:val="18"/>
+              </w:rPr>
+              <w:t>18.0</w:t>
+            </w:r>
+          </w:p>
+        </w:tc>
+        <w:tc>
+          <w:tcPr>
+            <w:tcW w:type="dxa" w:w="2351"/>
+            <w:shd w:val="clear" w:color="auto" w:fill="E8F4F5"/>
+          </w:tcPr>
+          <w:p>
+            <w:r>
+              <w:rPr>
+                <w:sz w:val="18"/>
+              </w:rPr>
+              <w:t>HVAC full replacement (RM 8M) [post-FY2025 failure]; Dialysis Centre (RM 6M); Solar PV (RM 4M)</w:t>
+            </w:r>
+          </w:p>
+        </w:tc>
+        <w:tc>
+          <w:tcPr>
+            <w:tcW w:type="dxa" w:w="2351"/>
+            <w:shd w:val="clear" w:color="auto" w:fill="E8F4F5"/>
+          </w:tcPr>
+          <w:p>
+            <w:r>
+              <w:rPr>
+                <w:sz w:val="18"/>
+              </w:rPr>
+              <w:t>Board Approved — Urgent</w:t>
+            </w:r>
+          </w:p>
+        </w:tc>
+      </w:tr>
+      <w:tr>
+        <w:tc>
+          <w:tcPr>
+            <w:tcW w:type="dxa" w:w="2351"/>
+            <w:shd w:val="clear" w:color="auto" w:fill="FFFFFF"/>
+          </w:tcPr>
+          <w:p>
+            <w:r>
+              <w:rPr>
+                <w:sz w:val="18"/>
+              </w:rPr>
+              <w:t>Contoso Community Hospital Subang</w:t>
+            </w:r>
+          </w:p>
+        </w:tc>
+        <w:tc>
+          <w:tcPr>
+            <w:tcW w:type="dxa" w:w="2351"/>
+            <w:shd w:val="clear" w:color="auto" w:fill="FFFFFF"/>
+          </w:tcPr>
+          <w:p>
+            <w:r>
+              <w:rPr>
+                <w:sz w:val="18"/>
+              </w:rPr>
+              <w:t>8.5</w:t>
+            </w:r>
+          </w:p>
+        </w:tc>
+        <w:tc>
+          <w:tcPr>
+            <w:tcW w:type="dxa" w:w="2351"/>
+            <w:shd w:val="clear" w:color="auto" w:fill="FFFFFF"/>
+          </w:tcPr>
+          <w:p>
+            <w:r>
+              <w:rPr>
+                <w:sz w:val="18"/>
+              </w:rPr>
+              <w:t>Occupancy recovery programme: GP clinic fit-out (RM 2.5M); Marketing (RM 1.5M); Carpark (RM 2.5M); BMS (RM 2M)</w:t>
+            </w:r>
+          </w:p>
+        </w:tc>
+        <w:tc>
+          <w:tcPr>
+            <w:tcW w:type="dxa" w:w="2351"/>
+            <w:shd w:val="clear" w:color="auto" w:fill="FFFFFF"/>
+          </w:tcPr>
+          <w:p>
+            <w:r>
+              <w:rPr>
+                <w:sz w:val="18"/>
+              </w:rPr>
+              <w:t>Under Review</w:t>
+            </w:r>
+          </w:p>
+        </w:tc>
+      </w:tr>
+    </w:tbl>
+    <w:p/>
+    <w:p>
+      <w:r>
+        <w:br w:type="page"/>
+      </w:r>
+    </w:p>
+    <w:p>
+      <w:pPr>
+        <w:pStyle w:val="Heading1"/>
+        <w:spacing w:before="280" w:after="120"/>
+      </w:pPr>
+      <w:r>
+        <w:rPr>
+          <w:color w:val="007B8A"/>
+          <w:sz w:val="30"/>
+        </w:rPr>
+        <w:t>POL-HR-003  Workforce Planning and Remuneration Policy</w:t>
+      </w:r>
+    </w:p>
+    <w:p>
+      <w:pPr>
+        <w:pStyle w:val="Heading2"/>
+        <w:spacing w:before="200" w:after="80"/>
+      </w:pPr>
+      <w:r>
+        <w:rPr>
+          <w:color w:val="003050"/>
+          <w:sz w:val="24"/>
+        </w:rPr>
+        <w:t>1. Purpose</w:t>
+      </w:r>
+    </w:p>
+    <w:p>
+      <w:pPr>
+        <w:spacing w:after="120"/>
+      </w:pPr>
+      <w:r>
+        <w:rPr>
+          <w:b w:val="0"/>
+          <w:i w:val="0"/>
+          <w:sz w:val="20"/>
+        </w:rPr>
+        <w:t>To define the principles governing headcount planning, position grading, pay structure, performance-linked remuneration, and total rewards across Contoso Healthcare Group, aligned with the Group People Strategy FY2025–2030.</w:t>
+      </w:r>
+    </w:p>
+    <w:p>
+      <w:pPr>
+        <w:pStyle w:val="Heading2"/>
+        <w:spacing w:before="200" w:after="80"/>
+      </w:pPr>
+      <w:r>
+        <w:rPr>
+          <w:color w:val="003050"/>
+          <w:sz w:val="24"/>
+        </w:rPr>
+        <w:t>2. Headcount Ratios (Minimum Standards)</w:t>
+      </w:r>
+    </w:p>
+    <w:tbl>
+      <w:tblPr>
+        <w:tblStyle w:val="TableGrid"/>
+        <w:tblW w:type="auto" w:w="0"/>
+        <w:tblLook w:firstColumn="1" w:firstRow="1" w:lastColumn="0" w:lastRow="0" w:noHBand="0" w:noVBand="1" w:val="04A0"/>
+      </w:tblPr>
+      <w:tblGrid>
+        <w:gridCol w:w="1881"/>
+        <w:gridCol w:w="1881"/>
+        <w:gridCol w:w="1881"/>
+        <w:gridCol w:w="1881"/>
+        <w:gridCol w:w="1881"/>
+      </w:tblGrid>
+      <w:tr>
+        <w:tc>
+          <w:tcPr>
+            <w:tcW w:type="dxa" w:w="1881"/>
+            <w:shd w:val="clear" w:color="auto" w:fill="007B8A"/>
+          </w:tcPr>
+          <w:p>
+            <w:pPr>
+              <w:jc w:val="center"/>
+            </w:pPr>
+            <w:r>
+              <w:rPr>
+                <w:b/>
+                <w:color w:val="FFFFFF"/>
+                <w:sz w:val="18"/>
+              </w:rPr>
+              <w:t>Role Category</w:t>
+            </w:r>
+          </w:p>
+        </w:tc>
+        <w:tc>
+          <w:tcPr>
+            <w:tcW w:type="dxa" w:w="1881"/>
+            <w:shd w:val="clear" w:color="auto" w:fill="007B8A"/>
+          </w:tcPr>
+          <w:p>
+            <w:pPr>
+              <w:jc w:val="center"/>
+            </w:pPr>
+            <w:r>
+              <w:rPr>
+                <w:b/>
+                <w:color w:val="FFFFFF"/>
+                <w:sz w:val="18"/>
+              </w:rPr>
+              <w:t>Ratio to Licensed Beds</w:t>
+            </w:r>
+          </w:p>
+        </w:tc>
+        <w:tc>
+          <w:tcPr>
+            <w:tcW w:type="dxa" w:w="1881"/>
+            <w:shd w:val="clear" w:color="auto" w:fill="007B8A"/>
+          </w:tcPr>
+          <w:p>
+            <w:pPr>
+              <w:jc w:val="center"/>
+            </w:pPr>
+            <w:r>
+              <w:rPr>
+                <w:b/>
+                <w:color w:val="FFFFFF"/>
+                <w:sz w:val="18"/>
+              </w:rPr>
+              <w:t>Contoso Actual (FY2025)</w:t>
+            </w:r>
+          </w:p>
+        </w:tc>
+        <w:tc>
+          <w:tcPr>
+            <w:tcW w:type="dxa" w:w="1881"/>
+            <w:shd w:val="clear" w:color="auto" w:fill="007B8A"/>
+          </w:tcPr>
+          <w:p>
+            <w:pPr>
+              <w:jc w:val="center"/>
+            </w:pPr>
+            <w:r>
+              <w:rPr>
+                <w:b/>
+                <w:color w:val="FFFFFF"/>
+                <w:sz w:val="18"/>
+              </w:rPr>
+              <w:t>Industry Benchmark</w:t>
+            </w:r>
+          </w:p>
+        </w:tc>
+        <w:tc>
+          <w:tcPr>
+            <w:tcW w:type="dxa" w:w="1881"/>
+            <w:shd w:val="clear" w:color="auto" w:fill="007B8A"/>
+          </w:tcPr>
+          <w:p>
+            <w:pPr>
+              <w:jc w:val="center"/>
+            </w:pPr>
+            <w:r>
+              <w:rPr>
+                <w:b/>
+                <w:color w:val="FFFFFF"/>
+                <w:sz w:val="18"/>
+              </w:rPr>
+              <w:t>GAP</w:t>
+            </w:r>
+          </w:p>
+        </w:tc>
+      </w:tr>
+      <w:tr>
+        <w:tc>
+          <w:tcPr>
+            <w:tcW w:type="dxa" w:w="1881"/>
+            <w:shd w:val="clear" w:color="auto" w:fill="E8F4F5"/>
+          </w:tcPr>
+          <w:p>
+            <w:r>
+              <w:rPr>
+                <w:sz w:val="18"/>
+              </w:rPr>
+              <w:t>Registered Nurses</w:t>
+            </w:r>
+          </w:p>
+        </w:tc>
+        <w:tc>
+          <w:tcPr>
+            <w:tcW w:type="dxa" w:w="1881"/>
+            <w:shd w:val="clear" w:color="auto" w:fill="E8F4F5"/>
+          </w:tcPr>
+          <w:p>
+            <w:r>
+              <w:rPr>
+                <w:sz w:val="18"/>
+              </w:rPr>
+              <w:t>1.5 : 1 bed</w:t>
+            </w:r>
+          </w:p>
+        </w:tc>
+        <w:tc>
+          <w:tcPr>
+            <w:tcW w:type="dxa" w:w="1881"/>
+            <w:shd w:val="clear" w:color="auto" w:fill="E8F4F5"/>
+          </w:tcPr>
+          <w:p>
+            <w:r>
+              <w:rPr>
+                <w:sz w:val="18"/>
+              </w:rPr>
+              <w:t>1.62 : 1</w:t>
+            </w:r>
+          </w:p>
+        </w:tc>
+        <w:tc>
+          <w:tcPr>
+            <w:tcW w:type="dxa" w:w="1881"/>
+            <w:shd w:val="clear" w:color="auto" w:fill="E8F4F5"/>
+          </w:tcPr>
+          <w:p>
+            <w:r>
+              <w:rPr>
+                <w:sz w:val="18"/>
+              </w:rPr>
+              <w:t>1.5 : 1</w:t>
+            </w:r>
+          </w:p>
+        </w:tc>
+        <w:tc>
+          <w:tcPr>
+            <w:tcW w:type="dxa" w:w="1881"/>
+            <w:shd w:val="clear" w:color="auto" w:fill="E8F4F5"/>
+          </w:tcPr>
+          <w:p>
+            <w:r>
+              <w:rPr>
+                <w:sz w:val="18"/>
+              </w:rPr>
+              <w:t>Compliant (+8%)</w:t>
+            </w:r>
+          </w:p>
+        </w:tc>
+      </w:tr>
+      <w:tr>
+        <w:tc>
+          <w:tcPr>
+            <w:tcW w:type="dxa" w:w="1881"/>
+            <w:shd w:val="clear" w:color="auto" w:fill="FFFFFF"/>
+          </w:tcPr>
+          <w:p>
+            <w:r>
+              <w:rPr>
+                <w:sz w:val="18"/>
+              </w:rPr>
+              <w:t>Medical Officers/Registrars</w:t>
+            </w:r>
+          </w:p>
+        </w:tc>
+        <w:tc>
+          <w:tcPr>
+            <w:tcW w:type="dxa" w:w="1881"/>
+            <w:shd w:val="clear" w:color="auto" w:fill="FFFFFF"/>
+          </w:tcPr>
+          <w:p>
+            <w:r>
+              <w:rPr>
+                <w:sz w:val="18"/>
+              </w:rPr>
+              <w:t>0.18 : 1 bed</w:t>
+            </w:r>
+          </w:p>
+        </w:tc>
+        <w:tc>
+          <w:tcPr>
+            <w:tcW w:type="dxa" w:w="1881"/>
+            <w:shd w:val="clear" w:color="auto" w:fill="FFFFFF"/>
+          </w:tcPr>
+          <w:p>
+            <w:r>
+              <w:rPr>
+                <w:sz w:val="18"/>
+              </w:rPr>
+              <w:t>0.21 : 1</w:t>
+            </w:r>
+          </w:p>
+        </w:tc>
+        <w:tc>
+          <w:tcPr>
+            <w:tcW w:type="dxa" w:w="1881"/>
+            <w:shd w:val="clear" w:color="auto" w:fill="FFFFFF"/>
+          </w:tcPr>
+          <w:p>
+            <w:r>
+              <w:rPr>
+                <w:sz w:val="18"/>
+              </w:rPr>
+              <w:t>0.20 : 1</w:t>
+            </w:r>
+          </w:p>
+        </w:tc>
+        <w:tc>
+          <w:tcPr>
+            <w:tcW w:type="dxa" w:w="1881"/>
+            <w:shd w:val="clear" w:color="auto" w:fill="FFFFFF"/>
+          </w:tcPr>
+          <w:p>
+            <w:r>
+              <w:rPr>
+                <w:sz w:val="18"/>
+              </w:rPr>
+              <w:t>Compliant (+5%)</w:t>
+            </w:r>
+          </w:p>
+        </w:tc>
+      </w:tr>
+      <w:tr>
+        <w:tc>
+          <w:tcPr>
+            <w:tcW w:type="dxa" w:w="1881"/>
+            <w:shd w:val="clear" w:color="auto" w:fill="E8F4F5"/>
+          </w:tcPr>
+          <w:p>
+            <w:r>
+              <w:rPr>
+                <w:sz w:val="18"/>
+              </w:rPr>
+              <w:t>Allied Health Professionals</w:t>
+            </w:r>
+          </w:p>
+        </w:tc>
+        <w:tc>
+          <w:tcPr>
+            <w:tcW w:type="dxa" w:w="1881"/>
+            <w:shd w:val="clear" w:color="auto" w:fill="E8F4F5"/>
+          </w:tcPr>
+          <w:p>
+            <w:r>
+              <w:rPr>
+                <w:sz w:val="18"/>
+              </w:rPr>
+              <w:t>0.22 : 1 bed</w:t>
+            </w:r>
+          </w:p>
+        </w:tc>
+        <w:tc>
+          <w:tcPr>
+            <w:tcW w:type="dxa" w:w="1881"/>
+            <w:shd w:val="clear" w:color="auto" w:fill="E8F4F5"/>
+          </w:tcPr>
+          <w:p>
+            <w:r>
+              <w:rPr>
+                <w:sz w:val="18"/>
+              </w:rPr>
+              <w:t>0.19 : 1</w:t>
+            </w:r>
+          </w:p>
+        </w:tc>
+        <w:tc>
+          <w:tcPr>
+            <w:tcW w:type="dxa" w:w="1881"/>
+            <w:shd w:val="clear" w:color="auto" w:fill="E8F4F5"/>
+          </w:tcPr>
+          <w:p>
+            <w:r>
+              <w:rPr>
+                <w:sz w:val="18"/>
+              </w:rPr>
+              <w:t>0.22 : 1</w:t>
+            </w:r>
+          </w:p>
+        </w:tc>
+        <w:tc>
+          <w:tcPr>
+            <w:tcW w:type="dxa" w:w="1881"/>
+            <w:shd w:val="clear" w:color="auto" w:fill="E8F4F5"/>
+          </w:tcPr>
+          <w:p>
+            <w:r>
+              <w:rPr>
+                <w:sz w:val="18"/>
+              </w:rPr>
+              <w:t>⚠ Gap (−14%)</w:t>
+            </w:r>
+          </w:p>
+        </w:tc>
+      </w:tr>
+      <w:tr>
+        <w:tc>
+          <w:tcPr>
+            <w:tcW w:type="dxa" w:w="1881"/>
+            <w:shd w:val="clear" w:color="auto" w:fill="FFFFFF"/>
+          </w:tcPr>
+          <w:p>
+            <w:r>
+              <w:rPr>
+                <w:sz w:val="18"/>
+              </w:rPr>
+              <w:t>Pharmacists</w:t>
+            </w:r>
+          </w:p>
+        </w:tc>
+        <w:tc>
+          <w:tcPr>
+            <w:tcW w:type="dxa" w:w="1881"/>
+            <w:shd w:val="clear" w:color="auto" w:fill="FFFFFF"/>
+          </w:tcPr>
+          <w:p>
+            <w:r>
+              <w:rPr>
+                <w:sz w:val="18"/>
+              </w:rPr>
+              <w:t>1 per 50 beds</w:t>
+            </w:r>
+          </w:p>
+        </w:tc>
+        <w:tc>
+          <w:tcPr>
+            <w:tcW w:type="dxa" w:w="1881"/>
+            <w:shd w:val="clear" w:color="auto" w:fill="FFFFFF"/>
+          </w:tcPr>
+          <w:p>
+            <w:r>
+              <w:rPr>
+                <w:sz w:val="18"/>
+              </w:rPr>
+              <w:t>1 per 47 beds</w:t>
+            </w:r>
+          </w:p>
+        </w:tc>
+        <w:tc>
+          <w:tcPr>
+            <w:tcW w:type="dxa" w:w="1881"/>
+            <w:shd w:val="clear" w:color="auto" w:fill="FFFFFF"/>
+          </w:tcPr>
+          <w:p>
+            <w:r>
+              <w:rPr>
+                <w:sz w:val="18"/>
+              </w:rPr>
+              <w:t>1 per 50 beds</w:t>
+            </w:r>
+          </w:p>
+        </w:tc>
+        <w:tc>
+          <w:tcPr>
+            <w:tcW w:type="dxa" w:w="1881"/>
+            <w:shd w:val="clear" w:color="auto" w:fill="FFFFFF"/>
+          </w:tcPr>
+          <w:p>
+            <w:r>
+              <w:rPr>
+                <w:sz w:val="18"/>
+              </w:rPr>
+              <w:t>Compliant</w:t>
+            </w:r>
+          </w:p>
+        </w:tc>
+      </w:tr>
+      <w:tr>
+        <w:tc>
+          <w:tcPr>
+            <w:tcW w:type="dxa" w:w="1881"/>
+            <w:shd w:val="clear" w:color="auto" w:fill="E8F4F5"/>
+          </w:tcPr>
+          <w:p>
+            <w:r>
+              <w:rPr>
+                <w:sz w:val="18"/>
+              </w:rPr>
+              <w:t>Administrative/Support</w:t>
+            </w:r>
+          </w:p>
+        </w:tc>
+        <w:tc>
+          <w:tcPr>
+            <w:tcW w:type="dxa" w:w="1881"/>
+            <w:shd w:val="clear" w:color="auto" w:fill="E8F4F5"/>
+          </w:tcPr>
+          <w:p>
+            <w:r>
+              <w:rPr>
+                <w:sz w:val="18"/>
+              </w:rPr>
+              <w:t>0.35 : 1 bed</w:t>
+            </w:r>
+          </w:p>
+        </w:tc>
+        <w:tc>
+          <w:tcPr>
+            <w:tcW w:type="dxa" w:w="1881"/>
+            <w:shd w:val="clear" w:color="auto" w:fill="E8F4F5"/>
+          </w:tcPr>
+          <w:p>
+            <w:r>
+              <w:rPr>
+                <w:sz w:val="18"/>
+              </w:rPr>
+              <w:t>0.38 : 1</w:t>
+            </w:r>
+          </w:p>
+        </w:tc>
+        <w:tc>
+          <w:tcPr>
+            <w:tcW w:type="dxa" w:w="1881"/>
+            <w:shd w:val="clear" w:color="auto" w:fill="E8F4F5"/>
+          </w:tcPr>
+          <w:p>
+            <w:r>
+              <w:rPr>
+                <w:sz w:val="18"/>
+              </w:rPr>
+              <w:t>0.32 : 1</w:t>
+            </w:r>
+          </w:p>
+        </w:tc>
+        <w:tc>
+          <w:tcPr>
+            <w:tcW w:type="dxa" w:w="1881"/>
+            <w:shd w:val="clear" w:color="auto" w:fill="E8F4F5"/>
+          </w:tcPr>
+          <w:p>
+            <w:r>
+              <w:rPr>
+                <w:sz w:val="18"/>
+              </w:rPr>
+              <w:t>Above benchmark (+19%); review for efficiency</w:t>
+            </w:r>
+          </w:p>
+        </w:tc>
+      </w:tr>
+    </w:tbl>
+    <w:p/>
+    <w:p>
+      <w:pPr>
+        <w:pStyle w:val="Heading2"/>
+        <w:spacing w:before="200" w:after="80"/>
+      </w:pPr>
+      <w:r>
+        <w:rPr>
+          <w:color w:val="003050"/>
+          <w:sz w:val="24"/>
+        </w:rPr>
+        <w:t>3. Remuneration Structure</w:t>
       </w:r>
     </w:p>
     <w:p>
       <w:pPr>
         <w:pStyle w:val="ListBullet"/>
+        <w:spacing w:after="40"/>
       </w:pPr>
       <w:r>
-        <w:t>Section 5: Communications &amp; Brand Governance (POL-COMMS-005)</w:t>
+        <w:rPr>
+          <w:sz w:val="20"/>
+        </w:rPr>
+        <w:t>Pay bands reviewed annually against Korn Ferry Malaysia Healthcare benchmark survey.</w:t>
       </w:r>
     </w:p>
     <w:p>
       <w:pPr>
         <w:pStyle w:val="ListBullet"/>
+        <w:spacing w:after="40"/>
       </w:pPr>
       <w:r>
-        <w:t>Section 6: Human Capital &amp; Performance Review (POL-HR-006)</w:t>
+        <w:rPr>
+          <w:sz w:val="20"/>
+        </w:rPr>
+        <w:t>Performance-Linked Incentive (PLI): 10–30% of base salary; KPIs include patient NPS, occupancy, cost efficiency, and clinical quality indicators.</w:t>
       </w:r>
     </w:p>
     <w:p>
       <w:pPr>
         <w:pStyle w:val="ListBullet"/>
+        <w:spacing w:after="40"/>
       </w:pPr>
       <w:r>
-        <w:t>Section 7: Digital &amp; Data Governance (POL-DIG-007)</w:t>
+        <w:rPr>
+          <w:sz w:val="20"/>
+        </w:rPr>
+        <w:t>Retention Bonus: payable at 24-month milestone for nurses and specialists in shortage categories.</w:t>
+      </w:r>
+    </w:p>
+    <w:p>
+      <w:pPr>
+        <w:pStyle w:val="ListBullet"/>
+        <w:spacing w:after="40"/>
+      </w:pPr>
+      <w:r>
+        <w:rPr>
+          <w:sz w:val="20"/>
+        </w:rPr>
+        <w:t>Medical specialist revenue-sharing: Guaranteed base (60%) + sessional fee (40% of billing above threshold) for panel specialists.</w:t>
+      </w:r>
+    </w:p>
+    <w:p>
+      <w:pPr>
+        <w:pStyle w:val="Heading2"/>
+        <w:spacing w:before="200" w:after="80"/>
+      </w:pPr>
+      <w:r>
+        <w:rPr>
+          <w:color w:val="003050"/>
+          <w:sz w:val="24"/>
+        </w:rPr>
+        <w:t>4. Key Workforce Risks</w:t>
+      </w:r>
+    </w:p>
+    <w:tbl>
+      <w:tblPr>
+        <w:tblStyle w:val="TableGrid"/>
+        <w:tblW w:type="auto" w:w="0"/>
+        <w:tblLook w:firstColumn="1" w:firstRow="1" w:lastColumn="0" w:lastRow="0" w:noHBand="0" w:noVBand="1" w:val="04A0"/>
+      </w:tblPr>
+      <w:tblGrid>
+        <w:gridCol w:w="2351"/>
+        <w:gridCol w:w="2351"/>
+        <w:gridCol w:w="2351"/>
+        <w:gridCol w:w="2351"/>
+      </w:tblGrid>
+      <w:tr>
+        <w:tc>
+          <w:tcPr>
+            <w:tcW w:type="dxa" w:w="2351"/>
+            <w:shd w:val="clear" w:color="auto" w:fill="007B8A"/>
+          </w:tcPr>
+          <w:p>
+            <w:pPr>
+              <w:jc w:val="center"/>
+            </w:pPr>
+            <w:r>
+              <w:rPr>
+                <w:b/>
+                <w:color w:val="FFFFFF"/>
+                <w:sz w:val="18"/>
+              </w:rPr>
+              <w:t>Risk</w:t>
+            </w:r>
+          </w:p>
+        </w:tc>
+        <w:tc>
+          <w:tcPr>
+            <w:tcW w:type="dxa" w:w="2351"/>
+            <w:shd w:val="clear" w:color="auto" w:fill="007B8A"/>
+          </w:tcPr>
+          <w:p>
+            <w:pPr>
+              <w:jc w:val="center"/>
+            </w:pPr>
+            <w:r>
+              <w:rPr>
+                <w:b/>
+                <w:color w:val="FFFFFF"/>
+                <w:sz w:val="18"/>
+              </w:rPr>
+              <w:t>Severity</w:t>
+            </w:r>
+          </w:p>
+        </w:tc>
+        <w:tc>
+          <w:tcPr>
+            <w:tcW w:type="dxa" w:w="2351"/>
+            <w:shd w:val="clear" w:color="auto" w:fill="007B8A"/>
+          </w:tcPr>
+          <w:p>
+            <w:pPr>
+              <w:jc w:val="center"/>
+            </w:pPr>
+            <w:r>
+              <w:rPr>
+                <w:b/>
+                <w:color w:val="FFFFFF"/>
+                <w:sz w:val="18"/>
+              </w:rPr>
+              <w:t>Current Mitigation</w:t>
+            </w:r>
+          </w:p>
+        </w:tc>
+        <w:tc>
+          <w:tcPr>
+            <w:tcW w:type="dxa" w:w="2351"/>
+            <w:shd w:val="clear" w:color="auto" w:fill="007B8A"/>
+          </w:tcPr>
+          <w:p>
+            <w:pPr>
+              <w:jc w:val="center"/>
+            </w:pPr>
+            <w:r>
+              <w:rPr>
+                <w:b/>
+                <w:color w:val="FFFFFF"/>
+                <w:sz w:val="18"/>
+              </w:rPr>
+              <w:t>Escalation Owner</w:t>
+            </w:r>
+          </w:p>
+        </w:tc>
+      </w:tr>
+      <w:tr>
+        <w:tc>
+          <w:tcPr>
+            <w:tcW w:type="dxa" w:w="2351"/>
+            <w:shd w:val="clear" w:color="auto" w:fill="E8F4F5"/>
+          </w:tcPr>
+          <w:p>
+            <w:r>
+              <w:rPr>
+                <w:sz w:val="18"/>
+              </w:rPr>
+              <w:t>Nurse shortage — Subang Community Hospital</w:t>
+            </w:r>
+          </w:p>
+        </w:tc>
+        <w:tc>
+          <w:tcPr>
+            <w:tcW w:type="dxa" w:w="2351"/>
+            <w:shd w:val="clear" w:color="auto" w:fill="E8F4F5"/>
+          </w:tcPr>
+          <w:p>
+            <w:r>
+              <w:rPr>
+                <w:sz w:val="18"/>
+              </w:rPr>
+              <w:t>HIGH</w:t>
+            </w:r>
+          </w:p>
+        </w:tc>
+        <w:tc>
+          <w:tcPr>
+            <w:tcW w:type="dxa" w:w="2351"/>
+            <w:shd w:val="clear" w:color="auto" w:fill="E8F4F5"/>
+          </w:tcPr>
+          <w:p>
+            <w:r>
+              <w:rPr>
+                <w:sz w:val="18"/>
+              </w:rPr>
+              <w:t>Fast-track hire from Philippines; agency top-up</w:t>
+            </w:r>
+          </w:p>
+        </w:tc>
+        <w:tc>
+          <w:tcPr>
+            <w:tcW w:type="dxa" w:w="2351"/>
+            <w:shd w:val="clear" w:color="auto" w:fill="E8F4F5"/>
+          </w:tcPr>
+          <w:p>
+            <w:r>
+              <w:rPr>
+                <w:sz w:val="18"/>
+              </w:rPr>
+              <w:t>CHRO + Hospital CEO</w:t>
+            </w:r>
+          </w:p>
+        </w:tc>
+      </w:tr>
+      <w:tr>
+        <w:tc>
+          <w:tcPr>
+            <w:tcW w:type="dxa" w:w="2351"/>
+            <w:shd w:val="clear" w:color="auto" w:fill="FFFFFF"/>
+          </w:tcPr>
+          <w:p>
+            <w:r>
+              <w:rPr>
+                <w:sz w:val="18"/>
+              </w:rPr>
+              <w:t>Specialist attrition — Ipoh (post-HVAC incident)</w:t>
+            </w:r>
+          </w:p>
+        </w:tc>
+        <w:tc>
+          <w:tcPr>
+            <w:tcW w:type="dxa" w:w="2351"/>
+            <w:shd w:val="clear" w:color="auto" w:fill="FFFFFF"/>
+          </w:tcPr>
+          <w:p>
+            <w:r>
+              <w:rPr>
+                <w:sz w:val="18"/>
+              </w:rPr>
+              <w:t>MEDIUM</w:t>
+            </w:r>
+          </w:p>
+        </w:tc>
+        <w:tc>
+          <w:tcPr>
+            <w:tcW w:type="dxa" w:w="2351"/>
+            <w:shd w:val="clear" w:color="auto" w:fill="FFFFFF"/>
+          </w:tcPr>
+          <w:p>
+            <w:r>
+              <w:rPr>
+                <w:sz w:val="18"/>
+              </w:rPr>
+              <w:t>Retention bonus RM 30K; facility upgrade committed</w:t>
+            </w:r>
+          </w:p>
+        </w:tc>
+        <w:tc>
+          <w:tcPr>
+            <w:tcW w:type="dxa" w:w="2351"/>
+            <w:shd w:val="clear" w:color="auto" w:fill="FFFFFF"/>
+          </w:tcPr>
+          <w:p>
+            <w:r>
+              <w:rPr>
+                <w:sz w:val="18"/>
+              </w:rPr>
+              <w:t>Group CEO + CHRO</w:t>
+            </w:r>
+          </w:p>
+        </w:tc>
+      </w:tr>
+      <w:tr>
+        <w:tc>
+          <w:tcPr>
+            <w:tcW w:type="dxa" w:w="2351"/>
+            <w:shd w:val="clear" w:color="auto" w:fill="E8F4F5"/>
+          </w:tcPr>
+          <w:p>
+            <w:r>
+              <w:rPr>
+                <w:sz w:val="18"/>
+              </w:rPr>
+              <w:t>Allied Health gap across Group</w:t>
+            </w:r>
+          </w:p>
+        </w:tc>
+        <w:tc>
+          <w:tcPr>
+            <w:tcW w:type="dxa" w:w="2351"/>
+            <w:shd w:val="clear" w:color="auto" w:fill="E8F4F5"/>
+          </w:tcPr>
+          <w:p>
+            <w:r>
+              <w:rPr>
+                <w:sz w:val="18"/>
+              </w:rPr>
+              <w:t>MEDIUM</w:t>
+            </w:r>
+          </w:p>
+        </w:tc>
+        <w:tc>
+          <w:tcPr>
+            <w:tcW w:type="dxa" w:w="2351"/>
+            <w:shd w:val="clear" w:color="auto" w:fill="E8F4F5"/>
+          </w:tcPr>
+          <w:p>
+            <w:r>
+              <w:rPr>
+                <w:sz w:val="18"/>
+              </w:rPr>
+              <w:t>Scholarship for physiotherapy, occupational therapy; bond 3 years</w:t>
+            </w:r>
+          </w:p>
+        </w:tc>
+        <w:tc>
+          <w:tcPr>
+            <w:tcW w:type="dxa" w:w="2351"/>
+            <w:shd w:val="clear" w:color="auto" w:fill="E8F4F5"/>
+          </w:tcPr>
+          <w:p>
+            <w:r>
+              <w:rPr>
+                <w:sz w:val="18"/>
+              </w:rPr>
+              <w:t>Group Head of Talent</w:t>
+            </w:r>
+          </w:p>
+        </w:tc>
+      </w:tr>
+      <w:tr>
+        <w:tc>
+          <w:tcPr>
+            <w:tcW w:type="dxa" w:w="2351"/>
+            <w:shd w:val="clear" w:color="auto" w:fill="FFFFFF"/>
+          </w:tcPr>
+          <w:p>
+            <w:r>
+              <w:rPr>
+                <w:sz w:val="18"/>
+              </w:rPr>
+              <w:t>Medical Officer overtime (KL &amp; PJ)</w:t>
+            </w:r>
+          </w:p>
+        </w:tc>
+        <w:tc>
+          <w:tcPr>
+            <w:tcW w:type="dxa" w:w="2351"/>
+            <w:shd w:val="clear" w:color="auto" w:fill="FFFFFF"/>
+          </w:tcPr>
+          <w:p>
+            <w:r>
+              <w:rPr>
+                <w:sz w:val="18"/>
+              </w:rPr>
+              <w:t>LOW-MED</w:t>
+            </w:r>
+          </w:p>
+        </w:tc>
+        <w:tc>
+          <w:tcPr>
+            <w:tcW w:type="dxa" w:w="2351"/>
+            <w:shd w:val="clear" w:color="auto" w:fill="FFFFFF"/>
+          </w:tcPr>
+          <w:p>
+            <w:r>
+              <w:rPr>
+                <w:sz w:val="18"/>
+              </w:rPr>
+              <w:t>Locum usage; medical officer expansion plan FY2026</w:t>
+            </w:r>
+          </w:p>
+        </w:tc>
+        <w:tc>
+          <w:tcPr>
+            <w:tcW w:type="dxa" w:w="2351"/>
+            <w:shd w:val="clear" w:color="auto" w:fill="FFFFFF"/>
+          </w:tcPr>
+          <w:p>
+            <w:r>
+              <w:rPr>
+                <w:sz w:val="18"/>
+              </w:rPr>
+              <w:t>Hospital Medical Directors</w:t>
+            </w:r>
+          </w:p>
+        </w:tc>
+      </w:tr>
+    </w:tbl>
+    <w:p/>
+    <w:p>
+      <w:r>
+        <w:br w:type="page"/>
+      </w:r>
+    </w:p>
+    <w:p>
+      <w:pPr>
+        <w:pStyle w:val="Heading1"/>
+        <w:spacing w:before="280" w:after="120"/>
+      </w:pPr>
+      <w:r>
+        <w:rPr>
+          <w:color w:val="007B8A"/>
+          <w:sz w:val="30"/>
+        </w:rPr>
+        <w:t>POL-CQ-004  Clinical Quality and Patient Safety Policy</w:t>
+      </w:r>
+    </w:p>
+    <w:p>
+      <w:pPr>
+        <w:pStyle w:val="Heading2"/>
+        <w:spacing w:before="200" w:after="80"/>
+      </w:pPr>
+      <w:r>
+        <w:rPr>
+          <w:color w:val="003050"/>
+          <w:sz w:val="24"/>
+        </w:rPr>
+        <w:t>1. Purpose and Accreditation Framework</w:t>
+      </w:r>
+    </w:p>
+    <w:p>
+      <w:pPr>
+        <w:spacing w:after="120"/>
+      </w:pPr>
+      <w:r>
+        <w:rPr>
+          <w:b w:val="0"/>
+          <w:i w:val="0"/>
+          <w:sz w:val="20"/>
+        </w:rPr>
+        <w:t>All Contoso Healthcare Group hospitals operate under the Malaysian Society for Quality in Health (MSQH) 5th Edition accreditation standards. Contoso General Hospital KL, Contoso Specialist Centre PJ, and Contoso Medical Centre Penang additionally hold JCI (Joint Commission International) accreditation. This policy mandates minimum quality metrics, sentinel event reporting, and continuous improvement obligations for all hospitals.</w:t>
+      </w:r>
+    </w:p>
+    <w:p>
+      <w:pPr>
+        <w:pStyle w:val="Heading2"/>
+        <w:spacing w:before="200" w:after="80"/>
+      </w:pPr>
+      <w:r>
+        <w:rPr>
+          <w:color w:val="003050"/>
+          <w:sz w:val="24"/>
+        </w:rPr>
+        <w:t>2. Mandatory Quality KPIs</w:t>
+      </w:r>
+    </w:p>
+    <w:tbl>
+      <w:tblPr>
+        <w:tblStyle w:val="TableGrid"/>
+        <w:tblW w:type="auto" w:w="0"/>
+        <w:tblLook w:firstColumn="1" w:firstRow="1" w:lastColumn="0" w:lastRow="0" w:noHBand="0" w:noVBand="1" w:val="04A0"/>
+      </w:tblPr>
+      <w:tblGrid>
+        <w:gridCol w:w="1881"/>
+        <w:gridCol w:w="1881"/>
+        <w:gridCol w:w="1881"/>
+        <w:gridCol w:w="1881"/>
+        <w:gridCol w:w="1881"/>
+      </w:tblGrid>
+      <w:tr>
+        <w:tc>
+          <w:tcPr>
+            <w:tcW w:type="dxa" w:w="1881"/>
+            <w:shd w:val="clear" w:color="auto" w:fill="007B8A"/>
+          </w:tcPr>
+          <w:p>
+            <w:pPr>
+              <w:jc w:val="center"/>
+            </w:pPr>
+            <w:r>
+              <w:rPr>
+                <w:b/>
+                <w:color w:val="FFFFFF"/>
+                <w:sz w:val="18"/>
+              </w:rPr>
+              <w:t>Metric</w:t>
+            </w:r>
+          </w:p>
+        </w:tc>
+        <w:tc>
+          <w:tcPr>
+            <w:tcW w:type="dxa" w:w="1881"/>
+            <w:shd w:val="clear" w:color="auto" w:fill="007B8A"/>
+          </w:tcPr>
+          <w:p>
+            <w:pPr>
+              <w:jc w:val="center"/>
+            </w:pPr>
+            <w:r>
+              <w:rPr>
+                <w:b/>
+                <w:color w:val="FFFFFF"/>
+                <w:sz w:val="18"/>
+              </w:rPr>
+              <w:t>FY2026 Target</w:t>
+            </w:r>
+          </w:p>
+        </w:tc>
+        <w:tc>
+          <w:tcPr>
+            <w:tcW w:type="dxa" w:w="1881"/>
+            <w:shd w:val="clear" w:color="auto" w:fill="007B8A"/>
+          </w:tcPr>
+          <w:p>
+            <w:pPr>
+              <w:jc w:val="center"/>
+            </w:pPr>
+            <w:r>
+              <w:rPr>
+                <w:b/>
+                <w:color w:val="FFFFFF"/>
+                <w:sz w:val="18"/>
+              </w:rPr>
+              <w:t>FY2025 Actual</w:t>
+            </w:r>
+          </w:p>
+        </w:tc>
+        <w:tc>
+          <w:tcPr>
+            <w:tcW w:type="dxa" w:w="1881"/>
+            <w:shd w:val="clear" w:color="auto" w:fill="007B8A"/>
+          </w:tcPr>
+          <w:p>
+            <w:pPr>
+              <w:jc w:val="center"/>
+            </w:pPr>
+            <w:r>
+              <w:rPr>
+                <w:b/>
+                <w:color w:val="FFFFFF"/>
+                <w:sz w:val="18"/>
+              </w:rPr>
+              <w:t>Data Source</w:t>
+            </w:r>
+          </w:p>
+        </w:tc>
+        <w:tc>
+          <w:tcPr>
+            <w:tcW w:type="dxa" w:w="1881"/>
+            <w:shd w:val="clear" w:color="auto" w:fill="007B8A"/>
+          </w:tcPr>
+          <w:p>
+            <w:pPr>
+              <w:jc w:val="center"/>
+            </w:pPr>
+            <w:r>
+              <w:rPr>
+                <w:b/>
+                <w:color w:val="FFFFFF"/>
+                <w:sz w:val="18"/>
+              </w:rPr>
+              <w:t>Review Frequency</w:t>
+            </w:r>
+          </w:p>
+        </w:tc>
+      </w:tr>
+      <w:tr>
+        <w:tc>
+          <w:tcPr>
+            <w:tcW w:type="dxa" w:w="1881"/>
+            <w:shd w:val="clear" w:color="auto" w:fill="E8F4F5"/>
+          </w:tcPr>
+          <w:p>
+            <w:r>
+              <w:rPr>
+                <w:sz w:val="18"/>
+              </w:rPr>
+              <w:t>Hospital Standardised Mortality Ratio (HSMR)</w:t>
+            </w:r>
+          </w:p>
+        </w:tc>
+        <w:tc>
+          <w:tcPr>
+            <w:tcW w:type="dxa" w:w="1881"/>
+            <w:shd w:val="clear" w:color="auto" w:fill="E8F4F5"/>
+          </w:tcPr>
+          <w:p>
+            <w:r>
+              <w:rPr>
+                <w:sz w:val="18"/>
+              </w:rPr>
+              <w:t>&lt;85</w:t>
+            </w:r>
+          </w:p>
+        </w:tc>
+        <w:tc>
+          <w:tcPr>
+            <w:tcW w:type="dxa" w:w="1881"/>
+            <w:shd w:val="clear" w:color="auto" w:fill="E8F4F5"/>
+          </w:tcPr>
+          <w:p>
+            <w:r>
+              <w:rPr>
+                <w:sz w:val="18"/>
+              </w:rPr>
+              <w:t>87 (KL: 82; PJ: 84; Ipoh: 96)</w:t>
+            </w:r>
+          </w:p>
+        </w:tc>
+        <w:tc>
+          <w:tcPr>
+            <w:tcW w:type="dxa" w:w="1881"/>
+            <w:shd w:val="clear" w:color="auto" w:fill="E8F4F5"/>
+          </w:tcPr>
+          <w:p>
+            <w:r>
+              <w:rPr>
+                <w:sz w:val="18"/>
+              </w:rPr>
+              <w:t>Clinical Coding; ICD-10</w:t>
+            </w:r>
+          </w:p>
+        </w:tc>
+        <w:tc>
+          <w:tcPr>
+            <w:tcW w:type="dxa" w:w="1881"/>
+            <w:shd w:val="clear" w:color="auto" w:fill="E8F4F5"/>
+          </w:tcPr>
+          <w:p>
+            <w:r>
+              <w:rPr>
+                <w:sz w:val="18"/>
+              </w:rPr>
+              <w:t>Quarterly</w:t>
+            </w:r>
+          </w:p>
+        </w:tc>
+      </w:tr>
+      <w:tr>
+        <w:tc>
+          <w:tcPr>
+            <w:tcW w:type="dxa" w:w="1881"/>
+            <w:shd w:val="clear" w:color="auto" w:fill="FFFFFF"/>
+          </w:tcPr>
+          <w:p>
+            <w:r>
+              <w:rPr>
+                <w:sz w:val="18"/>
+              </w:rPr>
+              <w:t>Surgical Site Infection Rate (per 100 procedures)</w:t>
+            </w:r>
+          </w:p>
+        </w:tc>
+        <w:tc>
+          <w:tcPr>
+            <w:tcW w:type="dxa" w:w="1881"/>
+            <w:shd w:val="clear" w:color="auto" w:fill="FFFFFF"/>
+          </w:tcPr>
+          <w:p>
+            <w:r>
+              <w:rPr>
+                <w:sz w:val="18"/>
+              </w:rPr>
+              <w:t>&lt;1.2</w:t>
+            </w:r>
+          </w:p>
+        </w:tc>
+        <w:tc>
+          <w:tcPr>
+            <w:tcW w:type="dxa" w:w="1881"/>
+            <w:shd w:val="clear" w:color="auto" w:fill="FFFFFF"/>
+          </w:tcPr>
+          <w:p>
+            <w:r>
+              <w:rPr>
+                <w:sz w:val="18"/>
+              </w:rPr>
+              <w:t>1.4</w:t>
+            </w:r>
+          </w:p>
+        </w:tc>
+        <w:tc>
+          <w:tcPr>
+            <w:tcW w:type="dxa" w:w="1881"/>
+            <w:shd w:val="clear" w:color="auto" w:fill="FFFFFF"/>
+          </w:tcPr>
+          <w:p>
+            <w:r>
+              <w:rPr>
+                <w:sz w:val="18"/>
+              </w:rPr>
+              <w:t>Infection Control Committee</w:t>
+            </w:r>
+          </w:p>
+        </w:tc>
+        <w:tc>
+          <w:tcPr>
+            <w:tcW w:type="dxa" w:w="1881"/>
+            <w:shd w:val="clear" w:color="auto" w:fill="FFFFFF"/>
+          </w:tcPr>
+          <w:p>
+            <w:r>
+              <w:rPr>
+                <w:sz w:val="18"/>
+              </w:rPr>
+              <w:t>Monthly</w:t>
+            </w:r>
+          </w:p>
+        </w:tc>
+      </w:tr>
+      <w:tr>
+        <w:tc>
+          <w:tcPr>
+            <w:tcW w:type="dxa" w:w="1881"/>
+            <w:shd w:val="clear" w:color="auto" w:fill="E8F4F5"/>
+          </w:tcPr>
+          <w:p>
+            <w:r>
+              <w:rPr>
+                <w:sz w:val="18"/>
+              </w:rPr>
+              <w:t>Medication Error Rate (per 1,000 patient-days)</w:t>
+            </w:r>
+          </w:p>
+        </w:tc>
+        <w:tc>
+          <w:tcPr>
+            <w:tcW w:type="dxa" w:w="1881"/>
+            <w:shd w:val="clear" w:color="auto" w:fill="E8F4F5"/>
+          </w:tcPr>
+          <w:p>
+            <w:r>
+              <w:rPr>
+                <w:sz w:val="18"/>
+              </w:rPr>
+              <w:t>&lt;0.5</w:t>
+            </w:r>
+          </w:p>
+        </w:tc>
+        <w:tc>
+          <w:tcPr>
+            <w:tcW w:type="dxa" w:w="1881"/>
+            <w:shd w:val="clear" w:color="auto" w:fill="E8F4F5"/>
+          </w:tcPr>
+          <w:p>
+            <w:r>
+              <w:rPr>
+                <w:sz w:val="18"/>
+              </w:rPr>
+              <w:t>0.68</w:t>
+            </w:r>
+          </w:p>
+        </w:tc>
+        <w:tc>
+          <w:tcPr>
+            <w:tcW w:type="dxa" w:w="1881"/>
+            <w:shd w:val="clear" w:color="auto" w:fill="E8F4F5"/>
+          </w:tcPr>
+          <w:p>
+            <w:r>
+              <w:rPr>
+                <w:sz w:val="18"/>
+              </w:rPr>
+              <w:t>Pharmacy &amp; Nursing Reports</w:t>
+            </w:r>
+          </w:p>
+        </w:tc>
+        <w:tc>
+          <w:tcPr>
+            <w:tcW w:type="dxa" w:w="1881"/>
+            <w:shd w:val="clear" w:color="auto" w:fill="E8F4F5"/>
+          </w:tcPr>
+          <w:p>
+            <w:r>
+              <w:rPr>
+                <w:sz w:val="18"/>
+              </w:rPr>
+              <w:t>Monthly</w:t>
+            </w:r>
+          </w:p>
+        </w:tc>
+      </w:tr>
+      <w:tr>
+        <w:tc>
+          <w:tcPr>
+            <w:tcW w:type="dxa" w:w="1881"/>
+            <w:shd w:val="clear" w:color="auto" w:fill="FFFFFF"/>
+          </w:tcPr>
+          <w:p>
+            <w:r>
+              <w:rPr>
+                <w:sz w:val="18"/>
+              </w:rPr>
+              <w:t>Hand Hygiene Compliance (%)</w:t>
+            </w:r>
+          </w:p>
+        </w:tc>
+        <w:tc>
+          <w:tcPr>
+            <w:tcW w:type="dxa" w:w="1881"/>
+            <w:shd w:val="clear" w:color="auto" w:fill="FFFFFF"/>
+          </w:tcPr>
+          <w:p>
+            <w:r>
+              <w:rPr>
+                <w:sz w:val="18"/>
+              </w:rPr>
+              <w:t>≥90</w:t>
+            </w:r>
+          </w:p>
+        </w:tc>
+        <w:tc>
+          <w:tcPr>
+            <w:tcW w:type="dxa" w:w="1881"/>
+            <w:shd w:val="clear" w:color="auto" w:fill="FFFFFF"/>
+          </w:tcPr>
+          <w:p>
+            <w:r>
+              <w:rPr>
+                <w:sz w:val="18"/>
+              </w:rPr>
+              <w:t>84 (improving)</w:t>
+            </w:r>
+          </w:p>
+        </w:tc>
+        <w:tc>
+          <w:tcPr>
+            <w:tcW w:type="dxa" w:w="1881"/>
+            <w:shd w:val="clear" w:color="auto" w:fill="FFFFFF"/>
+          </w:tcPr>
+          <w:p>
+            <w:r>
+              <w:rPr>
+                <w:sz w:val="18"/>
+              </w:rPr>
+              <w:t>Covert observation audits</w:t>
+            </w:r>
+          </w:p>
+        </w:tc>
+        <w:tc>
+          <w:tcPr>
+            <w:tcW w:type="dxa" w:w="1881"/>
+            <w:shd w:val="clear" w:color="auto" w:fill="FFFFFF"/>
+          </w:tcPr>
+          <w:p>
+            <w:r>
+              <w:rPr>
+                <w:sz w:val="18"/>
+              </w:rPr>
+              <w:t>Monthly</w:t>
+            </w:r>
+          </w:p>
+        </w:tc>
+      </w:tr>
+      <w:tr>
+        <w:tc>
+          <w:tcPr>
+            <w:tcW w:type="dxa" w:w="1881"/>
+            <w:shd w:val="clear" w:color="auto" w:fill="E8F4F5"/>
+          </w:tcPr>
+          <w:p>
+            <w:r>
+              <w:rPr>
+                <w:sz w:val="18"/>
+              </w:rPr>
+              <w:t>Patient Falls Rate (per 1,000 patient-days)</w:t>
+            </w:r>
+          </w:p>
+        </w:tc>
+        <w:tc>
+          <w:tcPr>
+            <w:tcW w:type="dxa" w:w="1881"/>
+            <w:shd w:val="clear" w:color="auto" w:fill="E8F4F5"/>
+          </w:tcPr>
+          <w:p>
+            <w:r>
+              <w:rPr>
+                <w:sz w:val="18"/>
+              </w:rPr>
+              <w:t>&lt;2.5</w:t>
+            </w:r>
+          </w:p>
+        </w:tc>
+        <w:tc>
+          <w:tcPr>
+            <w:tcW w:type="dxa" w:w="1881"/>
+            <w:shd w:val="clear" w:color="auto" w:fill="E8F4F5"/>
+          </w:tcPr>
+          <w:p>
+            <w:r>
+              <w:rPr>
+                <w:sz w:val="18"/>
+              </w:rPr>
+              <w:t>2.8</w:t>
+            </w:r>
+          </w:p>
+        </w:tc>
+        <w:tc>
+          <w:tcPr>
+            <w:tcW w:type="dxa" w:w="1881"/>
+            <w:shd w:val="clear" w:color="auto" w:fill="E8F4F5"/>
+          </w:tcPr>
+          <w:p>
+            <w:r>
+              <w:rPr>
+                <w:sz w:val="18"/>
+              </w:rPr>
+              <w:t>Incident Reporting System</w:t>
+            </w:r>
+          </w:p>
+        </w:tc>
+        <w:tc>
+          <w:tcPr>
+            <w:tcW w:type="dxa" w:w="1881"/>
+            <w:shd w:val="clear" w:color="auto" w:fill="E8F4F5"/>
+          </w:tcPr>
+          <w:p>
+            <w:r>
+              <w:rPr>
+                <w:sz w:val="18"/>
+              </w:rPr>
+              <w:t>Monthly</w:t>
+            </w:r>
+          </w:p>
+        </w:tc>
+      </w:tr>
+      <w:tr>
+        <w:tc>
+          <w:tcPr>
+            <w:tcW w:type="dxa" w:w="1881"/>
+            <w:shd w:val="clear" w:color="auto" w:fill="FFFFFF"/>
+          </w:tcPr>
+          <w:p>
+            <w:r>
+              <w:rPr>
+                <w:sz w:val="18"/>
+              </w:rPr>
+              <w:t>Unplanned 30-day Readmission Rate (%)</w:t>
+            </w:r>
+          </w:p>
+        </w:tc>
+        <w:tc>
+          <w:tcPr>
+            <w:tcW w:type="dxa" w:w="1881"/>
+            <w:shd w:val="clear" w:color="auto" w:fill="FFFFFF"/>
+          </w:tcPr>
+          <w:p>
+            <w:r>
+              <w:rPr>
+                <w:sz w:val="18"/>
+              </w:rPr>
+              <w:t>&lt;8.0</w:t>
+            </w:r>
+          </w:p>
+        </w:tc>
+        <w:tc>
+          <w:tcPr>
+            <w:tcW w:type="dxa" w:w="1881"/>
+            <w:shd w:val="clear" w:color="auto" w:fill="FFFFFF"/>
+          </w:tcPr>
+          <w:p>
+            <w:r>
+              <w:rPr>
+                <w:sz w:val="18"/>
+              </w:rPr>
+              <w:t>9.2</w:t>
+            </w:r>
+          </w:p>
+        </w:tc>
+        <w:tc>
+          <w:tcPr>
+            <w:tcW w:type="dxa" w:w="1881"/>
+            <w:shd w:val="clear" w:color="auto" w:fill="FFFFFF"/>
+          </w:tcPr>
+          <w:p>
+            <w:r>
+              <w:rPr>
+                <w:sz w:val="18"/>
+              </w:rPr>
+              <w:t>HIS discharge data</w:t>
+            </w:r>
+          </w:p>
+        </w:tc>
+        <w:tc>
+          <w:tcPr>
+            <w:tcW w:type="dxa" w:w="1881"/>
+            <w:shd w:val="clear" w:color="auto" w:fill="FFFFFF"/>
+          </w:tcPr>
+          <w:p>
+            <w:r>
+              <w:rPr>
+                <w:sz w:val="18"/>
+              </w:rPr>
+              <w:t>Quarterly</w:t>
+            </w:r>
+          </w:p>
+        </w:tc>
+      </w:tr>
+      <w:tr>
+        <w:tc>
+          <w:tcPr>
+            <w:tcW w:type="dxa" w:w="1881"/>
+            <w:shd w:val="clear" w:color="auto" w:fill="E8F4F5"/>
+          </w:tcPr>
+          <w:p>
+            <w:r>
+              <w:rPr>
+                <w:sz w:val="18"/>
+              </w:rPr>
+              <w:t>Code Blue Response ≤3 min (%)</w:t>
+            </w:r>
+          </w:p>
+        </w:tc>
+        <w:tc>
+          <w:tcPr>
+            <w:tcW w:type="dxa" w:w="1881"/>
+            <w:shd w:val="clear" w:color="auto" w:fill="E8F4F5"/>
+          </w:tcPr>
+          <w:p>
+            <w:r>
+              <w:rPr>
+                <w:sz w:val="18"/>
+              </w:rPr>
+              <w:t>≥95</w:t>
+            </w:r>
+          </w:p>
+        </w:tc>
+        <w:tc>
+          <w:tcPr>
+            <w:tcW w:type="dxa" w:w="1881"/>
+            <w:shd w:val="clear" w:color="auto" w:fill="E8F4F5"/>
+          </w:tcPr>
+          <w:p>
+            <w:r>
+              <w:rPr>
+                <w:sz w:val="18"/>
+              </w:rPr>
+              <w:t>97</w:t>
+            </w:r>
+          </w:p>
+        </w:tc>
+        <w:tc>
+          <w:tcPr>
+            <w:tcW w:type="dxa" w:w="1881"/>
+            <w:shd w:val="clear" w:color="auto" w:fill="E8F4F5"/>
+          </w:tcPr>
+          <w:p>
+            <w:r>
+              <w:rPr>
+                <w:sz w:val="18"/>
+              </w:rPr>
+              <w:t>Emergency Response Log</w:t>
+            </w:r>
+          </w:p>
+        </w:tc>
+        <w:tc>
+          <w:tcPr>
+            <w:tcW w:type="dxa" w:w="1881"/>
+            <w:shd w:val="clear" w:color="auto" w:fill="E8F4F5"/>
+          </w:tcPr>
+          <w:p>
+            <w:r>
+              <w:rPr>
+                <w:sz w:val="18"/>
+              </w:rPr>
+              <w:t>Quarterly</w:t>
+            </w:r>
+          </w:p>
+        </w:tc>
+      </w:tr>
+      <w:tr>
+        <w:tc>
+          <w:tcPr>
+            <w:tcW w:type="dxa" w:w="1881"/>
+            <w:shd w:val="clear" w:color="auto" w:fill="FFFFFF"/>
+          </w:tcPr>
+          <w:p>
+            <w:r>
+              <w:rPr>
+                <w:sz w:val="18"/>
+              </w:rPr>
+              <w:t>Patient NPS (group average)</w:t>
+            </w:r>
+          </w:p>
+        </w:tc>
+        <w:tc>
+          <w:tcPr>
+            <w:tcW w:type="dxa" w:w="1881"/>
+            <w:shd w:val="clear" w:color="auto" w:fill="FFFFFF"/>
+          </w:tcPr>
+          <w:p>
+            <w:r>
+              <w:rPr>
+                <w:sz w:val="18"/>
+              </w:rPr>
+              <w:t>≥72</w:t>
+            </w:r>
+          </w:p>
+        </w:tc>
+        <w:tc>
+          <w:tcPr>
+            <w:tcW w:type="dxa" w:w="1881"/>
+            <w:shd w:val="clear" w:color="auto" w:fill="FFFFFF"/>
+          </w:tcPr>
+          <w:p>
+            <w:r>
+              <w:rPr>
+                <w:sz w:val="18"/>
+              </w:rPr>
+              <w:t>63</w:t>
+            </w:r>
+          </w:p>
+        </w:tc>
+        <w:tc>
+          <w:tcPr>
+            <w:tcW w:type="dxa" w:w="1881"/>
+            <w:shd w:val="clear" w:color="auto" w:fill="FFFFFF"/>
+          </w:tcPr>
+          <w:p>
+            <w:r>
+              <w:rPr>
+                <w:sz w:val="18"/>
+              </w:rPr>
+              <w:t>Post-discharge survey (3rd party)</w:t>
+            </w:r>
+          </w:p>
+        </w:tc>
+        <w:tc>
+          <w:tcPr>
+            <w:tcW w:type="dxa" w:w="1881"/>
+            <w:shd w:val="clear" w:color="auto" w:fill="FFFFFF"/>
+          </w:tcPr>
+          <w:p>
+            <w:r>
+              <w:rPr>
+                <w:sz w:val="18"/>
+              </w:rPr>
+              <w:t>Monthly</w:t>
+            </w:r>
+          </w:p>
+        </w:tc>
+      </w:tr>
+      <w:tr>
+        <w:tc>
+          <w:tcPr>
+            <w:tcW w:type="dxa" w:w="1881"/>
+            <w:shd w:val="clear" w:color="auto" w:fill="E8F4F5"/>
+          </w:tcPr>
+          <w:p>
+            <w:r>
+              <w:rPr>
+                <w:sz w:val="18"/>
+              </w:rPr>
+              <w:t>Critical Lab Value Notification &lt;30 min (%)</w:t>
+            </w:r>
+          </w:p>
+        </w:tc>
+        <w:tc>
+          <w:tcPr>
+            <w:tcW w:type="dxa" w:w="1881"/>
+            <w:shd w:val="clear" w:color="auto" w:fill="E8F4F5"/>
+          </w:tcPr>
+          <w:p>
+            <w:r>
+              <w:rPr>
+                <w:sz w:val="18"/>
+              </w:rPr>
+              <w:t>≥98</w:t>
+            </w:r>
+          </w:p>
+        </w:tc>
+        <w:tc>
+          <w:tcPr>
+            <w:tcW w:type="dxa" w:w="1881"/>
+            <w:shd w:val="clear" w:color="auto" w:fill="E8F4F5"/>
+          </w:tcPr>
+          <w:p>
+            <w:r>
+              <w:rPr>
+                <w:sz w:val="18"/>
+              </w:rPr>
+              <w:t>96</w:t>
+            </w:r>
+          </w:p>
+        </w:tc>
+        <w:tc>
+          <w:tcPr>
+            <w:tcW w:type="dxa" w:w="1881"/>
+            <w:shd w:val="clear" w:color="auto" w:fill="E8F4F5"/>
+          </w:tcPr>
+          <w:p>
+            <w:r>
+              <w:rPr>
+                <w:sz w:val="18"/>
+              </w:rPr>
+              <w:t>Laboratory IS / HIS</w:t>
+            </w:r>
+          </w:p>
+        </w:tc>
+        <w:tc>
+          <w:tcPr>
+            <w:tcW w:type="dxa" w:w="1881"/>
+            <w:shd w:val="clear" w:color="auto" w:fill="E8F4F5"/>
+          </w:tcPr>
+          <w:p>
+            <w:r>
+              <w:rPr>
+                <w:sz w:val="18"/>
+              </w:rPr>
+              <w:t>Monthly</w:t>
+            </w:r>
+          </w:p>
+        </w:tc>
+      </w:tr>
+    </w:tbl>
+    <w:p/>
+    <w:p>
+      <w:pPr>
+        <w:pStyle w:val="Heading2"/>
+        <w:spacing w:before="200" w:after="80"/>
+      </w:pPr>
+      <w:r>
+        <w:rPr>
+          <w:color w:val="003050"/>
+          <w:sz w:val="24"/>
+        </w:rPr>
+        <w:t>3. Sentinel Event Protocol</w:t>
+      </w:r>
+    </w:p>
+    <w:p>
+      <w:pPr>
+        <w:pStyle w:val="ListBullet"/>
+        <w:spacing w:after="40"/>
+      </w:pPr>
+      <w:r>
+        <w:rPr>
+          <w:sz w:val="20"/>
+        </w:rPr>
+        <w:t>All sentinel events (wrong site surgery, retained foreign object, patient elopement, unexpected maternal/neonatal death) must be reported to Group Medical Director within 2 hours.</w:t>
+      </w:r>
+    </w:p>
+    <w:p>
+      <w:pPr>
+        <w:pStyle w:val="ListBullet"/>
+        <w:spacing w:after="40"/>
+      </w:pPr>
+      <w:r>
+        <w:rPr>
+          <w:sz w:val="20"/>
+        </w:rPr>
+        <w:t>Root Cause Analysis (RCA) mandatory within 7 working days; corrective action plan within 21 days.</w:t>
+      </w:r>
+    </w:p>
+    <w:p>
+      <w:pPr>
+        <w:pStyle w:val="ListBullet"/>
+        <w:spacing w:after="40"/>
+      </w:pPr>
+      <w:r>
+        <w:rPr>
+          <w:sz w:val="20"/>
+        </w:rPr>
+        <w:t>MSQH notification required within 24 hours; MOH notification per Private Healthcare Facilities &amp; Services Act 1998.</w:t>
+      </w:r>
+    </w:p>
+    <w:p>
+      <w:pPr>
+        <w:pStyle w:val="ListBullet"/>
+        <w:spacing w:after="40"/>
+      </w:pPr>
+      <w:r>
+        <w:rPr>
+          <w:sz w:val="20"/>
+        </w:rPr>
+        <w:t>De-identified case review at quarterly Group Patient Safety Committee.</w:t>
       </w:r>
     </w:p>
     <w:p>
@@ -113,31 +3671,53 @@
     <w:p>
       <w:pPr>
         <w:pStyle w:val="Heading1"/>
+        <w:spacing w:before="280" w:after="120"/>
       </w:pPr>
       <w:r>
         <w:rPr>
           <w:color w:val="007B8A"/>
+          <w:sz w:val="30"/>
         </w:rPr>
-        <w:t>SECTION 1: FINANCIAL APPROVAL THRESHOLDS (POL-FIN-001)</w:t>
-      </w:r>
-    </w:p>
-    <w:p>
-      <w:r>
-        <w:rPr>
-          <w:sz w:val="22"/>
-        </w:rPr>
-        <w:t>This section governs all financial commitments and expenditure approvals across Contoso Healthcare Group. All amounts are expressed in local currency equivalent. For cross-border transactions, Group Treasury will apply the prevailing intercompany exchange rate.</w:t>
+        <w:t>POL-ESG-005  Environmental, Social and Governance (ESG) Policy</w:t>
       </w:r>
     </w:p>
     <w:p>
       <w:pPr>
         <w:pStyle w:val="Heading2"/>
+        <w:spacing w:before="200" w:after="80"/>
       </w:pPr>
       <w:r>
         <w:rPr>
           <w:color w:val="003050"/>
+          <w:sz w:val="24"/>
         </w:rPr>
-        <w:t>1.1 Operational Expenditure (OPEX)</w:t>
+        <w:t>1. ESG Commitment</w:t>
+      </w:r>
+    </w:p>
+    <w:p>
+      <w:pPr>
+        <w:spacing w:after="120"/>
+      </w:pPr>
+      <w:r>
+        <w:rPr>
+          <w:b w:val="0"/>
+          <w:i w:val="0"/>
+          <w:sz w:val="20"/>
+        </w:rPr>
+        <w:t>Contoso Healthcare Group is committed to achieving net zero Scope 1 and 2 emissions by 2050, with a 55% absolute reduction in Scope 1+2+3 by 2030 aligned to SBTi 1.5°C pathways. ESG performance is a Board-level KPI and is embedded in Executive remuneration (15% weight in Group CEO and CFO performance scorecard from FY2026).</w:t>
+      </w:r>
+    </w:p>
+    <w:p>
+      <w:pPr>
+        <w:pStyle w:val="Heading2"/>
+        <w:spacing w:before="200" w:after="80"/>
+      </w:pPr>
+      <w:r>
+        <w:rPr>
+          <w:color w:val="003050"/>
+          <w:sz w:val="24"/>
+        </w:rPr>
+        <w:t>2. Governance Structure</w:t>
       </w:r>
     </w:p>
     <w:tbl>
@@ -147,80 +3727,85 @@
         <w:tblLook w:firstColumn="1" w:firstRow="1" w:lastColumn="0" w:lastRow="0" w:noHBand="0" w:noVBand="1" w:val="04A0"/>
       </w:tblPr>
       <w:tblGrid>
-        <w:gridCol w:w="1728"/>
-        <w:gridCol w:w="1728"/>
-        <w:gridCol w:w="1728"/>
-        <w:gridCol w:w="1728"/>
-        <w:gridCol w:w="1728"/>
+        <w:gridCol w:w="2351"/>
+        <w:gridCol w:w="2351"/>
+        <w:gridCol w:w="2351"/>
+        <w:gridCol w:w="2351"/>
       </w:tblGrid>
       <w:tr>
         <w:tc>
           <w:tcPr>
-            <w:tcW w:type="dxa" w:w="1728"/>
+            <w:tcW w:type="dxa" w:w="2351"/>
+            <w:shd w:val="clear" w:color="auto" w:fill="007B8A"/>
           </w:tcPr>
           <w:p>
+            <w:pPr>
+              <w:jc w:val="center"/>
+            </w:pPr>
             <w:r>
               <w:rPr>
                 <w:b/>
                 <w:color w:val="FFFFFF"/>
+                <w:sz w:val="18"/>
               </w:rPr>
-              <w:t>Amount (Local Currency)</w:t>
+              <w:t>Body</w:t>
             </w:r>
           </w:p>
         </w:tc>
         <w:tc>
           <w:tcPr>
-            <w:tcW w:type="dxa" w:w="1728"/>
+            <w:tcW w:type="dxa" w:w="2351"/>
+            <w:shd w:val="clear" w:color="auto" w:fill="007B8A"/>
           </w:tcPr>
           <w:p>
+            <w:pPr>
+              <w:jc w:val="center"/>
+            </w:pPr>
             <w:r>
               <w:rPr>
                 <w:b/>
                 <w:color w:val="FFFFFF"/>
+                <w:sz w:val="18"/>
               </w:rPr>
-              <w:t>Approver</w:t>
+              <w:t>Members</w:t>
             </w:r>
           </w:p>
         </w:tc>
         <w:tc>
           <w:tcPr>
-            <w:tcW w:type="dxa" w:w="1728"/>
+            <w:tcW w:type="dxa" w:w="2351"/>
+            <w:shd w:val="clear" w:color="auto" w:fill="007B8A"/>
           </w:tcPr>
           <w:p>
+            <w:pPr>
+              <w:jc w:val="center"/>
+            </w:pPr>
             <w:r>
               <w:rPr>
                 <w:b/>
                 <w:color w:val="FFFFFF"/>
+                <w:sz w:val="18"/>
               </w:rPr>
-              <w:t>Turnaround</w:t>
+              <w:t>Meeting Frequency</w:t>
             </w:r>
           </w:p>
         </w:tc>
         <w:tc>
           <w:tcPr>
-            <w:tcW w:type="dxa" w:w="1728"/>
+            <w:tcW w:type="dxa" w:w="2351"/>
+            <w:shd w:val="clear" w:color="auto" w:fill="007B8A"/>
           </w:tcPr>
           <w:p>
+            <w:pPr>
+              <w:jc w:val="center"/>
+            </w:pPr>
             <w:r>
               <w:rPr>
                 <w:b/>
                 <w:color w:val="FFFFFF"/>
+                <w:sz w:val="18"/>
               </w:rPr>
-              <w:t>Documentation Required</w:t>
-            </w:r>
-          </w:p>
-        </w:tc>
-        <w:tc>
-          <w:tcPr>
-            <w:tcW w:type="dxa" w:w="1728"/>
-          </w:tcPr>
-          <w:p>
-            <w:r>
-              <w:rPr>
-                <w:b/>
-                <w:color w:val="FFFFFF"/>
-              </w:rPr>
-              <w:t>Escalation Trigger</w:t>
+              <w:t>Key Responsibilities</w:t>
             </w:r>
           </w:p>
         </w:tc>
@@ -228,51 +3813,57 @@
       <w:tr>
         <w:tc>
           <w:tcPr>
-            <w:tcW w:type="dxa" w:w="1728"/>
+            <w:tcW w:type="dxa" w:w="2351"/>
+            <w:shd w:val="clear" w:color="auto" w:fill="E8F4F5"/>
           </w:tcPr>
           <w:p>
             <w:r>
-              <w:t>Up to LCY 10,000</w:t>
+              <w:rPr>
+                <w:sz w:val="18"/>
+              </w:rPr>
+              <w:t>Board ESG Committee</w:t>
             </w:r>
           </w:p>
         </w:tc>
         <w:tc>
           <w:tcPr>
-            <w:tcW w:type="dxa" w:w="1728"/>
+            <w:tcW w:type="dxa" w:w="2351"/>
+            <w:shd w:val="clear" w:color="auto" w:fill="E8F4F5"/>
           </w:tcPr>
           <w:p>
             <w:r>
-              <w:t>Department Head</w:t>
+              <w:rPr>
+                <w:sz w:val="18"/>
+              </w:rPr>
+              <w:t>3 Independent Directors (Chair: Datin Sri Kavitha Nair)</w:t>
             </w:r>
           </w:p>
         </w:tc>
         <w:tc>
           <w:tcPr>
-            <w:tcW w:type="dxa" w:w="1728"/>
+            <w:tcW w:type="dxa" w:w="2351"/>
+            <w:shd w:val="clear" w:color="auto" w:fill="E8F4F5"/>
           </w:tcPr>
           <w:p>
             <w:r>
-              <w:t>2 working days</w:t>
+              <w:rPr>
+                <w:sz w:val="18"/>
+              </w:rPr>
+              <w:t>Quarterly</w:t>
             </w:r>
           </w:p>
         </w:tc>
         <w:tc>
           <w:tcPr>
-            <w:tcW w:type="dxa" w:w="1728"/>
+            <w:tcW w:type="dxa" w:w="2351"/>
+            <w:shd w:val="clear" w:color="auto" w:fill="E8F4F5"/>
           </w:tcPr>
           <w:p>
             <w:r>
-              <w:t>Purchase requisition + 1 quote</w:t>
-            </w:r>
-          </w:p>
-        </w:tc>
-        <w:tc>
-          <w:tcPr>
-            <w:tcW w:type="dxa" w:w="1728"/>
-          </w:tcPr>
-          <w:p>
-            <w:r>
-              <w:t>None</w:t>
+              <w:rPr>
+                <w:sz w:val="18"/>
+              </w:rPr>
+              <w:t>Approve ESG strategy; receive verified ESG report; oversee climate risk</w:t>
             </w:r>
           </w:p>
         </w:tc>
@@ -280,51 +3871,57 @@
       <w:tr>
         <w:tc>
           <w:tcPr>
-            <w:tcW w:type="dxa" w:w="1728"/>
+            <w:tcW w:type="dxa" w:w="2351"/>
+            <w:shd w:val="clear" w:color="auto" w:fill="FFFFFF"/>
           </w:tcPr>
           <w:p>
             <w:r>
-              <w:t>LCY 10,001 – 50,000</w:t>
+              <w:rPr>
+                <w:sz w:val="18"/>
+              </w:rPr>
+              <w:t>Group ESG Steering Committee</w:t>
             </w:r>
           </w:p>
         </w:tc>
         <w:tc>
           <w:tcPr>
-            <w:tcW w:type="dxa" w:w="1728"/>
+            <w:tcW w:type="dxa" w:w="2351"/>
+            <w:shd w:val="clear" w:color="auto" w:fill="FFFFFF"/>
           </w:tcPr>
           <w:p>
             <w:r>
-              <w:t>Hospital CEO</w:t>
+              <w:rPr>
+                <w:sz w:val="18"/>
+              </w:rPr>
+              <w:t>Group CEO (Chair), CSO, CFO, CHRO, CIO, COO</w:t>
             </w:r>
           </w:p>
         </w:tc>
         <w:tc>
           <w:tcPr>
-            <w:tcW w:type="dxa" w:w="1728"/>
+            <w:tcW w:type="dxa" w:w="2351"/>
+            <w:shd w:val="clear" w:color="auto" w:fill="FFFFFF"/>
           </w:tcPr>
           <w:p>
             <w:r>
-              <w:t>3 working days</w:t>
+              <w:rPr>
+                <w:sz w:val="18"/>
+              </w:rPr>
+              <w:t>Monthly</w:t>
             </w:r>
           </w:p>
         </w:tc>
         <w:tc>
           <w:tcPr>
-            <w:tcW w:type="dxa" w:w="1728"/>
+            <w:tcW w:type="dxa" w:w="2351"/>
+            <w:shd w:val="clear" w:color="auto" w:fill="FFFFFF"/>
           </w:tcPr>
           <w:p>
             <w:r>
-              <w:t>PR + 2 quotes + justification</w:t>
-            </w:r>
-          </w:p>
-        </w:tc>
-        <w:tc>
-          <w:tcPr>
-            <w:tcW w:type="dxa" w:w="1728"/>
-          </w:tcPr>
-          <w:p>
-            <w:r>
-              <w:t>Finance Controller notification</w:t>
+              <w:rPr>
+                <w:sz w:val="18"/>
+              </w:rPr>
+              <w:t>Approve targets; review progress; allocate ESG capex</w:t>
             </w:r>
           </w:p>
         </w:tc>
@@ -332,51 +3929,57 @@
       <w:tr>
         <w:tc>
           <w:tcPr>
-            <w:tcW w:type="dxa" w:w="1728"/>
+            <w:tcW w:type="dxa" w:w="2351"/>
+            <w:shd w:val="clear" w:color="auto" w:fill="E8F4F5"/>
           </w:tcPr>
           <w:p>
             <w:r>
-              <w:t>LCY 50,001 – 250,000</w:t>
+              <w:rPr>
+                <w:sz w:val="18"/>
+              </w:rPr>
+              <w:t>Hospital ESG Champions</w:t>
             </w:r>
           </w:p>
         </w:tc>
         <w:tc>
           <w:tcPr>
-            <w:tcW w:type="dxa" w:w="1728"/>
+            <w:tcW w:type="dxa" w:w="2351"/>
+            <w:shd w:val="clear" w:color="auto" w:fill="E8F4F5"/>
           </w:tcPr>
           <w:p>
             <w:r>
-              <w:t>Hospital CEO + CFO</w:t>
+              <w:rPr>
+                <w:sz w:val="18"/>
+              </w:rPr>
+              <w:t>1 per hospital (HOD level)</w:t>
             </w:r>
           </w:p>
         </w:tc>
         <w:tc>
           <w:tcPr>
-            <w:tcW w:type="dxa" w:w="1728"/>
+            <w:tcW w:type="dxa" w:w="2351"/>
+            <w:shd w:val="clear" w:color="auto" w:fill="E8F4F5"/>
           </w:tcPr>
           <w:p>
             <w:r>
-              <w:t>5 working days</w:t>
+              <w:rPr>
+                <w:sz w:val="18"/>
+              </w:rPr>
+              <w:t>Monthly</w:t>
             </w:r>
           </w:p>
         </w:tc>
         <w:tc>
           <w:tcPr>
-            <w:tcW w:type="dxa" w:w="1728"/>
+            <w:tcW w:type="dxa" w:w="2351"/>
+            <w:shd w:val="clear" w:color="auto" w:fill="E8F4F5"/>
           </w:tcPr>
           <w:p>
             <w:r>
-              <w:t>PR + 3 quotes + business justification</w:t>
-            </w:r>
-          </w:p>
-        </w:tc>
-        <w:tc>
-          <w:tcPr>
-            <w:tcW w:type="dxa" w:w="1728"/>
-          </w:tcPr>
-          <w:p>
-            <w:r>
-              <w:t>Group Finance review required</w:t>
+              <w:rPr>
+                <w:sz w:val="18"/>
+              </w:rPr>
+              <w:t>Implement local initiatives; data collection; staff engagement</w:t>
             </w:r>
           </w:p>
         </w:tc>
@@ -384,1960 +3987,146 @@
       <w:tr>
         <w:tc>
           <w:tcPr>
-            <w:tcW w:type="dxa" w:w="1728"/>
+            <w:tcW w:type="dxa" w:w="2351"/>
+            <w:shd w:val="clear" w:color="auto" w:fill="FFFFFF"/>
           </w:tcPr>
           <w:p>
             <w:r>
-              <w:t>LCY 250,001 – 500,000</w:t>
+              <w:rPr>
+                <w:sz w:val="18"/>
+              </w:rPr>
+              <w:t>External Verifier</w:t>
             </w:r>
           </w:p>
         </w:tc>
         <w:tc>
           <w:tcPr>
-            <w:tcW w:type="dxa" w:w="1728"/>
+            <w:tcW w:type="dxa" w:w="2351"/>
+            <w:shd w:val="clear" w:color="auto" w:fill="FFFFFF"/>
           </w:tcPr>
           <w:p>
             <w:r>
-              <w:t>Group CFO</w:t>
+              <w:rPr>
+                <w:sz w:val="18"/>
+              </w:rPr>
+              <w:t>Bureau Veritas Malaysia</w:t>
             </w:r>
           </w:p>
         </w:tc>
         <w:tc>
           <w:tcPr>
-            <w:tcW w:type="dxa" w:w="1728"/>
+            <w:tcW w:type="dxa" w:w="2351"/>
+            <w:shd w:val="clear" w:color="auto" w:fill="FFFFFF"/>
           </w:tcPr>
           <w:p>
             <w:r>
-              <w:t>7 working days</w:t>
+              <w:rPr>
+                <w:sz w:val="18"/>
+              </w:rPr>
+              <w:t>Annual</w:t>
             </w:r>
           </w:p>
         </w:tc>
         <w:tc>
           <w:tcPr>
-            <w:tcW w:type="dxa" w:w="1728"/>
+            <w:tcW w:type="dxa" w:w="2351"/>
+            <w:shd w:val="clear" w:color="auto" w:fill="FFFFFF"/>
           </w:tcPr>
           <w:p>
             <w:r>
-              <w:t>Full business case + procurement sign-off</w:t>
-            </w:r>
-          </w:p>
-        </w:tc>
-        <w:tc>
-          <w:tcPr>
-            <w:tcW w:type="dxa" w:w="1728"/>
-          </w:tcPr>
-          <w:p>
-            <w:r>
-              <w:t>Board Finance Committee notification</w:t>
-            </w:r>
-          </w:p>
-        </w:tc>
-      </w:tr>
-      <w:tr>
-        <w:tc>
-          <w:tcPr>
-            <w:tcW w:type="dxa" w:w="1728"/>
-          </w:tcPr>
-          <w:p>
-            <w:r>
-              <w:t>Above LCY 500,000</w:t>
-            </w:r>
-          </w:p>
-        </w:tc>
-        <w:tc>
-          <w:tcPr>
-            <w:tcW w:type="dxa" w:w="1728"/>
-          </w:tcPr>
-          <w:p>
-            <w:r>
-              <w:t>Board approval required</w:t>
-            </w:r>
-          </w:p>
-        </w:tc>
-        <w:tc>
-          <w:tcPr>
-            <w:tcW w:type="dxa" w:w="1728"/>
-          </w:tcPr>
-          <w:p>
-            <w:r>
-              <w:t>15 working days</w:t>
-            </w:r>
-          </w:p>
-        </w:tc>
-        <w:tc>
-          <w:tcPr>
-            <w:tcW w:type="dxa" w:w="1728"/>
-          </w:tcPr>
-          <w:p>
-            <w:r>
-              <w:t>Board paper + independent assessment</w:t>
-            </w:r>
-          </w:p>
-        </w:tc>
-        <w:tc>
-          <w:tcPr>
-            <w:tcW w:type="dxa" w:w="1728"/>
-          </w:tcPr>
-          <w:p>
-            <w:r>
-              <w:t>Audit Committee review</w:t>
+              <w:rPr>
+                <w:sz w:val="18"/>
+              </w:rPr>
+              <w:t>Assurance (ISAE 3000) on Scope 1, 2, 3 GHG; ESG Report</w:t>
             </w:r>
           </w:p>
         </w:tc>
       </w:tr>
     </w:tbl>
+    <w:p/>
     <w:p>
       <w:pPr>
         <w:pStyle w:val="Heading2"/>
+        <w:spacing w:before="200" w:after="80"/>
       </w:pPr>
       <w:r>
         <w:rPr>
           <w:color w:val="003050"/>
+          <w:sz w:val="24"/>
         </w:rPr>
-        <w:t>1.2 Capital Expenditure (CAPEX)</w:t>
-      </w:r>
-    </w:p>
-    <w:tbl>
-      <w:tblPr>
-        <w:tblStyle w:val="TableGrid"/>
-        <w:tblW w:type="auto" w:w="0"/>
-        <w:tblLook w:firstColumn="1" w:firstRow="1" w:lastColumn="0" w:lastRow="0" w:noHBand="0" w:noVBand="1" w:val="04A0"/>
-      </w:tblPr>
-      <w:tblGrid>
-        <w:gridCol w:w="1728"/>
-        <w:gridCol w:w="1728"/>
-        <w:gridCol w:w="1728"/>
-        <w:gridCol w:w="1728"/>
-        <w:gridCol w:w="1728"/>
-      </w:tblGrid>
-      <w:tr>
-        <w:tc>
-          <w:tcPr>
-            <w:tcW w:type="dxa" w:w="1728"/>
-          </w:tcPr>
-          <w:p>
-            <w:r>
-              <w:rPr>
-                <w:b/>
-                <w:color w:val="FFFFFF"/>
-              </w:rPr>
-              <w:t>Amount (Local Currency)</w:t>
-            </w:r>
-          </w:p>
-        </w:tc>
-        <w:tc>
-          <w:tcPr>
-            <w:tcW w:type="dxa" w:w="1728"/>
-          </w:tcPr>
-          <w:p>
-            <w:r>
-              <w:rPr>
-                <w:b/>
-                <w:color w:val="FFFFFF"/>
-              </w:rPr>
-              <w:t>Approver</w:t>
-            </w:r>
-          </w:p>
-        </w:tc>
-        <w:tc>
-          <w:tcPr>
-            <w:tcW w:type="dxa" w:w="1728"/>
-          </w:tcPr>
-          <w:p>
-            <w:r>
-              <w:rPr>
-                <w:b/>
-                <w:color w:val="FFFFFF"/>
-              </w:rPr>
-              <w:t>Business Case</w:t>
-            </w:r>
-          </w:p>
-        </w:tc>
-        <w:tc>
-          <w:tcPr>
-            <w:tcW w:type="dxa" w:w="1728"/>
-          </w:tcPr>
-          <w:p>
-            <w:r>
-              <w:rPr>
-                <w:b/>
-                <w:color w:val="FFFFFF"/>
-              </w:rPr>
-              <w:t>ROI Required</w:t>
-            </w:r>
-          </w:p>
-        </w:tc>
-        <w:tc>
-          <w:tcPr>
-            <w:tcW w:type="dxa" w:w="1728"/>
-          </w:tcPr>
-          <w:p>
-            <w:r>
-              <w:rPr>
-                <w:b/>
-                <w:color w:val="FFFFFF"/>
-              </w:rPr>
-              <w:t>Board Approval</w:t>
-            </w:r>
-          </w:p>
-        </w:tc>
-      </w:tr>
-      <w:tr>
-        <w:tc>
-          <w:tcPr>
-            <w:tcW w:type="dxa" w:w="1728"/>
-          </w:tcPr>
-          <w:p>
-            <w:r>
-              <w:t>Up to LCY 100,000</w:t>
-            </w:r>
-          </w:p>
-        </w:tc>
-        <w:tc>
-          <w:tcPr>
-            <w:tcW w:type="dxa" w:w="1728"/>
-          </w:tcPr>
-          <w:p>
-            <w:r>
-              <w:t>Hospital CEO</w:t>
-            </w:r>
-          </w:p>
-        </w:tc>
-        <w:tc>
-          <w:tcPr>
-            <w:tcW w:type="dxa" w:w="1728"/>
-          </w:tcPr>
-          <w:p>
-            <w:r>
-              <w:t>1-page justification</w:t>
-            </w:r>
-          </w:p>
-        </w:tc>
-        <w:tc>
-          <w:tcPr>
-            <w:tcW w:type="dxa" w:w="1728"/>
-          </w:tcPr>
-          <w:p>
-            <w:r>
-              <w:t>Not required</w:t>
-            </w:r>
-          </w:p>
-        </w:tc>
-        <w:tc>
-          <w:tcPr>
-            <w:tcW w:type="dxa" w:w="1728"/>
-          </w:tcPr>
-          <w:p>
-            <w:r>
-              <w:t>No</w:t>
-            </w:r>
-          </w:p>
-        </w:tc>
-      </w:tr>
-      <w:tr>
-        <w:tc>
-          <w:tcPr>
-            <w:tcW w:type="dxa" w:w="1728"/>
-          </w:tcPr>
-          <w:p>
-            <w:r>
-              <w:t>LCY 100,001 – 500,000</w:t>
-            </w:r>
-          </w:p>
-        </w:tc>
-        <w:tc>
-          <w:tcPr>
-            <w:tcW w:type="dxa" w:w="1728"/>
-          </w:tcPr>
-          <w:p>
-            <w:r>
-              <w:t>Group CFO</w:t>
-            </w:r>
-          </w:p>
-        </w:tc>
-        <w:tc>
-          <w:tcPr>
-            <w:tcW w:type="dxa" w:w="1728"/>
-          </w:tcPr>
-          <w:p>
-            <w:r>
-              <w:t>Full business case</w:t>
-            </w:r>
-          </w:p>
-        </w:tc>
-        <w:tc>
-          <w:tcPr>
-            <w:tcW w:type="dxa" w:w="1728"/>
-          </w:tcPr>
-          <w:p>
-            <w:r>
-              <w:t>3-year IRR model</w:t>
-            </w:r>
-          </w:p>
-        </w:tc>
-        <w:tc>
-          <w:tcPr>
-            <w:tcW w:type="dxa" w:w="1728"/>
-          </w:tcPr>
-          <w:p>
-            <w:r>
-              <w:t>No</w:t>
-            </w:r>
-          </w:p>
-        </w:tc>
-      </w:tr>
-      <w:tr>
-        <w:tc>
-          <w:tcPr>
-            <w:tcW w:type="dxa" w:w="1728"/>
-          </w:tcPr>
-          <w:p>
-            <w:r>
-              <w:t>LCY 500,001 – 1,000,000</w:t>
-            </w:r>
-          </w:p>
-        </w:tc>
-        <w:tc>
-          <w:tcPr>
-            <w:tcW w:type="dxa" w:w="1728"/>
-          </w:tcPr>
-          <w:p>
-            <w:r>
-              <w:t>Group CFO + CEO</w:t>
-            </w:r>
-          </w:p>
-        </w:tc>
-        <w:tc>
-          <w:tcPr>
-            <w:tcW w:type="dxa" w:w="1728"/>
-          </w:tcPr>
-          <w:p>
-            <w:r>
-              <w:t>Full BC + risk assessment</w:t>
-            </w:r>
-          </w:p>
-        </w:tc>
-        <w:tc>
-          <w:tcPr>
-            <w:tcW w:type="dxa" w:w="1728"/>
-          </w:tcPr>
-          <w:p>
-            <w:r>
-              <w:t>5-year IRR model</w:t>
-            </w:r>
-          </w:p>
-        </w:tc>
-        <w:tc>
-          <w:tcPr>
-            <w:tcW w:type="dxa" w:w="1728"/>
-          </w:tcPr>
-          <w:p>
-            <w:r>
-              <w:t>No</w:t>
-            </w:r>
-          </w:p>
-        </w:tc>
-      </w:tr>
-      <w:tr>
-        <w:tc>
-          <w:tcPr>
-            <w:tcW w:type="dxa" w:w="1728"/>
-          </w:tcPr>
-          <w:p>
-            <w:r>
-              <w:t>LCY 1,000,001 – 5,000,000</w:t>
-            </w:r>
-          </w:p>
-        </w:tc>
-        <w:tc>
-          <w:tcPr>
-            <w:tcW w:type="dxa" w:w="1728"/>
-          </w:tcPr>
-          <w:p>
-            <w:r>
-              <w:t>Board Finance Committee</w:t>
-            </w:r>
-          </w:p>
-        </w:tc>
-        <w:tc>
-          <w:tcPr>
-            <w:tcW w:type="dxa" w:w="1728"/>
-          </w:tcPr>
-          <w:p>
-            <w:r>
-              <w:t>Comprehensive feasibility study</w:t>
-            </w:r>
-          </w:p>
-        </w:tc>
-        <w:tc>
-          <w:tcPr>
-            <w:tcW w:type="dxa" w:w="1728"/>
-          </w:tcPr>
-          <w:p>
-            <w:r>
-              <w:t>10-year DCF + sensitivity</w:t>
-            </w:r>
-          </w:p>
-        </w:tc>
-        <w:tc>
-          <w:tcPr>
-            <w:tcW w:type="dxa" w:w="1728"/>
-          </w:tcPr>
-          <w:p>
-            <w:r>
-              <w:t>Yes — Board resolution</w:t>
-            </w:r>
-          </w:p>
-        </w:tc>
-      </w:tr>
-      <w:tr>
-        <w:tc>
-          <w:tcPr>
-            <w:tcW w:type="dxa" w:w="1728"/>
-          </w:tcPr>
-          <w:p>
-            <w:r>
-              <w:t>Above LCY 5,000,000</w:t>
-            </w:r>
-          </w:p>
-        </w:tc>
-        <w:tc>
-          <w:tcPr>
-            <w:tcW w:type="dxa" w:w="1728"/>
-          </w:tcPr>
-          <w:p>
-            <w:r>
-              <w:t>Full Board of Directors</w:t>
-            </w:r>
-          </w:p>
-        </w:tc>
-        <w:tc>
-          <w:tcPr>
-            <w:tcW w:type="dxa" w:w="1728"/>
-          </w:tcPr>
-          <w:p>
-            <w:r>
-              <w:t>Independent feasibility + external review</w:t>
-            </w:r>
-          </w:p>
-        </w:tc>
-        <w:tc>
-          <w:tcPr>
-            <w:tcW w:type="dxa" w:w="1728"/>
-          </w:tcPr>
-          <w:p>
-            <w:r>
-              <w:t>Full financial model + market study</w:t>
-            </w:r>
-          </w:p>
-        </w:tc>
-        <w:tc>
-          <w:tcPr>
-            <w:tcW w:type="dxa" w:w="1728"/>
-          </w:tcPr>
-          <w:p>
-            <w:r>
-              <w:t>Yes — Special Resolution</w:t>
-            </w:r>
-          </w:p>
-        </w:tc>
-      </w:tr>
-    </w:tbl>
-    <w:p>
-      <w:pPr>
-        <w:pStyle w:val="Heading2"/>
-      </w:pPr>
-      <w:r>
-        <w:rPr>
-          <w:color w:val="003050"/>
-        </w:rPr>
-        <w:t>1.3 Procurement &amp; Vendor Management</w:t>
-      </w:r>
-    </w:p>
-    <w:p>
-      <w:r>
-        <w:rPr>
-          <w:sz w:val="22"/>
-        </w:rPr>
-        <w:t>All vendors above LCY 500,000 annual spend require Group Procurement pre-approval and vendor due diligence (AML, sanctions screening, ESG assessment). Related party transactions require Audit Committee pre-approval regardless of amount. Sole-sourcing above LCY 100,000 requires written justification approved by Group CFO. All tenders above LCY 1,000,000 must follow Group Standard Tender process with minimum 3 qualified bidders.</w:t>
+        <w:t>3. Key Policies Embedded Under POL-ESG-005</w:t>
       </w:r>
     </w:p>
     <w:p>
       <w:pPr>
-        <w:pStyle w:val="Heading2"/>
+        <w:pStyle w:val="ListBullet"/>
+        <w:spacing w:after="40"/>
       </w:pPr>
       <w:r>
         <w:rPr>
-          <w:color w:val="003050"/>
+          <w:sz w:val="20"/>
         </w:rPr>
-        <w:t>1.4 Budget Variance Escalation</w:t>
-      </w:r>
-    </w:p>
-    <w:tbl>
-      <w:tblPr>
-        <w:tblStyle w:val="TableGrid"/>
-        <w:tblW w:type="auto" w:w="0"/>
-        <w:tblLook w:firstColumn="1" w:firstRow="1" w:lastColumn="0" w:lastRow="0" w:noHBand="0" w:noVBand="1" w:val="04A0"/>
-      </w:tblPr>
-      <w:tblGrid>
-        <w:gridCol w:w="2160"/>
-        <w:gridCol w:w="2160"/>
-        <w:gridCol w:w="2160"/>
-        <w:gridCol w:w="2160"/>
-      </w:tblGrid>
-      <w:tr>
-        <w:tc>
-          <w:tcPr>
-            <w:tcW w:type="dxa" w:w="2160"/>
-          </w:tcPr>
-          <w:p>
-            <w:r>
-              <w:rPr>
-                <w:b/>
-                <w:color w:val="FFFFFF"/>
-              </w:rPr>
-              <w:t>Variance vs Budget</w:t>
-            </w:r>
-          </w:p>
-        </w:tc>
-        <w:tc>
-          <w:tcPr>
-            <w:tcW w:type="dxa" w:w="2160"/>
-          </w:tcPr>
-          <w:p>
-            <w:r>
-              <w:rPr>
-                <w:b/>
-                <w:color w:val="FFFFFF"/>
-              </w:rPr>
-              <w:t>Required Action</w:t>
-            </w:r>
-          </w:p>
-        </w:tc>
-        <w:tc>
-          <w:tcPr>
-            <w:tcW w:type="dxa" w:w="2160"/>
-          </w:tcPr>
-          <w:p>
-            <w:r>
-              <w:rPr>
-                <w:b/>
-                <w:color w:val="FFFFFF"/>
-              </w:rPr>
-              <w:t>Escalation</w:t>
-            </w:r>
-          </w:p>
-        </w:tc>
-        <w:tc>
-          <w:tcPr>
-            <w:tcW w:type="dxa" w:w="2160"/>
-          </w:tcPr>
-          <w:p>
-            <w:r>
-              <w:rPr>
-                <w:b/>
-                <w:color w:val="FFFFFF"/>
-              </w:rPr>
-              <w:t>Recovery Plan</w:t>
-            </w:r>
-          </w:p>
-        </w:tc>
-      </w:tr>
-      <w:tr>
-        <w:tc>
-          <w:tcPr>
-            <w:tcW w:type="dxa" w:w="2160"/>
-          </w:tcPr>
-          <w:p>
-            <w:r>
-              <w:t>&lt; ±5%</w:t>
-            </w:r>
-          </w:p>
-        </w:tc>
-        <w:tc>
-          <w:tcPr>
-            <w:tcW w:type="dxa" w:w="2160"/>
-          </w:tcPr>
-          <w:p>
-            <w:r>
-              <w:t>Document and monitor</w:t>
-            </w:r>
-          </w:p>
-        </w:tc>
-        <w:tc>
-          <w:tcPr>
-            <w:tcW w:type="dxa" w:w="2160"/>
-          </w:tcPr>
-          <w:p>
-            <w:r>
-              <w:t>None</w:t>
-            </w:r>
-          </w:p>
-        </w:tc>
-        <w:tc>
-          <w:tcPr>
-            <w:tcW w:type="dxa" w:w="2160"/>
-          </w:tcPr>
-          <w:p>
-            <w:r>
-              <w:t>No formal plan required</w:t>
-            </w:r>
-          </w:p>
-        </w:tc>
-      </w:tr>
-      <w:tr>
-        <w:tc>
-          <w:tcPr>
-            <w:tcW w:type="dxa" w:w="2160"/>
-          </w:tcPr>
-          <w:p>
-            <w:r>
-              <w:t>±5% to ±10%</w:t>
-            </w:r>
-          </w:p>
-        </w:tc>
-        <w:tc>
-          <w:tcPr>
-            <w:tcW w:type="dxa" w:w="2160"/>
-          </w:tcPr>
-          <w:p>
-            <w:r>
-              <w:t>Written explanation to Hospital CEO + CFO</w:t>
-            </w:r>
-          </w:p>
-        </w:tc>
-        <w:tc>
-          <w:tcPr>
-            <w:tcW w:type="dxa" w:w="2160"/>
-          </w:tcPr>
-          <w:p>
-            <w:r>
-              <w:t>CFO monthly review</w:t>
-            </w:r>
-          </w:p>
-        </w:tc>
-        <w:tc>
-          <w:tcPr>
-            <w:tcW w:type="dxa" w:w="2160"/>
-          </w:tcPr>
-          <w:p>
-            <w:r>
-              <w:t>Informal corrective actions</w:t>
-            </w:r>
-          </w:p>
-        </w:tc>
-      </w:tr>
-      <w:tr>
-        <w:tc>
-          <w:tcPr>
-            <w:tcW w:type="dxa" w:w="2160"/>
-          </w:tcPr>
-          <w:p>
-            <w:r>
-              <w:t>±10% to ±15%</w:t>
-            </w:r>
-          </w:p>
-        </w:tc>
-        <w:tc>
-          <w:tcPr>
-            <w:tcW w:type="dxa" w:w="2160"/>
-          </w:tcPr>
-          <w:p>
-            <w:r>
-              <w:t>Formal variance report to Group Finance</w:t>
-            </w:r>
-          </w:p>
-        </w:tc>
-        <w:tc>
-          <w:tcPr>
-            <w:tcW w:type="dxa" w:w="2160"/>
-          </w:tcPr>
-          <w:p>
-            <w:r>
-              <w:t>Group Finance Committee</w:t>
-            </w:r>
-          </w:p>
-        </w:tc>
-        <w:tc>
-          <w:tcPr>
-            <w:tcW w:type="dxa" w:w="2160"/>
-          </w:tcPr>
-          <w:p>
-            <w:r>
-              <w:t>Formal recovery plan within 14 days</w:t>
-            </w:r>
-          </w:p>
-        </w:tc>
-      </w:tr>
-      <w:tr>
-        <w:tc>
-          <w:tcPr>
-            <w:tcW w:type="dxa" w:w="2160"/>
-          </w:tcPr>
-          <w:p>
-            <w:r>
-              <w:t>&gt; ±15%</w:t>
-            </w:r>
-          </w:p>
-        </w:tc>
-        <w:tc>
-          <w:tcPr>
-            <w:tcW w:type="dxa" w:w="2160"/>
-          </w:tcPr>
-          <w:p>
-            <w:r>
-              <w:t>Immediate Group CFO notification</w:t>
-            </w:r>
-          </w:p>
-        </w:tc>
-        <w:tc>
-          <w:tcPr>
-            <w:tcW w:type="dxa" w:w="2160"/>
-          </w:tcPr>
-          <w:p>
-            <w:r>
-              <w:t>Board Finance Committee</w:t>
-            </w:r>
-          </w:p>
-        </w:tc>
-        <w:tc>
-          <w:tcPr>
-            <w:tcW w:type="dxa" w:w="2160"/>
-          </w:tcPr>
-          <w:p>
-            <w:r>
-              <w:t>Emergency recovery plan + board update</w:t>
-            </w:r>
-          </w:p>
-        </w:tc>
-      </w:tr>
-    </w:tbl>
-    <w:p>
-      <w:r>
-        <w:br w:type="page"/>
+        <w:t>Energy Management: ISO 50001 implementation at KL, PJ, Penang by FY2026.</w:t>
       </w:r>
     </w:p>
     <w:p>
       <w:pPr>
-        <w:pStyle w:val="Heading1"/>
+        <w:pStyle w:val="ListBullet"/>
+        <w:spacing w:after="40"/>
       </w:pPr>
       <w:r>
         <w:rPr>
-          <w:color w:val="007B8A"/>
+          <w:sz w:val="20"/>
         </w:rPr>
-        <w:t>SECTION 2: OPERATIONAL KPI TARGETS (POL-OPS-002)</w:t>
-      </w:r>
-    </w:p>
-    <w:p>
-      <w:r>
-        <w:rPr>
-          <w:sz w:val="22"/>
-        </w:rPr>
-        <w:t>The following KPIs apply to all Contoso Healthcare hospitals globally. Country-specific adjustments may be approved by Group COO where local market conditions require deviation. All targets are reviewed annually by the Group Operations Committee.</w:t>
-      </w:r>
-    </w:p>
-    <w:tbl>
-      <w:tblPr>
-        <w:tblStyle w:val="TableGrid"/>
-        <w:tblW w:type="auto" w:w="0"/>
-        <w:tblLook w:firstColumn="1" w:firstRow="1" w:lastColumn="0" w:lastRow="0" w:noHBand="0" w:noVBand="1" w:val="04A0"/>
-      </w:tblPr>
-      <w:tblGrid>
-        <w:gridCol w:w="1440"/>
-        <w:gridCol w:w="1440"/>
-        <w:gridCol w:w="1440"/>
-        <w:gridCol w:w="1440"/>
-        <w:gridCol w:w="1440"/>
-        <w:gridCol w:w="1440"/>
-      </w:tblGrid>
-      <w:tr>
-        <w:tc>
-          <w:tcPr>
-            <w:tcW w:type="dxa" w:w="1440"/>
-          </w:tcPr>
-          <w:p>
-            <w:r>
-              <w:rPr>
-                <w:b/>
-                <w:color w:val="FFFFFF"/>
-              </w:rPr>
-              <w:t>KPI</w:t>
-            </w:r>
-          </w:p>
-        </w:tc>
-        <w:tc>
-          <w:tcPr>
-            <w:tcW w:type="dxa" w:w="1440"/>
-          </w:tcPr>
-          <w:p>
-            <w:r>
-              <w:rPr>
-                <w:b/>
-                <w:color w:val="FFFFFF"/>
-              </w:rPr>
-              <w:t>Group Target</w:t>
-            </w:r>
-          </w:p>
-        </w:tc>
-        <w:tc>
-          <w:tcPr>
-            <w:tcW w:type="dxa" w:w="1440"/>
-          </w:tcPr>
-          <w:p>
-            <w:r>
-              <w:rPr>
-                <w:b/>
-                <w:color w:val="FFFFFF"/>
-              </w:rPr>
-              <w:t>Minimum Threshold</w:t>
-            </w:r>
-          </w:p>
-        </w:tc>
-        <w:tc>
-          <w:tcPr>
-            <w:tcW w:type="dxa" w:w="1440"/>
-          </w:tcPr>
-          <w:p>
-            <w:r>
-              <w:rPr>
-                <w:b/>
-                <w:color w:val="FFFFFF"/>
-              </w:rPr>
-              <w:t>Measurement</w:t>
-            </w:r>
-          </w:p>
-        </w:tc>
-        <w:tc>
-          <w:tcPr>
-            <w:tcW w:type="dxa" w:w="1440"/>
-          </w:tcPr>
-          <w:p>
-            <w:r>
-              <w:rPr>
-                <w:b/>
-                <w:color w:val="FFFFFF"/>
-              </w:rPr>
-              <w:t>Owner</w:t>
-            </w:r>
-          </w:p>
-        </w:tc>
-        <w:tc>
-          <w:tcPr>
-            <w:tcW w:type="dxa" w:w="1440"/>
-          </w:tcPr>
-          <w:p>
-            <w:r>
-              <w:rPr>
-                <w:b/>
-                <w:color w:val="FFFFFF"/>
-              </w:rPr>
-              <w:t>Consequence if Below Threshold</w:t>
-            </w:r>
-          </w:p>
-        </w:tc>
-      </w:tr>
-      <w:tr>
-        <w:tc>
-          <w:tcPr>
-            <w:tcW w:type="dxa" w:w="1440"/>
-          </w:tcPr>
-          <w:p>
-            <w:r>
-              <w:t>Bed Occupancy Rate</w:t>
-            </w:r>
-          </w:p>
-        </w:tc>
-        <w:tc>
-          <w:tcPr>
-            <w:tcW w:type="dxa" w:w="1440"/>
-          </w:tcPr>
-          <w:p>
-            <w:r>
-              <w:t>82–87%</w:t>
-            </w:r>
-          </w:p>
-        </w:tc>
-        <w:tc>
-          <w:tcPr>
-            <w:tcW w:type="dxa" w:w="1440"/>
-          </w:tcPr>
-          <w:p>
-            <w:r>
-              <w:t>75%</w:t>
-            </w:r>
-          </w:p>
-        </w:tc>
-        <w:tc>
-          <w:tcPr>
-            <w:tcW w:type="dxa" w:w="1440"/>
-          </w:tcPr>
-          <w:p>
-            <w:r>
-              <w:t>Daily</w:t>
-            </w:r>
-          </w:p>
-        </w:tc>
-        <w:tc>
-          <w:tcPr>
-            <w:tcW w:type="dxa" w:w="1440"/>
-          </w:tcPr>
-          <w:p>
-            <w:r>
-              <w:t>Hospital CEO</w:t>
-            </w:r>
-          </w:p>
-        </w:tc>
-        <w:tc>
-          <w:tcPr>
-            <w:tcW w:type="dxa" w:w="1440"/>
-          </w:tcPr>
-          <w:p>
-            <w:r>
-              <w:t>Operational review; bed capacity plan required</w:t>
-            </w:r>
-          </w:p>
-        </w:tc>
-      </w:tr>
-      <w:tr>
-        <w:tc>
-          <w:tcPr>
-            <w:tcW w:type="dxa" w:w="1440"/>
-          </w:tcPr>
-          <w:p>
-            <w:r>
-              <w:t>Average Length of Stay (ALOS)</w:t>
-            </w:r>
-          </w:p>
-        </w:tc>
-        <w:tc>
-          <w:tcPr>
-            <w:tcW w:type="dxa" w:w="1440"/>
-          </w:tcPr>
-          <w:p>
-            <w:r>
-              <w:t>≤ 3.8 days</w:t>
-            </w:r>
-          </w:p>
-        </w:tc>
-        <w:tc>
-          <w:tcPr>
-            <w:tcW w:type="dxa" w:w="1440"/>
-          </w:tcPr>
-          <w:p>
-            <w:r>
-              <w:t>4.5 days</w:t>
-            </w:r>
-          </w:p>
-        </w:tc>
-        <w:tc>
-          <w:tcPr>
-            <w:tcW w:type="dxa" w:w="1440"/>
-          </w:tcPr>
-          <w:p>
-            <w:r>
-              <w:t>Monthly</w:t>
-            </w:r>
-          </w:p>
-        </w:tc>
-        <w:tc>
-          <w:tcPr>
-            <w:tcW w:type="dxa" w:w="1440"/>
-          </w:tcPr>
-          <w:p>
-            <w:r>
-              <w:t>Medical Director</w:t>
-            </w:r>
-          </w:p>
-        </w:tc>
-        <w:tc>
-          <w:tcPr>
-            <w:tcW w:type="dxa" w:w="1440"/>
-          </w:tcPr>
-          <w:p>
-            <w:r>
-              <w:t>Clinical audit; pathway review</w:t>
-            </w:r>
-          </w:p>
-        </w:tc>
-      </w:tr>
-      <w:tr>
-        <w:tc>
-          <w:tcPr>
-            <w:tcW w:type="dxa" w:w="1440"/>
-          </w:tcPr>
-          <w:p>
-            <w:r>
-              <w:t>Emergency Department Wait Time (P1 triage to doctor)</w:t>
-            </w:r>
-          </w:p>
-        </w:tc>
-        <w:tc>
-          <w:tcPr>
-            <w:tcW w:type="dxa" w:w="1440"/>
-          </w:tcPr>
-          <w:p>
-            <w:r>
-              <w:t>≤ 25 minutes</w:t>
-            </w:r>
-          </w:p>
-        </w:tc>
-        <w:tc>
-          <w:tcPr>
-            <w:tcW w:type="dxa" w:w="1440"/>
-          </w:tcPr>
-          <w:p>
-            <w:r>
-              <w:t>40 minutes</w:t>
-            </w:r>
-          </w:p>
-        </w:tc>
-        <w:tc>
-          <w:tcPr>
-            <w:tcW w:type="dxa" w:w="1440"/>
-          </w:tcPr>
-          <w:p>
-            <w:r>
-              <w:t>Daily</w:t>
-            </w:r>
-          </w:p>
-        </w:tc>
-        <w:tc>
-          <w:tcPr>
-            <w:tcW w:type="dxa" w:w="1440"/>
-          </w:tcPr>
-          <w:p>
-            <w:r>
-              <w:t>ED Head</w:t>
-            </w:r>
-          </w:p>
-        </w:tc>
-        <w:tc>
-          <w:tcPr>
-            <w:tcW w:type="dxa" w:w="1440"/>
-          </w:tcPr>
-          <w:p>
-            <w:r>
-              <w:t>Immediate escalation; staffing review</w:t>
-            </w:r>
-          </w:p>
-        </w:tc>
-      </w:tr>
-      <w:tr>
-        <w:tc>
-          <w:tcPr>
-            <w:tcW w:type="dxa" w:w="1440"/>
-          </w:tcPr>
-          <w:p>
-            <w:r>
-              <w:t>Patient Satisfaction (NPS)</w:t>
-            </w:r>
-          </w:p>
-        </w:tc>
-        <w:tc>
-          <w:tcPr>
-            <w:tcW w:type="dxa" w:w="1440"/>
-          </w:tcPr>
-          <w:p>
-            <w:r>
-              <w:t>≥ 74</w:t>
-            </w:r>
-          </w:p>
-        </w:tc>
-        <w:tc>
-          <w:tcPr>
-            <w:tcW w:type="dxa" w:w="1440"/>
-          </w:tcPr>
-          <w:p>
-            <w:r>
-              <w:t>62</w:t>
-            </w:r>
-          </w:p>
-        </w:tc>
-        <w:tc>
-          <w:tcPr>
-            <w:tcW w:type="dxa" w:w="1440"/>
-          </w:tcPr>
-          <w:p>
-            <w:r>
-              <w:t>Quarterly</w:t>
-            </w:r>
-          </w:p>
-        </w:tc>
-        <w:tc>
-          <w:tcPr>
-            <w:tcW w:type="dxa" w:w="1440"/>
-          </w:tcPr>
-          <w:p>
-            <w:r>
-              <w:t>Quality &amp; Patient Safety</w:t>
-            </w:r>
-          </w:p>
-        </w:tc>
-        <w:tc>
-          <w:tcPr>
-            <w:tcW w:type="dxa" w:w="1440"/>
-          </w:tcPr>
-          <w:p>
-            <w:r>
-              <w:t>Root cause analysis; patient experience programme</w:t>
-            </w:r>
-          </w:p>
-        </w:tc>
-      </w:tr>
-      <w:tr>
-        <w:tc>
-          <w:tcPr>
-            <w:tcW w:type="dxa" w:w="1440"/>
-          </w:tcPr>
-          <w:p>
-            <w:r>
-              <w:t>Revenue Per Bed Per Day (local currency)</w:t>
-            </w:r>
-          </w:p>
-        </w:tc>
-        <w:tc>
-          <w:tcPr>
-            <w:tcW w:type="dxa" w:w="1440"/>
-          </w:tcPr>
-          <w:p>
-            <w:r>
-              <w:t>≥ LCY 2,800</w:t>
-            </w:r>
-          </w:p>
-        </w:tc>
-        <w:tc>
-          <w:tcPr>
-            <w:tcW w:type="dxa" w:w="1440"/>
-          </w:tcPr>
-          <w:p>
-            <w:r>
-              <w:t>LCY 2,400</w:t>
-            </w:r>
-          </w:p>
-        </w:tc>
-        <w:tc>
-          <w:tcPr>
-            <w:tcW w:type="dxa" w:w="1440"/>
-          </w:tcPr>
-          <w:p>
-            <w:r>
-              <w:t>Monthly</w:t>
-            </w:r>
-          </w:p>
-        </w:tc>
-        <w:tc>
-          <w:tcPr>
-            <w:tcW w:type="dxa" w:w="1440"/>
-          </w:tcPr>
-          <w:p>
-            <w:r>
-              <w:t>Finance Controller</w:t>
-            </w:r>
-          </w:p>
-        </w:tc>
-        <w:tc>
-          <w:tcPr>
-            <w:tcW w:type="dxa" w:w="1440"/>
-          </w:tcPr>
-          <w:p>
-            <w:r>
-              <w:t>Revenue strategy review; case mix analysis</w:t>
-            </w:r>
-          </w:p>
-        </w:tc>
-      </w:tr>
-      <w:tr>
-        <w:tc>
-          <w:tcPr>
-            <w:tcW w:type="dxa" w:w="1440"/>
-          </w:tcPr>
-          <w:p>
-            <w:r>
-              <w:t>Clinical Adverse Event Rate</w:t>
-            </w:r>
-          </w:p>
-        </w:tc>
-        <w:tc>
-          <w:tcPr>
-            <w:tcW w:type="dxa" w:w="1440"/>
-          </w:tcPr>
-          <w:p>
-            <w:r>
-              <w:t>&lt; 0.4 per 1,000 admissions</w:t>
-            </w:r>
-          </w:p>
-        </w:tc>
-        <w:tc>
-          <w:tcPr>
-            <w:tcW w:type="dxa" w:w="1440"/>
-          </w:tcPr>
-          <w:p>
-            <w:r>
-              <w:t>&lt; 0.8</w:t>
-            </w:r>
-          </w:p>
-        </w:tc>
-        <w:tc>
-          <w:tcPr>
-            <w:tcW w:type="dxa" w:w="1440"/>
-          </w:tcPr>
-          <w:p>
-            <w:r>
-              <w:t>Monthly</w:t>
-            </w:r>
-          </w:p>
-        </w:tc>
-        <w:tc>
-          <w:tcPr>
-            <w:tcW w:type="dxa" w:w="1440"/>
-          </w:tcPr>
-          <w:p>
-            <w:r>
-              <w:t>Clinical Governance</w:t>
-            </w:r>
-          </w:p>
-        </w:tc>
-        <w:tc>
-          <w:tcPr>
-            <w:tcW w:type="dxa" w:w="1440"/>
-          </w:tcPr>
-          <w:p>
-            <w:r>
-              <w:t>Mandatory incident investigation; Board notification if above 1.0</w:t>
-            </w:r>
-          </w:p>
-        </w:tc>
-      </w:tr>
-      <w:tr>
-        <w:tc>
-          <w:tcPr>
-            <w:tcW w:type="dxa" w:w="1440"/>
-          </w:tcPr>
-          <w:p>
-            <w:r>
-              <w:t>Hospital-Acquired Infection Rate</w:t>
-            </w:r>
-          </w:p>
-        </w:tc>
-        <w:tc>
-          <w:tcPr>
-            <w:tcW w:type="dxa" w:w="1440"/>
-          </w:tcPr>
-          <w:p>
-            <w:r>
-              <w:t>&lt; 1.5%</w:t>
-            </w:r>
-          </w:p>
-        </w:tc>
-        <w:tc>
-          <w:tcPr>
-            <w:tcW w:type="dxa" w:w="1440"/>
-          </w:tcPr>
-          <w:p>
-            <w:r>
-              <w:t>&lt; 2.5%</w:t>
-            </w:r>
-          </w:p>
-        </w:tc>
-        <w:tc>
-          <w:tcPr>
-            <w:tcW w:type="dxa" w:w="1440"/>
-          </w:tcPr>
-          <w:p>
-            <w:r>
-              <w:t>Monthly</w:t>
-            </w:r>
-          </w:p>
-        </w:tc>
-        <w:tc>
-          <w:tcPr>
-            <w:tcW w:type="dxa" w:w="1440"/>
-          </w:tcPr>
-          <w:p>
-            <w:r>
-              <w:t>Infection Control</w:t>
-            </w:r>
-          </w:p>
-        </w:tc>
-        <w:tc>
-          <w:tcPr>
-            <w:tcW w:type="dxa" w:w="1440"/>
-          </w:tcPr>
-          <w:p>
-            <w:r>
-              <w:t>Infection control team review; isolation protocols</w:t>
-            </w:r>
-          </w:p>
-        </w:tc>
-      </w:tr>
-      <w:tr>
-        <w:tc>
-          <w:tcPr>
-            <w:tcW w:type="dxa" w:w="1440"/>
-          </w:tcPr>
-          <w:p>
-            <w:r>
-              <w:t>30-Day Readmission Rate</w:t>
-            </w:r>
-          </w:p>
-        </w:tc>
-        <w:tc>
-          <w:tcPr>
-            <w:tcW w:type="dxa" w:w="1440"/>
-          </w:tcPr>
-          <w:p>
-            <w:r>
-              <w:t>&lt; 4.5%</w:t>
-            </w:r>
-          </w:p>
-        </w:tc>
-        <w:tc>
-          <w:tcPr>
-            <w:tcW w:type="dxa" w:w="1440"/>
-          </w:tcPr>
-          <w:p>
-            <w:r>
-              <w:t>&lt; 6.0%</w:t>
-            </w:r>
-          </w:p>
-        </w:tc>
-        <w:tc>
-          <w:tcPr>
-            <w:tcW w:type="dxa" w:w="1440"/>
-          </w:tcPr>
-          <w:p>
-            <w:r>
-              <w:t>Monthly</w:t>
-            </w:r>
-          </w:p>
-        </w:tc>
-        <w:tc>
-          <w:tcPr>
-            <w:tcW w:type="dxa" w:w="1440"/>
-          </w:tcPr>
-          <w:p>
-            <w:r>
-              <w:t>Medical Director</w:t>
-            </w:r>
-          </w:p>
-        </w:tc>
-        <w:tc>
-          <w:tcPr>
-            <w:tcW w:type="dxa" w:w="1440"/>
-          </w:tcPr>
-          <w:p>
-            <w:r>
-              <w:t>Clinical pathway audit; community care review</w:t>
-            </w:r>
-          </w:p>
-        </w:tc>
-      </w:tr>
-      <w:tr>
-        <w:tc>
-          <w:tcPr>
-            <w:tcW w:type="dxa" w:w="1440"/>
-          </w:tcPr>
-          <w:p>
-            <w:r>
-              <w:t>Staff Turnover Rate (clinical)</w:t>
-            </w:r>
-          </w:p>
-        </w:tc>
-        <w:tc>
-          <w:tcPr>
-            <w:tcW w:type="dxa" w:w="1440"/>
-          </w:tcPr>
-          <w:p>
-            <w:r>
-              <w:t>&lt; 11% annually</w:t>
-            </w:r>
-          </w:p>
-        </w:tc>
-        <w:tc>
-          <w:tcPr>
-            <w:tcW w:type="dxa" w:w="1440"/>
-          </w:tcPr>
-          <w:p>
-            <w:r>
-              <w:t>&lt; 16%</w:t>
-            </w:r>
-          </w:p>
-        </w:tc>
-        <w:tc>
-          <w:tcPr>
-            <w:tcW w:type="dxa" w:w="1440"/>
-          </w:tcPr>
-          <w:p>
-            <w:r>
-              <w:t>Quarterly</w:t>
-            </w:r>
-          </w:p>
-        </w:tc>
-        <w:tc>
-          <w:tcPr>
-            <w:tcW w:type="dxa" w:w="1440"/>
-          </w:tcPr>
-          <w:p>
-            <w:r>
-              <w:t>HR Director</w:t>
-            </w:r>
-          </w:p>
-        </w:tc>
-        <w:tc>
-          <w:tcPr>
-            <w:tcW w:type="dxa" w:w="1440"/>
-          </w:tcPr>
-          <w:p>
-            <w:r>
-              <w:t>Retention programme; exit interview analysis</w:t>
-            </w:r>
-          </w:p>
-        </w:tc>
-      </w:tr>
-      <w:tr>
-        <w:tc>
-          <w:tcPr>
-            <w:tcW w:type="dxa" w:w="1440"/>
-          </w:tcPr>
-          <w:p>
-            <w:r>
-              <w:t>Surgery Cancellation Rate (on-day)</w:t>
-            </w:r>
-          </w:p>
-        </w:tc>
-        <w:tc>
-          <w:tcPr>
-            <w:tcW w:type="dxa" w:w="1440"/>
-          </w:tcPr>
-          <w:p>
-            <w:r>
-              <w:t>&lt; 2%</w:t>
-            </w:r>
-          </w:p>
-        </w:tc>
-        <w:tc>
-          <w:tcPr>
-            <w:tcW w:type="dxa" w:w="1440"/>
-          </w:tcPr>
-          <w:p>
-            <w:r>
-              <w:t>&lt; 4%</w:t>
-            </w:r>
-          </w:p>
-        </w:tc>
-        <w:tc>
-          <w:tcPr>
-            <w:tcW w:type="dxa" w:w="1440"/>
-          </w:tcPr>
-          <w:p>
-            <w:r>
-              <w:t>Monthly</w:t>
-            </w:r>
-          </w:p>
-        </w:tc>
-        <w:tc>
-          <w:tcPr>
-            <w:tcW w:type="dxa" w:w="1440"/>
-          </w:tcPr>
-          <w:p>
-            <w:r>
-              <w:t>Surgical Services Head</w:t>
-            </w:r>
-          </w:p>
-        </w:tc>
-        <w:tc>
-          <w:tcPr>
-            <w:tcW w:type="dxa" w:w="1440"/>
-          </w:tcPr>
-          <w:p>
-            <w:r>
-              <w:t>Theatre efficiency audit; pre-admission protocol review</w:t>
-            </w:r>
-          </w:p>
-        </w:tc>
-      </w:tr>
-      <w:tr>
-        <w:tc>
-          <w:tcPr>
-            <w:tcW w:type="dxa" w:w="1440"/>
-          </w:tcPr>
-          <w:p>
-            <w:r>
-              <w:t>Revenue Cycle Days (AR)</w:t>
-            </w:r>
-          </w:p>
-        </w:tc>
-        <w:tc>
-          <w:tcPr>
-            <w:tcW w:type="dxa" w:w="1440"/>
-          </w:tcPr>
-          <w:p>
-            <w:r>
-              <w:t>&lt; 45 days</w:t>
-            </w:r>
-          </w:p>
-        </w:tc>
-        <w:tc>
-          <w:tcPr>
-            <w:tcW w:type="dxa" w:w="1440"/>
-          </w:tcPr>
-          <w:p>
-            <w:r>
-              <w:t>&lt; 60 days</w:t>
-            </w:r>
-          </w:p>
-        </w:tc>
-        <w:tc>
-          <w:tcPr>
-            <w:tcW w:type="dxa" w:w="1440"/>
-          </w:tcPr>
-          <w:p>
-            <w:r>
-              <w:t>Monthly</w:t>
-            </w:r>
-          </w:p>
-        </w:tc>
-        <w:tc>
-          <w:tcPr>
-            <w:tcW w:type="dxa" w:w="1440"/>
-          </w:tcPr>
-          <w:p>
-            <w:r>
-              <w:t>Finance Controller</w:t>
-            </w:r>
-          </w:p>
-        </w:tc>
-        <w:tc>
-          <w:tcPr>
-            <w:tcW w:type="dxa" w:w="1440"/>
-          </w:tcPr>
-          <w:p>
-            <w:r>
-              <w:t>Billing audit; insurance follow-up process review</w:t>
-            </w:r>
-          </w:p>
-        </w:tc>
-      </w:tr>
-      <w:tr>
-        <w:tc>
-          <w:tcPr>
-            <w:tcW w:type="dxa" w:w="1440"/>
-          </w:tcPr>
-          <w:p>
-            <w:r>
-              <w:t>EBITDA Margin</w:t>
-            </w:r>
-          </w:p>
-        </w:tc>
-        <w:tc>
-          <w:tcPr>
-            <w:tcW w:type="dxa" w:w="1440"/>
-          </w:tcPr>
-          <w:p>
-            <w:r>
-              <w:t>22–28%</w:t>
-            </w:r>
-          </w:p>
-        </w:tc>
-        <w:tc>
-          <w:tcPr>
-            <w:tcW w:type="dxa" w:w="1440"/>
-          </w:tcPr>
-          <w:p>
-            <w:r>
-              <w:t>18%</w:t>
-            </w:r>
-          </w:p>
-        </w:tc>
-        <w:tc>
-          <w:tcPr>
-            <w:tcW w:type="dxa" w:w="1440"/>
-          </w:tcPr>
-          <w:p>
-            <w:r>
-              <w:t>Monthly</w:t>
-            </w:r>
-          </w:p>
-        </w:tc>
-        <w:tc>
-          <w:tcPr>
-            <w:tcW w:type="dxa" w:w="1440"/>
-          </w:tcPr>
-          <w:p>
-            <w:r>
-              <w:t>Group Finance</w:t>
-            </w:r>
-          </w:p>
-        </w:tc>
-        <w:tc>
-          <w:tcPr>
-            <w:tcW w:type="dxa" w:w="1440"/>
-          </w:tcPr>
-          <w:p>
-            <w:r>
-              <w:t>Financial review; cost containment plan</w:t>
-            </w:r>
-          </w:p>
-        </w:tc>
-      </w:tr>
-    </w:tbl>
-    <w:p>
-      <w:r>
-        <w:br w:type="page"/>
+        <w:t>Water Management: Water risk assessment per AQUEDUCT framework annually.</w:t>
       </w:r>
     </w:p>
     <w:p>
       <w:pPr>
-        <w:pStyle w:val="Heading1"/>
+        <w:pStyle w:val="ListBullet"/>
+        <w:spacing w:after="40"/>
       </w:pPr>
       <w:r>
         <w:rPr>
-          <w:color w:val="007B8A"/>
+          <w:sz w:val="20"/>
         </w:rPr>
-        <w:t>SECTION 3: CLINICAL GOVERNANCE (POL-CLG-003)</w:t>
+        <w:t>Waste Management: Zero clinical waste to unregistered contractors; DOE Schedule Waste compliance 100%.</w:t>
       </w:r>
     </w:p>
     <w:p>
       <w:pPr>
-        <w:pStyle w:val="Heading2"/>
+        <w:pStyle w:val="ListBullet"/>
+        <w:spacing w:after="40"/>
       </w:pPr>
       <w:r>
         <w:rPr>
-          <w:color w:val="003050"/>
+          <w:sz w:val="20"/>
         </w:rPr>
-        <w:t>3.1 Incident Classification &amp; Reporting</w:t>
-      </w:r>
-    </w:p>
-    <w:tbl>
-      <w:tblPr>
-        <w:tblStyle w:val="TableGrid"/>
-        <w:tblW w:type="auto" w:w="0"/>
-        <w:tblLook w:firstColumn="1" w:firstRow="1" w:lastColumn="0" w:lastRow="0" w:noHBand="0" w:noVBand="1" w:val="04A0"/>
-      </w:tblPr>
-      <w:tblGrid>
-        <w:gridCol w:w="1728"/>
-        <w:gridCol w:w="1728"/>
-        <w:gridCol w:w="1728"/>
-        <w:gridCol w:w="1728"/>
-        <w:gridCol w:w="1728"/>
-      </w:tblGrid>
-      <w:tr>
-        <w:tc>
-          <w:tcPr>
-            <w:tcW w:type="dxa" w:w="1728"/>
-          </w:tcPr>
-          <w:p>
-            <w:r>
-              <w:rPr>
-                <w:b/>
-                <w:color w:val="FFFFFF"/>
-              </w:rPr>
-              <w:t>Level</w:t>
-            </w:r>
-          </w:p>
-        </w:tc>
-        <w:tc>
-          <w:tcPr>
-            <w:tcW w:type="dxa" w:w="1728"/>
-          </w:tcPr>
-          <w:p>
-            <w:r>
-              <w:rPr>
-                <w:b/>
-                <w:color w:val="FFFFFF"/>
-              </w:rPr>
-              <w:t>Classification</w:t>
-            </w:r>
-          </w:p>
-        </w:tc>
-        <w:tc>
-          <w:tcPr>
-            <w:tcW w:type="dxa" w:w="1728"/>
-          </w:tcPr>
-          <w:p>
-            <w:r>
-              <w:rPr>
-                <w:b/>
-                <w:color w:val="FFFFFF"/>
-              </w:rPr>
-              <w:t>Examples</w:t>
-            </w:r>
-          </w:p>
-        </w:tc>
-        <w:tc>
-          <w:tcPr>
-            <w:tcW w:type="dxa" w:w="1728"/>
-          </w:tcPr>
-          <w:p>
-            <w:r>
-              <w:rPr>
-                <w:b/>
-                <w:color w:val="FFFFFF"/>
-              </w:rPr>
-              <w:t>Reporting Timeline</w:t>
-            </w:r>
-          </w:p>
-        </w:tc>
-        <w:tc>
-          <w:tcPr>
-            <w:tcW w:type="dxa" w:w="1728"/>
-          </w:tcPr>
-          <w:p>
-            <w:r>
-              <w:rPr>
-                <w:b/>
-                <w:color w:val="FFFFFF"/>
-              </w:rPr>
-              <w:t>Board Notification</w:t>
-            </w:r>
-          </w:p>
-        </w:tc>
-      </w:tr>
-      <w:tr>
-        <w:tc>
-          <w:tcPr>
-            <w:tcW w:type="dxa" w:w="1728"/>
-          </w:tcPr>
-          <w:p>
-            <w:r>
-              <w:t>Level 1 — Near Miss</w:t>
-            </w:r>
-          </w:p>
-        </w:tc>
-        <w:tc>
-          <w:tcPr>
-            <w:tcW w:type="dxa" w:w="1728"/>
-          </w:tcPr>
-          <w:p>
-            <w:r>
-              <w:t>No patient harm; potential harm identified</w:t>
-            </w:r>
-          </w:p>
-        </w:tc>
-        <w:tc>
-          <w:tcPr>
-            <w:tcW w:type="dxa" w:w="1728"/>
-          </w:tcPr>
-          <w:p>
-            <w:r>
-              <w:t>Wrong drug prepared but not administered; labelling error caught</w:t>
-            </w:r>
-          </w:p>
-        </w:tc>
-        <w:tc>
-          <w:tcPr>
-            <w:tcW w:type="dxa" w:w="1728"/>
-          </w:tcPr>
-          <w:p>
-            <w:r>
-              <w:t>72 hours to Quality team</w:t>
-            </w:r>
-          </w:p>
-        </w:tc>
-        <w:tc>
-          <w:tcPr>
-            <w:tcW w:type="dxa" w:w="1728"/>
-          </w:tcPr>
-          <w:p>
-            <w:r>
-              <w:t>No</w:t>
-            </w:r>
-          </w:p>
-        </w:tc>
-      </w:tr>
-      <w:tr>
-        <w:tc>
-          <w:tcPr>
-            <w:tcW w:type="dxa" w:w="1728"/>
-          </w:tcPr>
-          <w:p>
-            <w:r>
-              <w:t>Level 2 — Minor</w:t>
-            </w:r>
-          </w:p>
-        </w:tc>
-        <w:tc>
-          <w:tcPr>
-            <w:tcW w:type="dxa" w:w="1728"/>
-          </w:tcPr>
-          <w:p>
-            <w:r>
-              <w:t>Temporary patient harm; no lasting effect</w:t>
-            </w:r>
-          </w:p>
-        </w:tc>
-        <w:tc>
-          <w:tcPr>
-            <w:tcW w:type="dxa" w:w="1728"/>
-          </w:tcPr>
-          <w:p>
-            <w:r>
-              <w:t>Medication delay; pressure injury Grade 1-2</w:t>
-            </w:r>
-          </w:p>
-        </w:tc>
-        <w:tc>
-          <w:tcPr>
-            <w:tcW w:type="dxa" w:w="1728"/>
-          </w:tcPr>
-          <w:p>
-            <w:r>
-              <w:t>24 hours to Medical Director</w:t>
-            </w:r>
-          </w:p>
-        </w:tc>
-        <w:tc>
-          <w:tcPr>
-            <w:tcW w:type="dxa" w:w="1728"/>
-          </w:tcPr>
-          <w:p>
-            <w:r>
-              <w:t>No</w:t>
-            </w:r>
-          </w:p>
-        </w:tc>
-      </w:tr>
-      <w:tr>
-        <w:tc>
-          <w:tcPr>
-            <w:tcW w:type="dxa" w:w="1728"/>
-          </w:tcPr>
-          <w:p>
-            <w:r>
-              <w:t>Level 3 — Moderate</w:t>
-            </w:r>
-          </w:p>
-        </w:tc>
-        <w:tc>
-          <w:tcPr>
-            <w:tcW w:type="dxa" w:w="1728"/>
-          </w:tcPr>
-          <w:p>
-            <w:r>
-              <w:t>Moderate patient harm; temporary disability or extended stay</w:t>
-            </w:r>
-          </w:p>
-        </w:tc>
-        <w:tc>
-          <w:tcPr>
-            <w:tcW w:type="dxa" w:w="1728"/>
-          </w:tcPr>
-          <w:p>
-            <w:r>
-              <w:t>Surgical site infection; wrong-site procedure discovered pre-incision</w:t>
-            </w:r>
-          </w:p>
-        </w:tc>
-        <w:tc>
-          <w:tcPr>
-            <w:tcW w:type="dxa" w:w="1728"/>
-          </w:tcPr>
-          <w:p>
-            <w:r>
-              <w:t>Immediate to CMO + Hospital CEO</w:t>
-            </w:r>
-          </w:p>
-        </w:tc>
-        <w:tc>
-          <w:tcPr>
-            <w:tcW w:type="dxa" w:w="1728"/>
-          </w:tcPr>
-          <w:p>
-            <w:r>
-              <w:t>Yes — within 48 hours</w:t>
-            </w:r>
-          </w:p>
-        </w:tc>
-      </w:tr>
-      <w:tr>
-        <w:tc>
-          <w:tcPr>
-            <w:tcW w:type="dxa" w:w="1728"/>
-          </w:tcPr>
-          <w:p>
-            <w:r>
-              <w:t>Level 4 — Severe / Sentinel</w:t>
-            </w:r>
-          </w:p>
-        </w:tc>
-        <w:tc>
-          <w:tcPr>
-            <w:tcW w:type="dxa" w:w="1728"/>
-          </w:tcPr>
-          <w:p>
-            <w:r>
-              <w:t>Permanent harm, unexpected death, or near-miss with catastrophic potential</w:t>
-            </w:r>
-          </w:p>
-        </w:tc>
-        <w:tc>
-          <w:tcPr>
-            <w:tcW w:type="dxa" w:w="1728"/>
-          </w:tcPr>
-          <w:p>
-            <w:r>
-              <w:t>Wrong patient surgery; retained surgical item; maternal death</w:t>
-            </w:r>
-          </w:p>
-        </w:tc>
-        <w:tc>
-          <w:tcPr>
-            <w:tcW w:type="dxa" w:w="1728"/>
-          </w:tcPr>
-          <w:p>
-            <w:r>
-              <w:t>Immediate (&lt;2 hours) to Group CMO + CEO</w:t>
-            </w:r>
-          </w:p>
-        </w:tc>
-        <w:tc>
-          <w:tcPr>
-            <w:tcW w:type="dxa" w:w="1728"/>
-          </w:tcPr>
-          <w:p>
-            <w:r>
-              <w:t>Yes — within 24 hours</w:t>
-            </w:r>
-          </w:p>
-        </w:tc>
-      </w:tr>
-    </w:tbl>
-    <w:p>
-      <w:pPr>
-        <w:pStyle w:val="Heading2"/>
-      </w:pPr>
-      <w:r>
-        <w:rPr>
-          <w:color w:val="003050"/>
-        </w:rPr>
-        <w:t>3.2 Root Cause Analysis (RCA)</w:t>
-      </w:r>
-    </w:p>
-    <w:p>
-      <w:r>
-        <w:rPr>
-          <w:sz w:val="22"/>
-        </w:rPr>
-        <w:t>All Level 3 and Level 4 incidents require a formal RCA within 14 days of occurrence. RCA must use the Contoso 5-Whys + Fishbone methodology. Findings must be presented to Hospital Clinical Governance Committee and shared (de-identified) with all hospitals in the group for learning dissemination. Corrective action plans must be tracked monthly until closure.</w:t>
+        <w:t>Supply Chain: EcoVadis or equivalent ESG screening for top 50 suppliers by FY2026.</w:t>
       </w:r>
     </w:p>
     <w:p>
       <w:pPr>
-        <w:pStyle w:val="Heading2"/>
+        <w:pStyle w:val="ListBullet"/>
+        <w:spacing w:after="40"/>
       </w:pPr>
       <w:r>
         <w:rPr>
-          <w:color w:val="003050"/>
+          <w:sz w:val="20"/>
         </w:rPr>
-        <w:t>3.3 Credentialing &amp; Privileging</w:t>
+        <w:t>Community: Minimum 0.5% of NPAT to community health programmes annually.</w:t>
       </w:r>
     </w:p>
     <w:p>
+      <w:pPr>
+        <w:pStyle w:val="ListBullet"/>
+        <w:spacing w:after="40"/>
+      </w:pPr>
       <w:r>
         <w:rPr>
-          <w:sz w:val="22"/>
+          <w:sz w:val="20"/>
         </w:rPr>
-        <w:t>All new medical staff must complete Contoso Credentialing Assessment before clinical practice. Primary source verification required for all qualifications, medical registration, and professional indemnity insurance. Renewal: every 3 years or on change of scope of practice. Privileging scope must be reviewed at Annual Medical Staff Assessment. Visiting consultants: temporary privileges valid maximum 12 months; full credentials required.</w:t>
+        <w:t>Biodiversity: No new construction to proceed on sites with IUCN Red List species without specialist assessment.</w:t>
       </w:r>
     </w:p>
     <w:p>
@@ -2348,23 +4137,53 @@
     <w:p>
       <w:pPr>
         <w:pStyle w:val="Heading1"/>
+        <w:spacing w:before="280" w:after="120"/>
       </w:pPr>
       <w:r>
         <w:rPr>
           <w:color w:val="007B8A"/>
+          <w:sz w:val="30"/>
         </w:rPr>
-        <w:t>SECTION 4: SUSTAINABILITY &amp; ESG COMMITMENTS (POL-ESG-004)</w:t>
+        <w:t>POL-DAT-006  Data Governance and Privacy Policy</w:t>
       </w:r>
     </w:p>
     <w:p>
       <w:pPr>
         <w:pStyle w:val="Heading2"/>
+        <w:spacing w:before="200" w:after="80"/>
       </w:pPr>
       <w:r>
         <w:rPr>
           <w:color w:val="003050"/>
+          <w:sz w:val="24"/>
         </w:rPr>
-        <w:t>4.1 Environmental Targets — Global</w:t>
+        <w:t>1. Regulatory Framework</w:t>
+      </w:r>
+    </w:p>
+    <w:p>
+      <w:pPr>
+        <w:spacing w:after="120"/>
+      </w:pPr>
+      <w:r>
+        <w:rPr>
+          <w:b w:val="0"/>
+          <w:i w:val="0"/>
+          <w:sz w:val="20"/>
+        </w:rPr>
+        <w:t>This policy operates within the Personal Data Protection Act 2010 (PDPA), the Private Healthcare Facilities and Services Act 1998, Ministry of Health Malaysia Health Data Standards, and the Group Information Security Policy (based on ISO/IEC 27001:2022). With effect from FY2026, the Group will also align to SEHA (ASEAN Health Data Exchange) cross-border data transfer standards.</w:t>
+      </w:r>
+    </w:p>
+    <w:p>
+      <w:pPr>
+        <w:pStyle w:val="Heading2"/>
+        <w:spacing w:before="200" w:after="80"/>
+      </w:pPr>
+      <w:r>
+        <w:rPr>
+          <w:color w:val="003050"/>
+          <w:sz w:val="24"/>
+        </w:rPr>
+        <w:t>2. Data Classification</w:t>
       </w:r>
     </w:p>
     <w:tbl>
@@ -2374,80 +4193,105 @@
         <w:tblLook w:firstColumn="1" w:firstRow="1" w:lastColumn="0" w:lastRow="0" w:noHBand="0" w:noVBand="1" w:val="04A0"/>
       </w:tblPr>
       <w:tblGrid>
-        <w:gridCol w:w="1728"/>
-        <w:gridCol w:w="1728"/>
-        <w:gridCol w:w="1728"/>
-        <w:gridCol w:w="1728"/>
-        <w:gridCol w:w="1728"/>
+        <w:gridCol w:w="1881"/>
+        <w:gridCol w:w="1881"/>
+        <w:gridCol w:w="1881"/>
+        <w:gridCol w:w="1881"/>
+        <w:gridCol w:w="1881"/>
       </w:tblGrid>
       <w:tr>
         <w:tc>
           <w:tcPr>
-            <w:tcW w:type="dxa" w:w="1728"/>
+            <w:tcW w:type="dxa" w:w="1881"/>
+            <w:shd w:val="clear" w:color="auto" w:fill="007B8A"/>
           </w:tcPr>
           <w:p>
+            <w:pPr>
+              <w:jc w:val="center"/>
+            </w:pPr>
             <w:r>
               <w:rPr>
                 <w:b/>
                 <w:color w:val="FFFFFF"/>
+                <w:sz w:val="18"/>
               </w:rPr>
-              <w:t>Target Area</w:t>
+              <w:t>Classification</w:t>
             </w:r>
           </w:p>
         </w:tc>
         <w:tc>
           <w:tcPr>
-            <w:tcW w:type="dxa" w:w="1728"/>
+            <w:tcW w:type="dxa" w:w="1881"/>
+            <w:shd w:val="clear" w:color="auto" w:fill="007B8A"/>
           </w:tcPr>
           <w:p>
+            <w:pPr>
+              <w:jc w:val="center"/>
+            </w:pPr>
             <w:r>
               <w:rPr>
                 <w:b/>
                 <w:color w:val="FFFFFF"/>
+                <w:sz w:val="18"/>
               </w:rPr>
-              <w:t>2026 Interim Target</w:t>
+              <w:t>Examples</w:t>
             </w:r>
           </w:p>
         </w:tc>
         <w:tc>
           <w:tcPr>
-            <w:tcW w:type="dxa" w:w="1728"/>
+            <w:tcW w:type="dxa" w:w="1881"/>
+            <w:shd w:val="clear" w:color="auto" w:fill="007B8A"/>
           </w:tcPr>
           <w:p>
+            <w:pPr>
+              <w:jc w:val="center"/>
+            </w:pPr>
             <w:r>
               <w:rPr>
                 <w:b/>
                 <w:color w:val="FFFFFF"/>
+                <w:sz w:val="18"/>
               </w:rPr>
-              <w:t>2030 Target</w:t>
+              <w:t>Access Controls</w:t>
             </w:r>
           </w:p>
         </w:tc>
         <w:tc>
           <w:tcPr>
-            <w:tcW w:type="dxa" w:w="1728"/>
+            <w:tcW w:type="dxa" w:w="1881"/>
+            <w:shd w:val="clear" w:color="auto" w:fill="007B8A"/>
           </w:tcPr>
           <w:p>
+            <w:pPr>
+              <w:jc w:val="center"/>
+            </w:pPr>
             <w:r>
               <w:rPr>
                 <w:b/>
                 <w:color w:val="FFFFFF"/>
+                <w:sz w:val="18"/>
               </w:rPr>
-              <w:t>2050 Commitment</w:t>
+              <w:t>Retention</w:t>
             </w:r>
           </w:p>
         </w:tc>
         <w:tc>
           <w:tcPr>
-            <w:tcW w:type="dxa" w:w="1728"/>
+            <w:tcW w:type="dxa" w:w="1881"/>
+            <w:shd w:val="clear" w:color="auto" w:fill="007B8A"/>
           </w:tcPr>
           <w:p>
+            <w:pPr>
+              <w:jc w:val="center"/>
+            </w:pPr>
             <w:r>
               <w:rPr>
                 <w:b/>
                 <w:color w:val="FFFFFF"/>
+                <w:sz w:val="18"/>
               </w:rPr>
-              <w:t>Framework Alignment</w:t>
+              <w:t>Breach Response</w:t>
             </w:r>
           </w:p>
         </w:tc>
@@ -2455,51 +4299,71 @@
       <w:tr>
         <w:tc>
           <w:tcPr>
-            <w:tcW w:type="dxa" w:w="1728"/>
+            <w:tcW w:type="dxa" w:w="1881"/>
+            <w:shd w:val="clear" w:color="auto" w:fill="E8F4F5"/>
           </w:tcPr>
           <w:p>
             <w:r>
-              <w:t>Carbon (Scope 1+2)</w:t>
+              <w:rPr>
+                <w:sz w:val="18"/>
+              </w:rPr>
+              <w:t>RESTRICTED — Personal Health Information</w:t>
             </w:r>
           </w:p>
         </w:tc>
         <w:tc>
           <w:tcPr>
-            <w:tcW w:type="dxa" w:w="1728"/>
+            <w:tcW w:type="dxa" w:w="1881"/>
+            <w:shd w:val="clear" w:color="auto" w:fill="E8F4F5"/>
           </w:tcPr>
           <w:p>
             <w:r>
-              <w:t>15% reduction vs 2022</w:t>
+              <w:rPr>
+                <w:sz w:val="18"/>
+              </w:rPr>
+              <w:t>Patient records, diagnosis, medication, imaging</w:t>
             </w:r>
           </w:p>
         </w:tc>
         <w:tc>
           <w:tcPr>
-            <w:tcW w:type="dxa" w:w="1728"/>
+            <w:tcW w:type="dxa" w:w="1881"/>
+            <w:shd w:val="clear" w:color="auto" w:fill="E8F4F5"/>
           </w:tcPr>
           <w:p>
             <w:r>
-              <w:t>35% reduction vs 2022</w:t>
+              <w:rPr>
+                <w:sz w:val="18"/>
+              </w:rPr>
+              <w:t>Role-based (treating team only); MFA required; no USB export</w:t>
             </w:r>
           </w:p>
         </w:tc>
         <w:tc>
           <w:tcPr>
-            <w:tcW w:type="dxa" w:w="1728"/>
+            <w:tcW w:type="dxa" w:w="1881"/>
+            <w:shd w:val="clear" w:color="auto" w:fill="E8F4F5"/>
           </w:tcPr>
           <w:p>
             <w:r>
-              <w:t>Net Zero</w:t>
+              <w:rPr>
+                <w:sz w:val="18"/>
+              </w:rPr>
+              <w:t>10 years post last interaction</w:t>
             </w:r>
           </w:p>
         </w:tc>
         <w:tc>
           <w:tcPr>
-            <w:tcW w:type="dxa" w:w="1728"/>
+            <w:tcW w:type="dxa" w:w="1881"/>
+            <w:shd w:val="clear" w:color="auto" w:fill="E8F4F5"/>
           </w:tcPr>
           <w:p>
             <w:r>
-              <w:t>Science Based Targets initiative (SBTi)</w:t>
+              <w:rPr>
+                <w:sz w:val="18"/>
+              </w:rPr>
+              <w:t>PDPA breach: notify PDPC within 72 hours; patient within 30 days</w:t>
             </w:r>
           </w:p>
         </w:tc>
@@ -2507,51 +4371,71 @@
       <w:tr>
         <w:tc>
           <w:tcPr>
-            <w:tcW w:type="dxa" w:w="1728"/>
+            <w:tcW w:type="dxa" w:w="1881"/>
+            <w:shd w:val="clear" w:color="auto" w:fill="FFFFFF"/>
           </w:tcPr>
           <w:p>
             <w:r>
-              <w:t>Carbon (Scope 3)</w:t>
+              <w:rPr>
+                <w:sz w:val="18"/>
+              </w:rPr>
+              <w:t>CONFIDENTIAL — Financial</w:t>
             </w:r>
           </w:p>
         </w:tc>
         <w:tc>
           <w:tcPr>
-            <w:tcW w:type="dxa" w:w="1728"/>
+            <w:tcW w:type="dxa" w:w="1881"/>
+            <w:shd w:val="clear" w:color="auto" w:fill="FFFFFF"/>
           </w:tcPr>
           <w:p>
             <w:r>
-              <w:t>Measurement &amp; baseline only</w:t>
+              <w:rPr>
+                <w:sz w:val="18"/>
+              </w:rPr>
+              <w:t>Patient billing, payer contracts, tariff schedules</w:t>
             </w:r>
           </w:p>
         </w:tc>
         <w:tc>
           <w:tcPr>
-            <w:tcW w:type="dxa" w:w="1728"/>
+            <w:tcW w:type="dxa" w:w="1881"/>
+            <w:shd w:val="clear" w:color="auto" w:fill="FFFFFF"/>
           </w:tcPr>
           <w:p>
             <w:r>
-              <w:t>20% reduction vs 2025</w:t>
+              <w:rPr>
+                <w:sz w:val="18"/>
+              </w:rPr>
+              <w:t>Finance team + approved auditors; encrypted at rest + transit</w:t>
             </w:r>
           </w:p>
         </w:tc>
         <w:tc>
           <w:tcPr>
-            <w:tcW w:type="dxa" w:w="1728"/>
+            <w:tcW w:type="dxa" w:w="1881"/>
+            <w:shd w:val="clear" w:color="auto" w:fill="FFFFFF"/>
           </w:tcPr>
           <w:p>
             <w:r>
-              <w:t>Net Zero</w:t>
+              <w:rPr>
+                <w:sz w:val="18"/>
+              </w:rPr>
+              <w:t>7 years (LHDN requirement)</w:t>
             </w:r>
           </w:p>
         </w:tc>
         <w:tc>
           <w:tcPr>
-            <w:tcW w:type="dxa" w:w="1728"/>
+            <w:tcW w:type="dxa" w:w="1881"/>
+            <w:shd w:val="clear" w:color="auto" w:fill="FFFFFF"/>
           </w:tcPr>
           <w:p>
             <w:r>
-              <w:t>SBTi Scope 3 pathway</w:t>
+              <w:rPr>
+                <w:sz w:val="18"/>
+              </w:rPr>
+              <w:t>Incident report within 24 hours to Group CIO</w:t>
             </w:r>
           </w:p>
         </w:tc>
@@ -2559,51 +4443,71 @@
       <w:tr>
         <w:tc>
           <w:tcPr>
-            <w:tcW w:type="dxa" w:w="1728"/>
+            <w:tcW w:type="dxa" w:w="1881"/>
+            <w:shd w:val="clear" w:color="auto" w:fill="E8F4F5"/>
           </w:tcPr>
           <w:p>
             <w:r>
-              <w:t>Renewable Energy</w:t>
+              <w:rPr>
+                <w:sz w:val="18"/>
+              </w:rPr>
+              <w:t>INTERNAL — Operational</w:t>
             </w:r>
           </w:p>
         </w:tc>
         <w:tc>
           <w:tcPr>
-            <w:tcW w:type="dxa" w:w="1728"/>
+            <w:tcW w:type="dxa" w:w="1881"/>
+            <w:shd w:val="clear" w:color="auto" w:fill="E8F4F5"/>
           </w:tcPr>
           <w:p>
             <w:r>
-              <w:t>20% of total consumption</w:t>
+              <w:rPr>
+                <w:sz w:val="18"/>
+              </w:rPr>
+              <w:t>HR records, clinical quality reports, board papers</w:t>
             </w:r>
           </w:p>
         </w:tc>
         <w:tc>
           <w:tcPr>
-            <w:tcW w:type="dxa" w:w="1728"/>
+            <w:tcW w:type="dxa" w:w="1881"/>
+            <w:shd w:val="clear" w:color="auto" w:fill="E8F4F5"/>
           </w:tcPr>
           <w:p>
             <w:r>
-              <w:t>50% of total consumption</w:t>
+              <w:rPr>
+                <w:sz w:val="18"/>
+              </w:rPr>
+              <w:t>Department-restricted; SharePoint/Teams DLP enforced</w:t>
             </w:r>
           </w:p>
         </w:tc>
         <w:tc>
           <w:tcPr>
-            <w:tcW w:type="dxa" w:w="1728"/>
+            <w:tcW w:type="dxa" w:w="1881"/>
+            <w:shd w:val="clear" w:color="auto" w:fill="E8F4F5"/>
           </w:tcPr>
           <w:p>
             <w:r>
-              <w:t>100% renewable</w:t>
+              <w:rPr>
+                <w:sz w:val="18"/>
+              </w:rPr>
+              <w:t>5 years</w:t>
             </w:r>
           </w:p>
         </w:tc>
         <w:tc>
           <w:tcPr>
-            <w:tcW w:type="dxa" w:w="1728"/>
+            <w:tcW w:type="dxa" w:w="1881"/>
+            <w:shd w:val="clear" w:color="auto" w:fill="E8F4F5"/>
           </w:tcPr>
           <w:p>
             <w:r>
-              <w:t>RE100 (target member)</w:t>
+              <w:rPr>
+                <w:sz w:val="18"/>
+              </w:rPr>
+              <w:t>Incident report within 48 hours</w:t>
             </w:r>
           </w:p>
         </w:tc>
@@ -2611,177 +4515,148 @@
       <w:tr>
         <w:tc>
           <w:tcPr>
-            <w:tcW w:type="dxa" w:w="1728"/>
+            <w:tcW w:type="dxa" w:w="1881"/>
+            <w:shd w:val="clear" w:color="auto" w:fill="FFFFFF"/>
           </w:tcPr>
           <w:p>
             <w:r>
-              <w:t>Water Intensity</w:t>
+              <w:rPr>
+                <w:sz w:val="18"/>
+              </w:rPr>
+              <w:t>PUBLIC</w:t>
             </w:r>
           </w:p>
         </w:tc>
         <w:tc>
           <w:tcPr>
-            <w:tcW w:type="dxa" w:w="1728"/>
+            <w:tcW w:type="dxa" w:w="1881"/>
+            <w:shd w:val="clear" w:color="auto" w:fill="FFFFFF"/>
           </w:tcPr>
           <w:p>
             <w:r>
-              <w:t>10% reduction per bed-day vs 2022</w:t>
+              <w:rPr>
+                <w:sz w:val="18"/>
+              </w:rPr>
+              <w:t>Published tariff guide, accreditation certificates</w:t>
             </w:r>
           </w:p>
         </w:tc>
         <w:tc>
           <w:tcPr>
-            <w:tcW w:type="dxa" w:w="1728"/>
+            <w:tcW w:type="dxa" w:w="1881"/>
+            <w:shd w:val="clear" w:color="auto" w:fill="FFFFFF"/>
           </w:tcPr>
           <w:p>
             <w:r>
-              <w:t>25% reduction vs 2022</w:t>
+              <w:rPr>
+                <w:sz w:val="18"/>
+              </w:rPr>
+              <w:t>No restrictions</w:t>
             </w:r>
           </w:p>
         </w:tc>
         <w:tc>
           <w:tcPr>
-            <w:tcW w:type="dxa" w:w="1728"/>
+            <w:tcW w:type="dxa" w:w="1881"/>
+            <w:shd w:val="clear" w:color="auto" w:fill="FFFFFF"/>
           </w:tcPr>
           <w:p>
             <w:r>
-              <w:t>Best-in-class healthcare benchmark</w:t>
+              <w:rPr>
+                <w:sz w:val="18"/>
+              </w:rPr>
+              <w:t>As required</w:t>
             </w:r>
           </w:p>
         </w:tc>
         <w:tc>
           <w:tcPr>
-            <w:tcW w:type="dxa" w:w="1728"/>
+            <w:tcW w:type="dxa" w:w="1881"/>
+            <w:shd w:val="clear" w:color="auto" w:fill="FFFFFF"/>
           </w:tcPr>
           <w:p>
             <w:r>
-              <w:t>UN CEO Water Mandate</w:t>
-            </w:r>
-          </w:p>
-        </w:tc>
-      </w:tr>
-      <w:tr>
-        <w:tc>
-          <w:tcPr>
-            <w:tcW w:type="dxa" w:w="1728"/>
-          </w:tcPr>
-          <w:p>
-            <w:r>
-              <w:t>Clinical Waste</w:t>
-            </w:r>
-          </w:p>
-        </w:tc>
-        <w:tc>
-          <w:tcPr>
-            <w:tcW w:type="dxa" w:w="1728"/>
-          </w:tcPr>
-          <w:p>
-            <w:r>
-              <w:t>15% reduction in generation</w:t>
-            </w:r>
-          </w:p>
-        </w:tc>
-        <w:tc>
-          <w:tcPr>
-            <w:tcW w:type="dxa" w:w="1728"/>
-          </w:tcPr>
-          <w:p>
-            <w:r>
-              <w:t>40% reduction; zero single-use plastics</w:t>
-            </w:r>
-          </w:p>
-        </w:tc>
-        <w:tc>
-          <w:tcPr>
-            <w:tcW w:type="dxa" w:w="1728"/>
-          </w:tcPr>
-          <w:p>
-            <w:r>
-              <w:t>Zero clinical waste to landfill</w:t>
-            </w:r>
-          </w:p>
-        </w:tc>
-        <w:tc>
-          <w:tcPr>
-            <w:tcW w:type="dxa" w:w="1728"/>
-          </w:tcPr>
-          <w:p>
-            <w:r>
-              <w:t>WHO Healthcare Waste Mgmt</w:t>
-            </w:r>
-          </w:p>
-        </w:tc>
-      </w:tr>
-      <w:tr>
-        <w:tc>
-          <w:tcPr>
-            <w:tcW w:type="dxa" w:w="1728"/>
-          </w:tcPr>
-          <w:p>
-            <w:r>
-              <w:t>Green Buildings</w:t>
-            </w:r>
-          </w:p>
-        </w:tc>
-        <w:tc>
-          <w:tcPr>
-            <w:tcW w:type="dxa" w:w="1728"/>
-          </w:tcPr>
-          <w:p>
-            <w:r>
-              <w:t>All new facilities Green Mark Gold or equiv.</w:t>
-            </w:r>
-          </w:p>
-        </w:tc>
-        <w:tc>
-          <w:tcPr>
-            <w:tcW w:type="dxa" w:w="1728"/>
-          </w:tcPr>
-          <w:p>
-            <w:r>
-              <w:t>All facilities Green Mark certified</w:t>
-            </w:r>
-          </w:p>
-        </w:tc>
-        <w:tc>
-          <w:tcPr>
-            <w:tcW w:type="dxa" w:w="1728"/>
-          </w:tcPr>
-          <w:p>
-            <w:r>
-              <w:t>Net Zero Carbon buildings</w:t>
-            </w:r>
-          </w:p>
-        </w:tc>
-        <w:tc>
-          <w:tcPr>
-            <w:tcW w:type="dxa" w:w="1728"/>
-          </w:tcPr>
-          <w:p>
-            <w:r>
-              <w:t>BREEAM / Green Mark / LEED</w:t>
+              <w:rPr>
+                <w:sz w:val="18"/>
+              </w:rPr>
+              <w:t>N/A</w:t>
             </w:r>
           </w:p>
         </w:tc>
       </w:tr>
     </w:tbl>
+    <w:p/>
     <w:p>
       <w:pPr>
         <w:pStyle w:val="Heading2"/>
+        <w:spacing w:before="200" w:after="80"/>
       </w:pPr>
       <w:r>
         <w:rPr>
           <w:color w:val="003050"/>
+          <w:sz w:val="24"/>
         </w:rPr>
-        <w:t>4.2 ESG Reporting Requirements</w:t>
+        <w:t>3. AI and Copilot Usage</w:t>
       </w:r>
     </w:p>
     <w:p>
+      <w:pPr>
+        <w:pStyle w:val="ListBullet"/>
+        <w:spacing w:after="40"/>
+      </w:pPr>
       <w:r>
         <w:rPr>
-          <w:sz w:val="22"/>
+          <w:sz w:val="20"/>
         </w:rPr>
-        <w:t>Monthly: Hospital-level Scope 1 and 2 data submitted to Group Sustainability by 15th of following month. Quarterly: ESG performance vs targets reviewed by Group Sustainability Committee. Annual: Sustainability Report (GRI Standards: Core) published within 4 months of financial year end. External assurance (limited): Scope 1 and 2 data, independently assured from FY2026. Scope 3 baseline to be completed by end FY2026.</w:t>
+        <w:t>All use of AI tools (including Microsoft 365 Copilot) must comply with the Group AI Acceptable Use Policy (AUP-AI-001), effective Q1 FY2026.</w:t>
+      </w:r>
+    </w:p>
+    <w:p>
+      <w:pPr>
+        <w:pStyle w:val="ListBullet"/>
+        <w:spacing w:after="40"/>
+      </w:pPr>
+      <w:r>
+        <w:rPr>
+          <w:sz w:val="20"/>
+        </w:rPr>
+        <w:t>Patient data must NOT be input into non-enterprise AI tools or general consumer LLMs.</w:t>
+      </w:r>
+    </w:p>
+    <w:p>
+      <w:pPr>
+        <w:pStyle w:val="ListBullet"/>
+        <w:spacing w:after="40"/>
+      </w:pPr>
+      <w:r>
+        <w:rPr>
+          <w:sz w:val="20"/>
+        </w:rPr>
+        <w:t>Microsoft 365 Copilot is approved for use with anonymised operational and financial data only.</w:t>
+      </w:r>
+    </w:p>
+    <w:p>
+      <w:pPr>
+        <w:pStyle w:val="ListBullet"/>
+        <w:spacing w:after="40"/>
+      </w:pPr>
+      <w:r>
+        <w:rPr>
+          <w:sz w:val="20"/>
+        </w:rPr>
+        <w:t>Prompt logs are retained for 12 months for audit purposes.</w:t>
+      </w:r>
+    </w:p>
+    <w:p>
+      <w:pPr>
+        <w:pStyle w:val="ListBullet"/>
+        <w:spacing w:after="40"/>
+      </w:pPr>
+      <w:r>
+        <w:rPr>
+          <w:sz w:val="20"/>
+        </w:rPr>
+        <w:t>All AI-generated clinical content must be reviewed and signed off by a licensed healthcare professional before use in patient care.</w:t>
       </w:r>
     </w:p>
     <w:p>
@@ -2792,23 +4667,53 @@
     <w:p>
       <w:pPr>
         <w:pStyle w:val="Heading1"/>
+        <w:spacing w:before="280" w:after="120"/>
       </w:pPr>
       <w:r>
         <w:rPr>
           <w:color w:val="007B8A"/>
+          <w:sz w:val="30"/>
         </w:rPr>
-        <w:t>SECTION 5: COMMUNICATIONS &amp; BRAND GOVERNANCE (POL-COMMS-005)</w:t>
+        <w:t>POL-DIG-007  Digital Transformation and Technology Investment Policy</w:t>
       </w:r>
     </w:p>
     <w:p>
       <w:pPr>
         <w:pStyle w:val="Heading2"/>
+        <w:spacing w:before="200" w:after="80"/>
       </w:pPr>
       <w:r>
         <w:rPr>
           <w:color w:val="003050"/>
+          <w:sz w:val="24"/>
         </w:rPr>
-        <w:t>5.1 External Communications Approval Matrix</w:t>
+        <w:t>1. Digital Strategy Overview</w:t>
+      </w:r>
+    </w:p>
+    <w:p>
+      <w:pPr>
+        <w:spacing w:after="120"/>
+      </w:pPr>
+      <w:r>
+        <w:rPr>
+          <w:b w:val="0"/>
+          <w:i w:val="0"/>
+          <w:sz w:val="20"/>
+        </w:rPr>
+        <w:t>Contoso Healthcare Group's Digital Transformation Roadmap FY2025–2030 ("Contoso Digital 2030") targets three outcomes: (1) Enhanced Patient Experience — digital front door, AI-assisted triage, patient portal; (2) Clinical Excellence — AI-assisted diagnostics, predictive patient deterioration, robotic surgery; (3) Operational Efficiency — real-time financial dashboards, AI-powered supply chain, automated coding and billing.</w:t>
+      </w:r>
+    </w:p>
+    <w:p>
+      <w:pPr>
+        <w:pStyle w:val="Heading2"/>
+        <w:spacing w:before="200" w:after="80"/>
+      </w:pPr>
+      <w:r>
+        <w:rPr>
+          <w:color w:val="003050"/>
+          <w:sz w:val="24"/>
+        </w:rPr>
+        <w:t>2. Core Digital Platforms (Approved)</w:t>
       </w:r>
     </w:p>
     <w:tbl>
@@ -2818,65 +4723,125 @@
         <w:tblLook w:firstColumn="1" w:firstRow="1" w:lastColumn="0" w:lastRow="0" w:noHBand="0" w:noVBand="1" w:val="04A0"/>
       </w:tblPr>
       <w:tblGrid>
-        <w:gridCol w:w="2160"/>
-        <w:gridCol w:w="2160"/>
-        <w:gridCol w:w="2160"/>
-        <w:gridCol w:w="2160"/>
+        <w:gridCol w:w="1568"/>
+        <w:gridCol w:w="1568"/>
+        <w:gridCol w:w="1568"/>
+        <w:gridCol w:w="1568"/>
+        <w:gridCol w:w="1568"/>
+        <w:gridCol w:w="1568"/>
       </w:tblGrid>
       <w:tr>
         <w:tc>
           <w:tcPr>
-            <w:tcW w:type="dxa" w:w="2160"/>
+            <w:tcW w:type="dxa" w:w="1568"/>
+            <w:shd w:val="clear" w:color="auto" w:fill="007B8A"/>
           </w:tcPr>
           <w:p>
+            <w:pPr>
+              <w:jc w:val="center"/>
+            </w:pPr>
             <w:r>
               <w:rPr>
                 <w:b/>
                 <w:color w:val="FFFFFF"/>
+                <w:sz w:val="18"/>
               </w:rPr>
-              <w:t>Communication Type</w:t>
+              <w:t>Platform</w:t>
             </w:r>
           </w:p>
         </w:tc>
         <w:tc>
           <w:tcPr>
-            <w:tcW w:type="dxa" w:w="2160"/>
+            <w:tcW w:type="dxa" w:w="1568"/>
+            <w:shd w:val="clear" w:color="auto" w:fill="007B8A"/>
           </w:tcPr>
           <w:p>
+            <w:pPr>
+              <w:jc w:val="center"/>
+            </w:pPr>
             <w:r>
               <w:rPr>
                 <w:b/>
                 <w:color w:val="FFFFFF"/>
+                <w:sz w:val="18"/>
               </w:rPr>
-              <w:t>Approver</w:t>
+              <w:t>Vendor</w:t>
             </w:r>
           </w:p>
         </w:tc>
         <w:tc>
           <w:tcPr>
-            <w:tcW w:type="dxa" w:w="2160"/>
+            <w:tcW w:type="dxa" w:w="1568"/>
+            <w:shd w:val="clear" w:color="auto" w:fill="007B8A"/>
           </w:tcPr>
           <w:p>
+            <w:pPr>
+              <w:jc w:val="center"/>
+            </w:pPr>
             <w:r>
               <w:rPr>
                 <w:b/>
                 <w:color w:val="FFFFFF"/>
+                <w:sz w:val="18"/>
               </w:rPr>
-              <w:t>Turnaround</w:t>
+              <w:t>Go-Live</w:t>
             </w:r>
           </w:p>
         </w:tc>
         <w:tc>
           <w:tcPr>
-            <w:tcW w:type="dxa" w:w="2160"/>
+            <w:tcW w:type="dxa" w:w="1568"/>
+            <w:shd w:val="clear" w:color="auto" w:fill="007B8A"/>
           </w:tcPr>
           <w:p>
+            <w:pPr>
+              <w:jc w:val="center"/>
+            </w:pPr>
             <w:r>
               <w:rPr>
                 <w:b/>
                 <w:color w:val="FFFFFF"/>
+                <w:sz w:val="18"/>
               </w:rPr>
-              <w:t>Exceptions</w:t>
+              <w:t>Scope</w:t>
+            </w:r>
+          </w:p>
+        </w:tc>
+        <w:tc>
+          <w:tcPr>
+            <w:tcW w:type="dxa" w:w="1568"/>
+            <w:shd w:val="clear" w:color="auto" w:fill="007B8A"/>
+          </w:tcPr>
+          <w:p>
+            <w:pPr>
+              <w:jc w:val="center"/>
+            </w:pPr>
+            <w:r>
+              <w:rPr>
+                <w:b/>
+                <w:color w:val="FFFFFF"/>
+                <w:sz w:val="18"/>
+              </w:rPr>
+              <w:t>Capex RM M</w:t>
+            </w:r>
+          </w:p>
+        </w:tc>
+        <w:tc>
+          <w:tcPr>
+            <w:tcW w:type="dxa" w:w="1568"/>
+            <w:shd w:val="clear" w:color="auto" w:fill="007B8A"/>
+          </w:tcPr>
+          <w:p>
+            <w:pPr>
+              <w:jc w:val="center"/>
+            </w:pPr>
+            <w:r>
+              <w:rPr>
+                <w:b/>
+                <w:color w:val="FFFFFF"/>
+                <w:sz w:val="18"/>
+              </w:rPr>
+              <w:t>Status</w:t>
             </w:r>
           </w:p>
         </w:tc>
@@ -2884,41 +4849,85 @@
       <w:tr>
         <w:tc>
           <w:tcPr>
-            <w:tcW w:type="dxa" w:w="2160"/>
+            <w:tcW w:type="dxa" w:w="1568"/>
+            <w:shd w:val="clear" w:color="auto" w:fill="E8F4F5"/>
           </w:tcPr>
           <w:p>
             <w:r>
-              <w:t>Press release / media statement</w:t>
+              <w:rPr>
+                <w:sz w:val="18"/>
+              </w:rPr>
+              <w:t>Hospital Information System (HIS)</w:t>
             </w:r>
           </w:p>
         </w:tc>
         <w:tc>
           <w:tcPr>
-            <w:tcW w:type="dxa" w:w="2160"/>
+            <w:tcW w:type="dxa" w:w="1568"/>
+            <w:shd w:val="clear" w:color="auto" w:fill="E8F4F5"/>
           </w:tcPr>
           <w:p>
             <w:r>
-              <w:t>Group Comms Director</w:t>
+              <w:rPr>
+                <w:sz w:val="18"/>
+              </w:rPr>
+              <w:t>Oracle Health (Cerner)</w:t>
             </w:r>
           </w:p>
         </w:tc>
         <w:tc>
           <w:tcPr>
-            <w:tcW w:type="dxa" w:w="2160"/>
+            <w:tcW w:type="dxa" w:w="1568"/>
+            <w:shd w:val="clear" w:color="auto" w:fill="E8F4F5"/>
           </w:tcPr>
           <w:p>
             <w:r>
-              <w:t>48 hours standard; 4 hours urgent</w:t>
+              <w:rPr>
+                <w:sz w:val="18"/>
+              </w:rPr>
+              <w:t>Phase 2 FY2026</w:t>
             </w:r>
           </w:p>
         </w:tc>
         <w:tc>
           <w:tcPr>
-            <w:tcW w:type="dxa" w:w="2160"/>
+            <w:tcW w:type="dxa" w:w="1568"/>
+            <w:shd w:val="clear" w:color="auto" w:fill="E8F4F5"/>
           </w:tcPr>
           <w:p>
             <w:r>
-              <w:t>CEO approval for urgent</w:t>
+              <w:rPr>
+                <w:sz w:val="18"/>
+              </w:rPr>
+              <w:t>KL, PJ, Penang already live; JB, Ipoh, Subang FY2026</w:t>
+            </w:r>
+          </w:p>
+        </w:tc>
+        <w:tc>
+          <w:tcPr>
+            <w:tcW w:type="dxa" w:w="1568"/>
+            <w:shd w:val="clear" w:color="auto" w:fill="E8F4F5"/>
+          </w:tcPr>
+          <w:p>
+            <w:r>
+              <w:rPr>
+                <w:sz w:val="18"/>
+              </w:rPr>
+              <w:t>12.5</w:t>
+            </w:r>
+          </w:p>
+        </w:tc>
+        <w:tc>
+          <w:tcPr>
+            <w:tcW w:type="dxa" w:w="1568"/>
+            <w:shd w:val="clear" w:color="auto" w:fill="E8F4F5"/>
+          </w:tcPr>
+          <w:p>
+            <w:r>
+              <w:rPr>
+                <w:sz w:val="18"/>
+              </w:rPr>
+              <w:t>In implementation</w:t>
             </w:r>
           </w:p>
         </w:tc>
@@ -2926,41 +4935,85 @@
       <w:tr>
         <w:tc>
           <w:tcPr>
-            <w:tcW w:type="dxa" w:w="2160"/>
+            <w:tcW w:type="dxa" w:w="1568"/>
+            <w:shd w:val="clear" w:color="auto" w:fill="FFFFFF"/>
           </w:tcPr>
           <w:p>
             <w:r>
-              <w:t>Investor / analyst communications</w:t>
+              <w:rPr>
+                <w:sz w:val="18"/>
+              </w:rPr>
+              <w:t>Enterprise Resource Planning (ERP)</w:t>
             </w:r>
           </w:p>
         </w:tc>
         <w:tc>
           <w:tcPr>
-            <w:tcW w:type="dxa" w:w="2160"/>
+            <w:tcW w:type="dxa" w:w="1568"/>
+            <w:shd w:val="clear" w:color="auto" w:fill="FFFFFF"/>
           </w:tcPr>
           <w:p>
             <w:r>
-              <w:t>Group CFO + IR Team</w:t>
+              <w:rPr>
+                <w:sz w:val="18"/>
+              </w:rPr>
+              <w:t>SAP S/4HANA Cloud</w:t>
             </w:r>
           </w:p>
         </w:tc>
         <w:tc>
           <w:tcPr>
-            <w:tcW w:type="dxa" w:w="2160"/>
+            <w:tcW w:type="dxa" w:w="1568"/>
+            <w:shd w:val="clear" w:color="auto" w:fill="FFFFFF"/>
           </w:tcPr>
           <w:p>
             <w:r>
-              <w:t>48 hours; 24 hours pre-results period</w:t>
+              <w:rPr>
+                <w:sz w:val="18"/>
+              </w:rPr>
+              <w:t>Q2 FY2026</w:t>
             </w:r>
           </w:p>
         </w:tc>
         <w:tc>
           <w:tcPr>
-            <w:tcW w:type="dxa" w:w="2160"/>
+            <w:tcW w:type="dxa" w:w="1568"/>
+            <w:shd w:val="clear" w:color="auto" w:fill="FFFFFF"/>
           </w:tcPr>
           <w:p>
             <w:r>
-              <w:t>None — always requires CFO sign-off</w:t>
+              <w:rPr>
+                <w:sz w:val="18"/>
+              </w:rPr>
+              <w:t>Finance, HR, Supply Chain (Group-wide)</w:t>
+            </w:r>
+          </w:p>
+        </w:tc>
+        <w:tc>
+          <w:tcPr>
+            <w:tcW w:type="dxa" w:w="1568"/>
+            <w:shd w:val="clear" w:color="auto" w:fill="FFFFFF"/>
+          </w:tcPr>
+          <w:p>
+            <w:r>
+              <w:rPr>
+                <w:sz w:val="18"/>
+              </w:rPr>
+              <w:t>18.0</w:t>
+            </w:r>
+          </w:p>
+        </w:tc>
+        <w:tc>
+          <w:tcPr>
+            <w:tcW w:type="dxa" w:w="1568"/>
+            <w:shd w:val="clear" w:color="auto" w:fill="FFFFFF"/>
+          </w:tcPr>
+          <w:p>
+            <w:r>
+              <w:rPr>
+                <w:sz w:val="18"/>
+              </w:rPr>
+              <w:t>Go-live prep</w:t>
             </w:r>
           </w:p>
         </w:tc>
@@ -2968,41 +5021,85 @@
       <w:tr>
         <w:tc>
           <w:tcPr>
-            <w:tcW w:type="dxa" w:w="2160"/>
+            <w:tcW w:type="dxa" w:w="1568"/>
+            <w:shd w:val="clear" w:color="auto" w:fill="E8F4F5"/>
           </w:tcPr>
           <w:p>
             <w:r>
-              <w:t>Social media post (hospital accounts)</w:t>
+              <w:rPr>
+                <w:sz w:val="18"/>
+              </w:rPr>
+              <w:t>AI Diagnostic Imaging</w:t>
             </w:r>
           </w:p>
         </w:tc>
         <w:tc>
           <w:tcPr>
-            <w:tcW w:type="dxa" w:w="2160"/>
+            <w:tcW w:type="dxa" w:w="1568"/>
+            <w:shd w:val="clear" w:color="auto" w:fill="E8F4F5"/>
           </w:tcPr>
           <w:p>
             <w:r>
-              <w:t>Hospital Comms Manager</w:t>
+              <w:rPr>
+                <w:sz w:val="18"/>
+              </w:rPr>
+              <w:t>Enlitic (FDA cleared modules)</w:t>
             </w:r>
           </w:p>
         </w:tc>
         <w:tc>
           <w:tcPr>
-            <w:tcW w:type="dxa" w:w="2160"/>
+            <w:tcW w:type="dxa" w:w="1568"/>
+            <w:shd w:val="clear" w:color="auto" w:fill="E8F4F5"/>
           </w:tcPr>
           <w:p>
             <w:r>
-              <w:t>Immediate for evergreen; 24h for sensitive</w:t>
+              <w:rPr>
+                <w:sz w:val="18"/>
+              </w:rPr>
+              <w:t>Q3 FY2026</w:t>
             </w:r>
           </w:p>
         </w:tc>
         <w:tc>
           <w:tcPr>
-            <w:tcW w:type="dxa" w:w="2160"/>
+            <w:tcW w:type="dxa" w:w="1568"/>
+            <w:shd w:val="clear" w:color="auto" w:fill="E8F4F5"/>
           </w:tcPr>
           <w:p>
             <w:r>
-              <w:t>Clinical claims: Medical Director sign-off</w:t>
+              <w:rPr>
+                <w:sz w:val="18"/>
+              </w:rPr>
+              <w:t>CT, MRI, X-ray AI reading assist at KL &amp; PJ</w:t>
+            </w:r>
+          </w:p>
+        </w:tc>
+        <w:tc>
+          <w:tcPr>
+            <w:tcW w:type="dxa" w:w="1568"/>
+            <w:shd w:val="clear" w:color="auto" w:fill="E8F4F5"/>
+          </w:tcPr>
+          <w:p>
+            <w:r>
+              <w:rPr>
+                <w:sz w:val="18"/>
+              </w:rPr>
+              <w:t>6.2</w:t>
+            </w:r>
+          </w:p>
+        </w:tc>
+        <w:tc>
+          <w:tcPr>
+            <w:tcW w:type="dxa" w:w="1568"/>
+            <w:shd w:val="clear" w:color="auto" w:fill="E8F4F5"/>
+          </w:tcPr>
+          <w:p>
+            <w:r>
+              <w:rPr>
+                <w:sz w:val="18"/>
+              </w:rPr>
+              <w:t>Pilot completed</w:t>
             </w:r>
           </w:p>
         </w:tc>
@@ -3010,41 +5107,85 @@
       <w:tr>
         <w:tc>
           <w:tcPr>
-            <w:tcW w:type="dxa" w:w="2160"/>
+            <w:tcW w:type="dxa" w:w="1568"/>
+            <w:shd w:val="clear" w:color="auto" w:fill="FFFFFF"/>
           </w:tcPr>
           <w:p>
             <w:r>
-              <w:t>Social media post (corporate @Contoso)</w:t>
+              <w:rPr>
+                <w:sz w:val="18"/>
+              </w:rPr>
+              <w:t>Microsoft 365 Copilot</w:t>
             </w:r>
           </w:p>
         </w:tc>
         <w:tc>
           <w:tcPr>
-            <w:tcW w:type="dxa" w:w="2160"/>
+            <w:tcW w:type="dxa" w:w="1568"/>
+            <w:shd w:val="clear" w:color="auto" w:fill="FFFFFF"/>
           </w:tcPr>
           <w:p>
             <w:r>
-              <w:t>Group Comms Director</w:t>
+              <w:rPr>
+                <w:sz w:val="18"/>
+              </w:rPr>
+              <w:t>Microsoft</w:t>
             </w:r>
           </w:p>
         </w:tc>
         <w:tc>
           <w:tcPr>
-            <w:tcW w:type="dxa" w:w="2160"/>
+            <w:tcW w:type="dxa" w:w="1568"/>
+            <w:shd w:val="clear" w:color="auto" w:fill="FFFFFF"/>
           </w:tcPr>
           <w:p>
             <w:r>
-              <w:t>24 hours</w:t>
+              <w:rPr>
+                <w:sz w:val="18"/>
+              </w:rPr>
+              <w:t>Q1 FY2026</w:t>
             </w:r>
           </w:p>
         </w:tc>
         <w:tc>
           <w:tcPr>
-            <w:tcW w:type="dxa" w:w="2160"/>
+            <w:tcW w:type="dxa" w:w="1568"/>
+            <w:shd w:val="clear" w:color="auto" w:fill="FFFFFF"/>
           </w:tcPr>
           <w:p>
             <w:r>
-              <w:t>None</w:t>
+              <w:rPr>
+                <w:sz w:val="18"/>
+              </w:rPr>
+              <w:t>All corporate and clinical administrative staff (800 licences)</w:t>
+            </w:r>
+          </w:p>
+        </w:tc>
+        <w:tc>
+          <w:tcPr>
+            <w:tcW w:type="dxa" w:w="1568"/>
+            <w:shd w:val="clear" w:color="auto" w:fill="FFFFFF"/>
+          </w:tcPr>
+          <w:p>
+            <w:r>
+              <w:rPr>
+                <w:sz w:val="18"/>
+              </w:rPr>
+              <w:t>2.1 (annual)</w:t>
+            </w:r>
+          </w:p>
+        </w:tc>
+        <w:tc>
+          <w:tcPr>
+            <w:tcW w:type="dxa" w:w="1568"/>
+            <w:shd w:val="clear" w:color="auto" w:fill="FFFFFF"/>
+          </w:tcPr>
+          <w:p>
+            <w:r>
+              <w:rPr>
+                <w:sz w:val="18"/>
+              </w:rPr>
+              <w:t>Deployed</w:t>
             </w:r>
           </w:p>
         </w:tc>
@@ -3052,41 +5193,85 @@
       <w:tr>
         <w:tc>
           <w:tcPr>
-            <w:tcW w:type="dxa" w:w="2160"/>
+            <w:tcW w:type="dxa" w:w="1568"/>
+            <w:shd w:val="clear" w:color="auto" w:fill="E8F4F5"/>
           </w:tcPr>
           <w:p>
             <w:r>
-              <w:t>Media interview (hospital CEO/doctors)</w:t>
+              <w:rPr>
+                <w:sz w:val="18"/>
+              </w:rPr>
+              <w:t>Patient Portal &amp; App</w:t>
             </w:r>
           </w:p>
         </w:tc>
         <w:tc>
           <w:tcPr>
-            <w:tcW w:type="dxa" w:w="2160"/>
+            <w:tcW w:type="dxa" w:w="1568"/>
+            <w:shd w:val="clear" w:color="auto" w:fill="E8F4F5"/>
           </w:tcPr>
           <w:p>
             <w:r>
-              <w:t>Hospital CEO + Group Comms</w:t>
+              <w:rPr>
+                <w:sz w:val="18"/>
+              </w:rPr>
+              <w:t>Custom (Azure; Contoso MyHealth)</w:t>
             </w:r>
           </w:p>
         </w:tc>
         <w:tc>
           <w:tcPr>
-            <w:tcW w:type="dxa" w:w="2160"/>
+            <w:tcW w:type="dxa" w:w="1568"/>
+            <w:shd w:val="clear" w:color="auto" w:fill="E8F4F5"/>
           </w:tcPr>
           <w:p>
             <w:r>
-              <w:t>48 hours pre-briefing</w:t>
+              <w:rPr>
+                <w:sz w:val="18"/>
+              </w:rPr>
+              <w:t>Q4 FY2025</w:t>
             </w:r>
           </w:p>
         </w:tc>
         <w:tc>
           <w:tcPr>
-            <w:tcW w:type="dxa" w:w="2160"/>
+            <w:tcW w:type="dxa" w:w="1568"/>
+            <w:shd w:val="clear" w:color="auto" w:fill="E8F4F5"/>
           </w:tcPr>
           <w:p>
             <w:r>
-              <w:t>Crisis: CEO + Legal</w:t>
+              <w:rPr>
+                <w:sz w:val="18"/>
+              </w:rPr>
+              <w:t>Patient records, appointment, billing, teleconsult</w:t>
+            </w:r>
+          </w:p>
+        </w:tc>
+        <w:tc>
+          <w:tcPr>
+            <w:tcW w:type="dxa" w:w="1568"/>
+            <w:shd w:val="clear" w:color="auto" w:fill="E8F4F5"/>
+          </w:tcPr>
+          <w:p>
+            <w:r>
+              <w:rPr>
+                <w:sz w:val="18"/>
+              </w:rPr>
+              <w:t>4.5</w:t>
+            </w:r>
+          </w:p>
+        </w:tc>
+        <w:tc>
+          <w:tcPr>
+            <w:tcW w:type="dxa" w:w="1568"/>
+            <w:shd w:val="clear" w:color="auto" w:fill="E8F4F5"/>
+          </w:tcPr>
+          <w:p>
+            <w:r>
+              <w:rPr>
+                <w:sz w:val="18"/>
+              </w:rPr>
+              <w:t>UAT</w:t>
             </w:r>
           </w:p>
         </w:tc>
@@ -3094,41 +5279,85 @@
       <w:tr>
         <w:tc>
           <w:tcPr>
-            <w:tcW w:type="dxa" w:w="2160"/>
+            <w:tcW w:type="dxa" w:w="1568"/>
+            <w:shd w:val="clear" w:color="auto" w:fill="FFFFFF"/>
           </w:tcPr>
           <w:p>
             <w:r>
-              <w:t>Crisis statement</w:t>
+              <w:rPr>
+                <w:sz w:val="18"/>
+              </w:rPr>
+              <w:t>Predictive Analytics Platform</w:t>
             </w:r>
           </w:p>
         </w:tc>
         <w:tc>
           <w:tcPr>
-            <w:tcW w:type="dxa" w:w="2160"/>
+            <w:tcW w:type="dxa" w:w="1568"/>
+            <w:shd w:val="clear" w:color="auto" w:fill="FFFFFF"/>
           </w:tcPr>
           <w:p>
             <w:r>
-              <w:t>Group CEO + Group Legal + Group Comms</w:t>
+              <w:rPr>
+                <w:sz w:val="18"/>
+              </w:rPr>
+              <w:t>Microsoft Azure ML + Power BI</w:t>
             </w:r>
           </w:p>
         </w:tc>
         <w:tc>
           <w:tcPr>
-            <w:tcW w:type="dxa" w:w="2160"/>
+            <w:tcW w:type="dxa" w:w="1568"/>
+            <w:shd w:val="clear" w:color="auto" w:fill="FFFFFF"/>
           </w:tcPr>
           <w:p>
             <w:r>
-              <w:t>&lt; 2 hours</w:t>
+              <w:rPr>
+                <w:sz w:val="18"/>
+              </w:rPr>
+              <w:t>Q1 FY2026</w:t>
             </w:r>
           </w:p>
         </w:tc>
         <w:tc>
           <w:tcPr>
-            <w:tcW w:type="dxa" w:w="2160"/>
+            <w:tcW w:type="dxa" w:w="1568"/>
+            <w:shd w:val="clear" w:color="auto" w:fill="FFFFFF"/>
           </w:tcPr>
           <w:p>
             <w:r>
-              <w:t>None — always Group level</w:t>
+              <w:rPr>
+                <w:sz w:val="18"/>
+              </w:rPr>
+              <w:t>Revenue, occupancy, ESG, workforce dashboards</w:t>
+            </w:r>
+          </w:p>
+        </w:tc>
+        <w:tc>
+          <w:tcPr>
+            <w:tcW w:type="dxa" w:w="1568"/>
+            <w:shd w:val="clear" w:color="auto" w:fill="FFFFFF"/>
+          </w:tcPr>
+          <w:p>
+            <w:r>
+              <w:rPr>
+                <w:sz w:val="18"/>
+              </w:rPr>
+              <w:t>3.0</w:t>
+            </w:r>
+          </w:p>
+        </w:tc>
+        <w:tc>
+          <w:tcPr>
+            <w:tcW w:type="dxa" w:w="1568"/>
+            <w:shd w:val="clear" w:color="auto" w:fill="FFFFFF"/>
+          </w:tcPr>
+          <w:p>
+            <w:r>
+              <w:rPr>
+                <w:sz w:val="18"/>
+              </w:rPr>
+              <w:t>In build</w:t>
             </w:r>
           </w:p>
         </w:tc>
@@ -3136,1236 +5365,216 @@
       <w:tr>
         <w:tc>
           <w:tcPr>
-            <w:tcW w:type="dxa" w:w="2160"/>
+            <w:tcW w:type="dxa" w:w="1568"/>
+            <w:shd w:val="clear" w:color="auto" w:fill="E8F4F5"/>
           </w:tcPr>
           <w:p>
             <w:r>
-              <w:t>Clinical outcome claims (any channel)</w:t>
+              <w:rPr>
+                <w:sz w:val="18"/>
+              </w:rPr>
+              <w:t>Supply Chain RFID</w:t>
             </w:r>
           </w:p>
         </w:tc>
         <w:tc>
           <w:tcPr>
-            <w:tcW w:type="dxa" w:w="2160"/>
+            <w:tcW w:type="dxa" w:w="1568"/>
+            <w:shd w:val="clear" w:color="auto" w:fill="E8F4F5"/>
           </w:tcPr>
           <w:p>
             <w:r>
-              <w:t>Group CMO + Group Comms + Legal</w:t>
+              <w:rPr>
+                <w:sz w:val="18"/>
+              </w:rPr>
+              <w:t>GS1 Malaysia + Zebra Technologies</w:t>
             </w:r>
           </w:p>
         </w:tc>
         <w:tc>
           <w:tcPr>
-            <w:tcW w:type="dxa" w:w="2160"/>
+            <w:tcW w:type="dxa" w:w="1568"/>
+            <w:shd w:val="clear" w:color="auto" w:fill="E8F4F5"/>
           </w:tcPr>
           <w:p>
             <w:r>
-              <w:t>72 hours</w:t>
+              <w:rPr>
+                <w:sz w:val="18"/>
+              </w:rPr>
+              <w:t>FY2027</w:t>
             </w:r>
           </w:p>
         </w:tc>
         <w:tc>
           <w:tcPr>
-            <w:tcW w:type="dxa" w:w="2160"/>
+            <w:tcW w:type="dxa" w:w="1568"/>
+            <w:shd w:val="clear" w:color="auto" w:fill="E8F4F5"/>
           </w:tcPr>
           <w:p>
             <w:r>
-              <w:t>None — mandatory review</w:t>
+              <w:rPr>
+                <w:sz w:val="18"/>
+              </w:rPr>
+              <w:t>High-value consumables; pharmacy</w:t>
+            </w:r>
+          </w:p>
+        </w:tc>
+        <w:tc>
+          <w:tcPr>
+            <w:tcW w:type="dxa" w:w="1568"/>
+            <w:shd w:val="clear" w:color="auto" w:fill="E8F4F5"/>
+          </w:tcPr>
+          <w:p>
+            <w:r>
+              <w:rPr>
+                <w:sz w:val="18"/>
+              </w:rPr>
+              <w:t>8.0</w:t>
+            </w:r>
+          </w:p>
+        </w:tc>
+        <w:tc>
+          <w:tcPr>
+            <w:tcW w:type="dxa" w:w="1568"/>
+            <w:shd w:val="clear" w:color="auto" w:fill="E8F4F5"/>
+          </w:tcPr>
+          <w:p>
+            <w:r>
+              <w:rPr>
+                <w:sz w:val="18"/>
+              </w:rPr>
+              <w:t>Planned</w:t>
             </w:r>
           </w:p>
         </w:tc>
       </w:tr>
     </w:tbl>
+    <w:p/>
     <w:p>
       <w:pPr>
         <w:pStyle w:val="Heading2"/>
+        <w:spacing w:before="200" w:after="80"/>
       </w:pPr>
       <w:r>
         <w:rPr>
           <w:color w:val="003050"/>
+          <w:sz w:val="24"/>
         </w:rPr>
-        <w:t>5.2 Crisis Communications Protocol</w:t>
-      </w:r>
-    </w:p>
-    <w:p>
-      <w:r>
-        <w:rPr>
-          <w:sz w:val="22"/>
-        </w:rPr>
-        <w:t>Trigger criteria for Crisis protocol activation: patient safety event with media interest; data breach; regulatory enforcement action; major operational disruption. Activation: Group Comms Director alerts Crisis Communications Team within 30 minutes of trigger. First response holding statement within 2 hours. Full statement within 24 hours. Never: speculate, blame, or disclose unconfirmed patient information.</w:t>
-      </w:r>
-    </w:p>
-    <w:p>
-      <w:r>
-        <w:br w:type="page"/>
+        <w:t>3. AI Governance</w:t>
       </w:r>
     </w:p>
     <w:p>
       <w:pPr>
-        <w:pStyle w:val="Heading1"/>
+        <w:pStyle w:val="ListBullet"/>
+        <w:spacing w:after="40"/>
       </w:pPr>
       <w:r>
         <w:rPr>
-          <w:color w:val="007B8A"/>
+          <w:sz w:val="20"/>
         </w:rPr>
-        <w:t>SECTION 6: HUMAN CAPITAL &amp; PERFORMANCE REVIEW (POL-HR-006)</w:t>
+        <w:t>A Group AI Ethics Committee (chaired by Group Medical Director) reviews all clinical AI deployments.</w:t>
+      </w:r>
+    </w:p>
+    <w:p>
+      <w:pPr>
+        <w:pStyle w:val="ListBullet"/>
+        <w:spacing w:after="40"/>
+      </w:pPr>
+      <w:r>
+        <w:rPr>
+          <w:sz w:val="20"/>
+        </w:rPr>
+        <w:t>All AI models used in clinical decision support must undergo internal clinical validation and receive approval from the Clinical Advisory Committee before production deployment.</w:t>
+      </w:r>
+    </w:p>
+    <w:p>
+      <w:pPr>
+        <w:pStyle w:val="ListBullet"/>
+        <w:spacing w:after="40"/>
+      </w:pPr>
+      <w:r>
+        <w:rPr>
+          <w:sz w:val="20"/>
+        </w:rPr>
+        <w:t>Bias assessment required for all AI models that influence clinical or HR decisions.</w:t>
+      </w:r>
+    </w:p>
+    <w:p>
+      <w:pPr>
+        <w:pStyle w:val="ListBullet"/>
+        <w:spacing w:after="40"/>
+      </w:pPr>
+      <w:r>
+        <w:rPr>
+          <w:sz w:val="20"/>
+        </w:rPr>
+        <w:t>Microsoft 365 Copilot usage governed by AUP-AI-001; data residency confirmed to Azure Southeast Asia (Malaysia) region.</w:t>
       </w:r>
     </w:p>
     <w:p>
       <w:pPr>
         <w:pStyle w:val="Heading2"/>
+        <w:spacing w:before="200" w:after="80"/>
       </w:pPr>
       <w:r>
         <w:rPr>
           <w:color w:val="003050"/>
+          <w:sz w:val="24"/>
         </w:rPr>
-        <w:t>6.1 Performance Review Cycle</w:t>
-      </w:r>
-    </w:p>
-    <w:p>
-      <w:r>
-        <w:rPr>
-          <w:sz w:val="22"/>
-        </w:rPr>
-        <w:t>Bi-annual reviews: Mid-Year (July) and Year-End (January). All permanent employees Grade 3 and above. Objective-setting: April annually. Review completed: July 31 (mid-year), January 31 (year-end). Calibration sessions: August and February. Final ratings communicated: August 15 and February 15.</w:t>
+        <w:t>4. Cybersecurity Requirements</w:t>
       </w:r>
     </w:p>
     <w:p>
       <w:pPr>
-        <w:pStyle w:val="Heading2"/>
+        <w:pStyle w:val="ListBullet"/>
+        <w:spacing w:after="40"/>
       </w:pPr>
       <w:r>
         <w:rPr>
-          <w:color w:val="003050"/>
+          <w:sz w:val="20"/>
         </w:rPr>
-        <w:t>6.2 Performance Rating Scale</w:t>
-      </w:r>
-    </w:p>
-    <w:tbl>
-      <w:tblPr>
-        <w:tblStyle w:val="TableGrid"/>
-        <w:tblW w:type="auto" w:w="0"/>
-        <w:tblLook w:firstColumn="1" w:firstRow="1" w:lastColumn="0" w:lastRow="0" w:noHBand="0" w:noVBand="1" w:val="04A0"/>
-      </w:tblPr>
-      <w:tblGrid>
-        <w:gridCol w:w="1728"/>
-        <w:gridCol w:w="1728"/>
-        <w:gridCol w:w="1728"/>
-        <w:gridCol w:w="1728"/>
-        <w:gridCol w:w="1728"/>
-      </w:tblGrid>
-      <w:tr>
-        <w:tc>
-          <w:tcPr>
-            <w:tcW w:type="dxa" w:w="1728"/>
-          </w:tcPr>
-          <w:p>
-            <w:r>
-              <w:rPr>
-                <w:b/>
-                <w:color w:val="FFFFFF"/>
-              </w:rPr>
-              <w:t>Rating</w:t>
-            </w:r>
-          </w:p>
-        </w:tc>
-        <w:tc>
-          <w:tcPr>
-            <w:tcW w:type="dxa" w:w="1728"/>
-          </w:tcPr>
-          <w:p>
-            <w:r>
-              <w:rPr>
-                <w:b/>
-                <w:color w:val="FFFFFF"/>
-              </w:rPr>
-              <w:t>Label</w:t>
-            </w:r>
-          </w:p>
-        </w:tc>
-        <w:tc>
-          <w:tcPr>
-            <w:tcW w:type="dxa" w:w="1728"/>
-          </w:tcPr>
-          <w:p>
-            <w:r>
-              <w:rPr>
-                <w:b/>
-                <w:color w:val="FFFFFF"/>
-              </w:rPr>
-              <w:t>Criteria</w:t>
-            </w:r>
-          </w:p>
-        </w:tc>
-        <w:tc>
-          <w:tcPr>
-            <w:tcW w:type="dxa" w:w="1728"/>
-          </w:tcPr>
-          <w:p>
-            <w:r>
-              <w:rPr>
-                <w:b/>
-                <w:color w:val="FFFFFF"/>
-              </w:rPr>
-              <w:t>Increment Range</w:t>
-            </w:r>
-          </w:p>
-        </w:tc>
-        <w:tc>
-          <w:tcPr>
-            <w:tcW w:type="dxa" w:w="1728"/>
-          </w:tcPr>
-          <w:p>
-            <w:r>
-              <w:rPr>
-                <w:b/>
-                <w:color w:val="FFFFFF"/>
-              </w:rPr>
-              <w:t>Additional Recognition</w:t>
-            </w:r>
-          </w:p>
-        </w:tc>
-      </w:tr>
-      <w:tr>
-        <w:tc>
-          <w:tcPr>
-            <w:tcW w:type="dxa" w:w="1728"/>
-          </w:tcPr>
-          <w:p>
-            <w:r>
-              <w:t>5</w:t>
-            </w:r>
-          </w:p>
-        </w:tc>
-        <w:tc>
-          <w:tcPr>
-            <w:tcW w:type="dxa" w:w="1728"/>
-          </w:tcPr>
-          <w:p>
-            <w:r>
-              <w:t>Exceptional</w:t>
-            </w:r>
-          </w:p>
-        </w:tc>
-        <w:tc>
-          <w:tcPr>
-            <w:tcW w:type="dxa" w:w="1728"/>
-          </w:tcPr>
-          <w:p>
-            <w:r>
-              <w:t>Significantly exceeded all objectives; clear role model; exceptional contribution recognised by peers and leadership</w:t>
-            </w:r>
-          </w:p>
-        </w:tc>
-        <w:tc>
-          <w:tcPr>
-            <w:tcW w:type="dxa" w:w="1728"/>
-          </w:tcPr>
-          <w:p>
-            <w:r>
-              <w:t>10–15% merit increment</w:t>
-            </w:r>
-          </w:p>
-        </w:tc>
-        <w:tc>
-          <w:tcPr>
-            <w:tcW w:type="dxa" w:w="1728"/>
-          </w:tcPr>
-          <w:p>
-            <w:r>
-              <w:t>Talent Spotlight programme; accelerated development</w:t>
-            </w:r>
-          </w:p>
-        </w:tc>
-      </w:tr>
-      <w:tr>
-        <w:tc>
-          <w:tcPr>
-            <w:tcW w:type="dxa" w:w="1728"/>
-          </w:tcPr>
-          <w:p>
-            <w:r>
-              <w:t>4</w:t>
-            </w:r>
-          </w:p>
-        </w:tc>
-        <w:tc>
-          <w:tcPr>
-            <w:tcW w:type="dxa" w:w="1728"/>
-          </w:tcPr>
-          <w:p>
-            <w:r>
-              <w:t>Exceeds Expectations</w:t>
-            </w:r>
-          </w:p>
-        </w:tc>
-        <w:tc>
-          <w:tcPr>
-            <w:tcW w:type="dxa" w:w="1728"/>
-          </w:tcPr>
-          <w:p>
-            <w:r>
-              <w:t>Exceeded most objectives; strong contributor; demonstrated Contoso Leadership Behaviours</w:t>
-            </w:r>
-          </w:p>
-        </w:tc>
-        <w:tc>
-          <w:tcPr>
-            <w:tcW w:type="dxa" w:w="1728"/>
-          </w:tcPr>
-          <w:p>
-            <w:r>
-              <w:t>6–10% merit increment</w:t>
-            </w:r>
-          </w:p>
-        </w:tc>
-        <w:tc>
-          <w:tcPr>
-            <w:tcW w:type="dxa" w:w="1728"/>
-          </w:tcPr>
-          <w:p>
-            <w:r>
-              <w:t>Considered for stretch role or fast-track development</w:t>
-            </w:r>
-          </w:p>
-        </w:tc>
-      </w:tr>
-      <w:tr>
-        <w:tc>
-          <w:tcPr>
-            <w:tcW w:type="dxa" w:w="1728"/>
-          </w:tcPr>
-          <w:p>
-            <w:r>
-              <w:t>3</w:t>
-            </w:r>
-          </w:p>
-        </w:tc>
-        <w:tc>
-          <w:tcPr>
-            <w:tcW w:type="dxa" w:w="1728"/>
-          </w:tcPr>
-          <w:p>
-            <w:r>
-              <w:t>Meets Expectations</w:t>
-            </w:r>
-          </w:p>
-        </w:tc>
-        <w:tc>
-          <w:tcPr>
-            <w:tcW w:type="dxa" w:w="1728"/>
-          </w:tcPr>
-          <w:p>
-            <w:r>
-              <w:t>Achieved all core objectives satisfactorily; reliable performer</w:t>
-            </w:r>
-          </w:p>
-        </w:tc>
-        <w:tc>
-          <w:tcPr>
-            <w:tcW w:type="dxa" w:w="1728"/>
-          </w:tcPr>
-          <w:p>
-            <w:r>
-              <w:t>3–6% merit increment</w:t>
-            </w:r>
-          </w:p>
-        </w:tc>
-        <w:tc>
-          <w:tcPr>
-            <w:tcW w:type="dxa" w:w="1728"/>
-          </w:tcPr>
-          <w:p>
-            <w:r>
-              <w:t>Standard development plan</w:t>
-            </w:r>
-          </w:p>
-        </w:tc>
-      </w:tr>
-      <w:tr>
-        <w:tc>
-          <w:tcPr>
-            <w:tcW w:type="dxa" w:w="1728"/>
-          </w:tcPr>
-          <w:p>
-            <w:r>
-              <w:t>2</w:t>
-            </w:r>
-          </w:p>
-        </w:tc>
-        <w:tc>
-          <w:tcPr>
-            <w:tcW w:type="dxa" w:w="1728"/>
-          </w:tcPr>
-          <w:p>
-            <w:r>
-              <w:t>Partially Meets</w:t>
-            </w:r>
-          </w:p>
-        </w:tc>
-        <w:tc>
-          <w:tcPr>
-            <w:tcW w:type="dxa" w:w="1728"/>
-          </w:tcPr>
-          <w:p>
-            <w:r>
-              <w:t>Some objectives met; clear improvement areas identified; PIP required</w:t>
-            </w:r>
-          </w:p>
-        </w:tc>
-        <w:tc>
-          <w:tcPr>
-            <w:tcW w:type="dxa" w:w="1728"/>
-          </w:tcPr>
-          <w:p>
-            <w:r>
-              <w:t>0–2% increment only</w:t>
-            </w:r>
-          </w:p>
-        </w:tc>
-        <w:tc>
-          <w:tcPr>
-            <w:tcW w:type="dxa" w:w="1728"/>
-          </w:tcPr>
-          <w:p>
-            <w:r>
-              <w:t>Performance Improvement Plan; 90-day review</w:t>
-            </w:r>
-          </w:p>
-        </w:tc>
-      </w:tr>
-      <w:tr>
-        <w:tc>
-          <w:tcPr>
-            <w:tcW w:type="dxa" w:w="1728"/>
-          </w:tcPr>
-          <w:p>
-            <w:r>
-              <w:t>1</w:t>
-            </w:r>
-          </w:p>
-        </w:tc>
-        <w:tc>
-          <w:tcPr>
-            <w:tcW w:type="dxa" w:w="1728"/>
-          </w:tcPr>
-          <w:p>
-            <w:r>
-              <w:t>Does Not Meet</w:t>
-            </w:r>
-          </w:p>
-        </w:tc>
-        <w:tc>
-          <w:tcPr>
-            <w:tcW w:type="dxa" w:w="1728"/>
-          </w:tcPr>
-          <w:p>
-            <w:r>
-              <w:t>Significant gaps; objectives substantially unmet</w:t>
-            </w:r>
-          </w:p>
-        </w:tc>
-        <w:tc>
-          <w:tcPr>
-            <w:tcW w:type="dxa" w:w="1728"/>
-          </w:tcPr>
-          <w:p>
-            <w:r>
-              <w:t>No increment</w:t>
-            </w:r>
-          </w:p>
-        </w:tc>
-        <w:tc>
-          <w:tcPr>
-            <w:tcW w:type="dxa" w:w="1728"/>
-          </w:tcPr>
-          <w:p>
-            <w:r>
-              <w:t>Formal HR process; may lead to disciplinary review</w:t>
-            </w:r>
-          </w:p>
-        </w:tc>
-      </w:tr>
-    </w:tbl>
-    <w:p>
-      <w:r>
-        <w:rPr>
-          <w:sz w:val="22"/>
-        </w:rPr>
-        <w:t>Calibration requirements: Rating 5 must not exceed 10% of any department. Rating 1 or 2 must be documented with specific behavioural evidence and co-signed by HR Business Partner. Across-the-board ratings of 3 without genuine differentiation will be rejected by Group HR.</w:t>
+        <w:t>ISO/IEC 27001:2022 certification: KL (certified FY2024); PJ, Penang (target FY2026).</w:t>
       </w:r>
     </w:p>
     <w:p>
       <w:pPr>
-        <w:pStyle w:val="Heading2"/>
+        <w:pStyle w:val="ListBullet"/>
+        <w:spacing w:after="40"/>
       </w:pPr>
       <w:r>
         <w:rPr>
-          <w:color w:val="003050"/>
+          <w:sz w:val="20"/>
         </w:rPr>
-        <w:t>6.3 Learning &amp; Development Minimum Requirements</w:t>
-      </w:r>
-    </w:p>
-    <w:p>
-      <w:r>
-        <w:rPr>
-          <w:sz w:val="22"/>
-        </w:rPr>
-        <w:t>All employees: minimum 20 hours structured learning per year. Clinical staff: minimum 30 hours CPD (aligned to professional body requirements). Leaders (Grade 7+): minimum 1 leadership development programme per year. Mandatory training: Compliance (PDPA/data protection), Anti-Bribery &amp; Corruption, Patient Safety — all annual. Non-completion triggers HR escalation.</w:t>
-      </w:r>
-    </w:p>
-    <w:p>
-      <w:r>
-        <w:br w:type="page"/>
+        <w:t>Multi-factor authentication mandatory for all systems with access to patient data.</w:t>
       </w:r>
     </w:p>
     <w:p>
       <w:pPr>
-        <w:pStyle w:val="Heading1"/>
+        <w:pStyle w:val="ListBullet"/>
+        <w:spacing w:after="40"/>
       </w:pPr>
       <w:r>
         <w:rPr>
-          <w:color w:val="007B8A"/>
+          <w:sz w:val="20"/>
         </w:rPr>
-        <w:t>SECTION 7: DIGITAL &amp; DATA GOVERNANCE (POL-DIG-007)</w:t>
+        <w:t>Penetration testing: annually by approved CREST-certified vendor.</w:t>
       </w:r>
     </w:p>
     <w:p>
       <w:pPr>
-        <w:pStyle w:val="Heading2"/>
+        <w:pStyle w:val="ListBullet"/>
+        <w:spacing w:after="40"/>
       </w:pPr>
       <w:r>
         <w:rPr>
-          <w:color w:val="003050"/>
+          <w:sz w:val="20"/>
         </w:rPr>
-        <w:t>7.1 AI and Copilot Acceptable Use Policy</w:t>
+        <w:t>Ransomware response: Recovery Time Objective (RTO) ≤4 hours; Recovery Point Objective (RPO) ≤1 hour for Tier 1 clinical systems.</w:t>
       </w:r>
     </w:p>
-    <w:p>
-      <w:r>
-        <w:rPr>
-          <w:sz w:val="22"/>
-        </w:rPr>
-        <w:t>M365 Copilot and AI tools are approved for use within the Contoso Healthcare M365 tenant. User data and prompts do not leave the Microsoft 365 security boundary and are not used to train AI models (commercial data protection commitments apply). Approved use cases: drafting communications, summarising documents, data analysis, report preparation, meeting notes, research using public data. Never input into Copilot or AI tools: real patient identifiable information (name, IC, medical record number, diagnosis); employee personal data (salary, medical, disciplinary records); commercially sensitive data not already approved for digital processing; any data subject to legal privilege.</w:t>
-      </w:r>
-    </w:p>
-    <w:p>
-      <w:pPr>
-        <w:pStyle w:val="Heading2"/>
-      </w:pPr>
-      <w:r>
-        <w:rPr>
-          <w:color w:val="003050"/>
-        </w:rPr>
-        <w:t>7.2 Data Classification</w:t>
-      </w:r>
-    </w:p>
-    <w:tbl>
-      <w:tblPr>
-        <w:tblStyle w:val="TableGrid"/>
-        <w:tblW w:type="auto" w:w="0"/>
-        <w:tblLook w:firstColumn="1" w:firstRow="1" w:lastColumn="0" w:lastRow="0" w:noHBand="0" w:noVBand="1" w:val="04A0"/>
-      </w:tblPr>
-      <w:tblGrid>
-        <w:gridCol w:w="1728"/>
-        <w:gridCol w:w="1728"/>
-        <w:gridCol w:w="1728"/>
-        <w:gridCol w:w="1728"/>
-        <w:gridCol w:w="1728"/>
-      </w:tblGrid>
-      <w:tr>
-        <w:tc>
-          <w:tcPr>
-            <w:tcW w:type="dxa" w:w="1728"/>
-          </w:tcPr>
-          <w:p>
-            <w:r>
-              <w:rPr>
-                <w:b/>
-                <w:color w:val="FFFFFF"/>
-              </w:rPr>
-              <w:t>Classification</w:t>
-            </w:r>
-          </w:p>
-        </w:tc>
-        <w:tc>
-          <w:tcPr>
-            <w:tcW w:type="dxa" w:w="1728"/>
-          </w:tcPr>
-          <w:p>
-            <w:r>
-              <w:rPr>
-                <w:b/>
-                <w:color w:val="FFFFFF"/>
-              </w:rPr>
-              <w:t>Definition</w:t>
-            </w:r>
-          </w:p>
-        </w:tc>
-        <w:tc>
-          <w:tcPr>
-            <w:tcW w:type="dxa" w:w="1728"/>
-          </w:tcPr>
-          <w:p>
-            <w:r>
-              <w:rPr>
-                <w:b/>
-                <w:color w:val="FFFFFF"/>
-              </w:rPr>
-              <w:t>Examples</w:t>
-            </w:r>
-          </w:p>
-        </w:tc>
-        <w:tc>
-          <w:tcPr>
-            <w:tcW w:type="dxa" w:w="1728"/>
-          </w:tcPr>
-          <w:p>
-            <w:r>
-              <w:rPr>
-                <w:b/>
-                <w:color w:val="FFFFFF"/>
-              </w:rPr>
-              <w:t>Storage</w:t>
-            </w:r>
-          </w:p>
-        </w:tc>
-        <w:tc>
-          <w:tcPr>
-            <w:tcW w:type="dxa" w:w="1728"/>
-          </w:tcPr>
-          <w:p>
-            <w:r>
-              <w:rPr>
-                <w:b/>
-                <w:color w:val="FFFFFF"/>
-              </w:rPr>
-              <w:t>Sharing</w:t>
-            </w:r>
-          </w:p>
-        </w:tc>
-      </w:tr>
-      <w:tr>
-        <w:tc>
-          <w:tcPr>
-            <w:tcW w:type="dxa" w:w="1728"/>
-          </w:tcPr>
-          <w:p>
-            <w:r>
-              <w:t>Public</w:t>
-            </w:r>
-          </w:p>
-        </w:tc>
-        <w:tc>
-          <w:tcPr>
-            <w:tcW w:type="dxa" w:w="1728"/>
-          </w:tcPr>
-          <w:p>
-            <w:r>
-              <w:t>Approved for public release</w:t>
-            </w:r>
-          </w:p>
-        </w:tc>
-        <w:tc>
-          <w:tcPr>
-            <w:tcW w:type="dxa" w:w="1728"/>
-          </w:tcPr>
-          <w:p>
-            <w:r>
-              <w:t>Published annual reports, website content, approved press releases</w:t>
-            </w:r>
-          </w:p>
-        </w:tc>
-        <w:tc>
-          <w:tcPr>
-            <w:tcW w:type="dxa" w:w="1728"/>
-          </w:tcPr>
-          <w:p>
-            <w:r>
-              <w:t>Any approved platform</w:t>
-            </w:r>
-          </w:p>
-        </w:tc>
-        <w:tc>
-          <w:tcPr>
-            <w:tcW w:type="dxa" w:w="1728"/>
-          </w:tcPr>
-          <w:p>
-            <w:r>
-              <w:t>Freely shareable</w:t>
-            </w:r>
-          </w:p>
-        </w:tc>
-      </w:tr>
-      <w:tr>
-        <w:tc>
-          <w:tcPr>
-            <w:tcW w:type="dxa" w:w="1728"/>
-          </w:tcPr>
-          <w:p>
-            <w:r>
-              <w:t>Internal</w:t>
-            </w:r>
-          </w:p>
-        </w:tc>
-        <w:tc>
-          <w:tcPr>
-            <w:tcW w:type="dxa" w:w="1728"/>
-          </w:tcPr>
-          <w:p>
-            <w:r>
-              <w:t>For Contoso staff use; not for public</w:t>
-            </w:r>
-          </w:p>
-        </w:tc>
-        <w:tc>
-          <w:tcPr>
-            <w:tcW w:type="dxa" w:w="1728"/>
-          </w:tcPr>
-          <w:p>
-            <w:r>
-              <w:t>Operational policies, internal KPI reports, training materials</w:t>
-            </w:r>
-          </w:p>
-        </w:tc>
-        <w:tc>
-          <w:tcPr>
-            <w:tcW w:type="dxa" w:w="1728"/>
-          </w:tcPr>
-          <w:p>
-            <w:r>
-              <w:t>M365 SharePoint (authenticated)</w:t>
-            </w:r>
-          </w:p>
-        </w:tc>
-        <w:tc>
-          <w:tcPr>
-            <w:tcW w:type="dxa" w:w="1728"/>
-          </w:tcPr>
-          <w:p>
-            <w:r>
-              <w:t>Staff only; no external sharing without approval</w:t>
-            </w:r>
-          </w:p>
-        </w:tc>
-      </w:tr>
-      <w:tr>
-        <w:tc>
-          <w:tcPr>
-            <w:tcW w:type="dxa" w:w="1728"/>
-          </w:tcPr>
-          <w:p>
-            <w:r>
-              <w:t>Confidential</w:t>
-            </w:r>
-          </w:p>
-        </w:tc>
-        <w:tc>
-          <w:tcPr>
-            <w:tcW w:type="dxa" w:w="1728"/>
-          </w:tcPr>
-          <w:p>
-            <w:r>
-              <w:t>Sensitive business data; limited internal access</w:t>
-            </w:r>
-          </w:p>
-        </w:tc>
-        <w:tc>
-          <w:tcPr>
-            <w:tcW w:type="dxa" w:w="1728"/>
-          </w:tcPr>
-          <w:p>
-            <w:r>
-              <w:t>Financial forecasts, M&amp;A pipeline, board papers, HR individual data</w:t>
-            </w:r>
-          </w:p>
-        </w:tc>
-        <w:tc>
-          <w:tcPr>
-            <w:tcW w:type="dxa" w:w="1728"/>
-          </w:tcPr>
-          <w:p>
-            <w:r>
-              <w:t>SharePoint with permission controls; no USB/personal drives</w:t>
-            </w:r>
-          </w:p>
-        </w:tc>
-        <w:tc>
-          <w:tcPr>
-            <w:tcW w:type="dxa" w:w="1728"/>
-          </w:tcPr>
-          <w:p>
-            <w:r>
-              <w:t>Need-to-know; approval required</w:t>
-            </w:r>
-          </w:p>
-        </w:tc>
-      </w:tr>
-      <w:tr>
-        <w:tc>
-          <w:tcPr>
-            <w:tcW w:type="dxa" w:w="1728"/>
-          </w:tcPr>
-          <w:p>
-            <w:r>
-              <w:t>Restricted</w:t>
-            </w:r>
-          </w:p>
-        </w:tc>
-        <w:tc>
-          <w:tcPr>
-            <w:tcW w:type="dxa" w:w="1728"/>
-          </w:tcPr>
-          <w:p>
-            <w:r>
-              <w:t>Highest sensitivity; regulatory/legal implications</w:t>
-            </w:r>
-          </w:p>
-        </w:tc>
-        <w:tc>
-          <w:tcPr>
-            <w:tcW w:type="dxa" w:w="1728"/>
-          </w:tcPr>
-          <w:p>
-            <w:r>
-              <w:t>Patient medical records, legal advice, regulatory correspondence, whistleblower reports</w:t>
-            </w:r>
-          </w:p>
-        </w:tc>
-        <w:tc>
-          <w:tcPr>
-            <w:tcW w:type="dxa" w:w="1728"/>
-          </w:tcPr>
-          <w:p>
-            <w:r>
-              <w:t>Dedicated secure systems only (EMR, Legal system)</w:t>
-            </w:r>
-          </w:p>
-        </w:tc>
-        <w:tc>
-          <w:tcPr>
-            <w:tcW w:type="dxa" w:w="1728"/>
-          </w:tcPr>
-          <w:p>
-            <w:r>
-              <w:t>Strict access control; legal sign-off required</w:t>
-            </w:r>
-          </w:p>
-        </w:tc>
-      </w:tr>
-    </w:tbl>
-    <w:p>
-      <w:pPr>
-        <w:pStyle w:val="Heading2"/>
-      </w:pPr>
-      <w:r>
-        <w:rPr>
-          <w:color w:val="003050"/>
-        </w:rPr>
-        <w:t>7.3 Data Retention Schedule (Selected)</w:t>
-      </w:r>
-    </w:p>
-    <w:tbl>
-      <w:tblPr>
-        <w:tblStyle w:val="TableGrid"/>
-        <w:tblW w:type="auto" w:w="0"/>
-        <w:tblLook w:firstColumn="1" w:firstRow="1" w:lastColumn="0" w:lastRow="0" w:noHBand="0" w:noVBand="1" w:val="04A0"/>
-      </w:tblPr>
-      <w:tblGrid>
-        <w:gridCol w:w="1728"/>
-        <w:gridCol w:w="1728"/>
-        <w:gridCol w:w="1728"/>
-        <w:gridCol w:w="1728"/>
-        <w:gridCol w:w="1728"/>
-      </w:tblGrid>
-      <w:tr>
-        <w:tc>
-          <w:tcPr>
-            <w:tcW w:type="dxa" w:w="1728"/>
-          </w:tcPr>
-          <w:p>
-            <w:r>
-              <w:rPr>
-                <w:b/>
-                <w:color w:val="FFFFFF"/>
-              </w:rPr>
-              <w:t>Data Type</w:t>
-            </w:r>
-          </w:p>
-        </w:tc>
-        <w:tc>
-          <w:tcPr>
-            <w:tcW w:type="dxa" w:w="1728"/>
-          </w:tcPr>
-          <w:p>
-            <w:r>
-              <w:rPr>
-                <w:b/>
-                <w:color w:val="FFFFFF"/>
-              </w:rPr>
-              <w:t>Retention Period</w:t>
-            </w:r>
-          </w:p>
-        </w:tc>
-        <w:tc>
-          <w:tcPr>
-            <w:tcW w:type="dxa" w:w="1728"/>
-          </w:tcPr>
-          <w:p>
-            <w:r>
-              <w:rPr>
-                <w:b/>
-                <w:color w:val="FFFFFF"/>
-              </w:rPr>
-              <w:t>Format</w:t>
-            </w:r>
-          </w:p>
-        </w:tc>
-        <w:tc>
-          <w:tcPr>
-            <w:tcW w:type="dxa" w:w="1728"/>
-          </w:tcPr>
-          <w:p>
-            <w:r>
-              <w:rPr>
-                <w:b/>
-                <w:color w:val="FFFFFF"/>
-              </w:rPr>
-              <w:t>Responsibility</w:t>
-            </w:r>
-          </w:p>
-        </w:tc>
-        <w:tc>
-          <w:tcPr>
-            <w:tcW w:type="dxa" w:w="1728"/>
-          </w:tcPr>
-          <w:p>
-            <w:r>
-              <w:rPr>
-                <w:b/>
-                <w:color w:val="FFFFFF"/>
-              </w:rPr>
-              <w:t>Legal Basis</w:t>
-            </w:r>
-          </w:p>
-        </w:tc>
-      </w:tr>
-      <w:tr>
-        <w:tc>
-          <w:tcPr>
-            <w:tcW w:type="dxa" w:w="1728"/>
-          </w:tcPr>
-          <w:p>
-            <w:r>
-              <w:t>Patient medical records</w:t>
-            </w:r>
-          </w:p>
-        </w:tc>
-        <w:tc>
-          <w:tcPr>
-            <w:tcW w:type="dxa" w:w="1728"/>
-          </w:tcPr>
-          <w:p>
-            <w:r>
-              <w:t>7 years post last treatment (adults); until age 25 (minors)</w:t>
-            </w:r>
-          </w:p>
-        </w:tc>
-        <w:tc>
-          <w:tcPr>
-            <w:tcW w:type="dxa" w:w="1728"/>
-          </w:tcPr>
-          <w:p>
-            <w:r>
-              <w:t>EMR system</w:t>
-            </w:r>
-          </w:p>
-        </w:tc>
-        <w:tc>
-          <w:tcPr>
-            <w:tcW w:type="dxa" w:w="1728"/>
-          </w:tcPr>
-          <w:p>
-            <w:r>
-              <w:t>Hospital Records Manager</w:t>
-            </w:r>
-          </w:p>
-        </w:tc>
-        <w:tc>
-          <w:tcPr>
-            <w:tcW w:type="dxa" w:w="1728"/>
-          </w:tcPr>
-          <w:p>
-            <w:r>
-              <w:t>Private Healthcare Act; country-specific</w:t>
-            </w:r>
-          </w:p>
-        </w:tc>
-      </w:tr>
-      <w:tr>
-        <w:tc>
-          <w:tcPr>
-            <w:tcW w:type="dxa" w:w="1728"/>
-          </w:tcPr>
-          <w:p>
-            <w:r>
-              <w:t>Financial records</w:t>
-            </w:r>
-          </w:p>
-        </w:tc>
-        <w:tc>
-          <w:tcPr>
-            <w:tcW w:type="dxa" w:w="1728"/>
-          </w:tcPr>
-          <w:p>
-            <w:r>
-              <w:t>7 years from transaction date</w:t>
-            </w:r>
-          </w:p>
-        </w:tc>
-        <w:tc>
-          <w:tcPr>
-            <w:tcW w:type="dxa" w:w="1728"/>
-          </w:tcPr>
-          <w:p>
-            <w:r>
-              <w:t>ERP system + secure archive</w:t>
-            </w:r>
-          </w:p>
-        </w:tc>
-        <w:tc>
-          <w:tcPr>
-            <w:tcW w:type="dxa" w:w="1728"/>
-          </w:tcPr>
-          <w:p>
-            <w:r>
-              <w:t>Finance Controller</w:t>
-            </w:r>
-          </w:p>
-        </w:tc>
-        <w:tc>
-          <w:tcPr>
-            <w:tcW w:type="dxa" w:w="1728"/>
-          </w:tcPr>
-          <w:p>
-            <w:r>
-              <w:t>Companies Act (local jurisdiction)</w:t>
-            </w:r>
-          </w:p>
-        </w:tc>
-      </w:tr>
-      <w:tr>
-        <w:tc>
-          <w:tcPr>
-            <w:tcW w:type="dxa" w:w="1728"/>
-          </w:tcPr>
-          <w:p>
-            <w:r>
-              <w:t>HR employee records</w:t>
-            </w:r>
-          </w:p>
-        </w:tc>
-        <w:tc>
-          <w:tcPr>
-            <w:tcW w:type="dxa" w:w="1728"/>
-          </w:tcPr>
-          <w:p>
-            <w:r>
-              <w:t>7 years post employment end</w:t>
-            </w:r>
-          </w:p>
-        </w:tc>
-        <w:tc>
-          <w:tcPr>
-            <w:tcW w:type="dxa" w:w="1728"/>
-          </w:tcPr>
-          <w:p>
-            <w:r>
-              <w:t>HRIS</w:t>
-            </w:r>
-          </w:p>
-        </w:tc>
-        <w:tc>
-          <w:tcPr>
-            <w:tcW w:type="dxa" w:w="1728"/>
-          </w:tcPr>
-          <w:p>
-            <w:r>
-              <w:t>HR Director</w:t>
-            </w:r>
-          </w:p>
-        </w:tc>
-        <w:tc>
-          <w:tcPr>
-            <w:tcW w:type="dxa" w:w="1728"/>
-          </w:tcPr>
-          <w:p>
-            <w:r>
-              <w:t>Employment Act (local)</w:t>
-            </w:r>
-          </w:p>
-        </w:tc>
-      </w:tr>
-      <w:tr>
-        <w:tc>
-          <w:tcPr>
-            <w:tcW w:type="dxa" w:w="1728"/>
-          </w:tcPr>
-          <w:p>
-            <w:r>
-              <w:t>CCTV footage</w:t>
-            </w:r>
-          </w:p>
-        </w:tc>
-        <w:tc>
-          <w:tcPr>
-            <w:tcW w:type="dxa" w:w="1728"/>
-          </w:tcPr>
-          <w:p>
-            <w:r>
-              <w:t>30 days rolling (clinical areas); 90 days (car parks)</w:t>
-            </w:r>
-          </w:p>
-        </w:tc>
-        <w:tc>
-          <w:tcPr>
-            <w:tcW w:type="dxa" w:w="1728"/>
-          </w:tcPr>
-          <w:p>
-            <w:r>
-              <w:t>Security system</w:t>
-            </w:r>
-          </w:p>
-        </w:tc>
-        <w:tc>
-          <w:tcPr>
-            <w:tcW w:type="dxa" w:w="1728"/>
-          </w:tcPr>
-          <w:p>
-            <w:r>
-              <w:t>Facilities Manager</w:t>
-            </w:r>
-          </w:p>
-        </w:tc>
-        <w:tc>
-          <w:tcPr>
-            <w:tcW w:type="dxa" w:w="1728"/>
-          </w:tcPr>
-          <w:p>
-            <w:r>
-              <w:t>PDPA / local data protection law</w:t>
-            </w:r>
-          </w:p>
-        </w:tc>
-      </w:tr>
-      <w:tr>
-        <w:tc>
-          <w:tcPr>
-            <w:tcW w:type="dxa" w:w="1728"/>
-          </w:tcPr>
-          <w:p>
-            <w:r>
-              <w:t>Email &amp; Teams messages</w:t>
-            </w:r>
-          </w:p>
-        </w:tc>
-        <w:tc>
-          <w:tcPr>
-            <w:tcW w:type="dxa" w:w="1728"/>
-          </w:tcPr>
-          <w:p>
-            <w:r>
-              <w:t>3 years (standard); 7 years (compliance holds)</w:t>
-            </w:r>
-          </w:p>
-        </w:tc>
-        <w:tc>
-          <w:tcPr>
-            <w:tcW w:type="dxa" w:w="1728"/>
-          </w:tcPr>
-          <w:p>
-            <w:r>
-              <w:t>M365 Purview</w:t>
-            </w:r>
-          </w:p>
-        </w:tc>
-        <w:tc>
-          <w:tcPr>
-            <w:tcW w:type="dxa" w:w="1728"/>
-          </w:tcPr>
-          <w:p>
-            <w:r>
-              <w:t>IT / Compliance</w:t>
-            </w:r>
-          </w:p>
-        </w:tc>
-        <w:tc>
-          <w:tcPr>
-            <w:tcW w:type="dxa" w:w="1728"/>
-          </w:tcPr>
-          <w:p>
-            <w:r>
-              <w:t>Company policy + regulatory requirements</w:t>
-            </w:r>
-          </w:p>
-        </w:tc>
-      </w:tr>
-      <w:tr>
-        <w:tc>
-          <w:tcPr>
-            <w:tcW w:type="dxa" w:w="1728"/>
-          </w:tcPr>
-          <w:p>
-            <w:r>
-              <w:t>Copilot interaction logs</w:t>
-            </w:r>
-          </w:p>
-        </w:tc>
-        <w:tc>
-          <w:tcPr>
-            <w:tcW w:type="dxa" w:w="1728"/>
-          </w:tcPr>
-          <w:p>
-            <w:r>
-              <w:t>90 days (per Microsoft Commercial DPP)</w:t>
-            </w:r>
-          </w:p>
-        </w:tc>
-        <w:tc>
-          <w:tcPr>
-            <w:tcW w:type="dxa" w:w="1728"/>
-          </w:tcPr>
-          <w:p>
-            <w:r>
-              <w:t>M365 Admin Centre</w:t>
-            </w:r>
-          </w:p>
-        </w:tc>
-        <w:tc>
-          <w:tcPr>
-            <w:tcW w:type="dxa" w:w="1728"/>
-          </w:tcPr>
-          <w:p>
-            <w:r>
-              <w:t>IT Administrator</w:t>
-            </w:r>
-          </w:p>
-        </w:tc>
-        <w:tc>
-          <w:tcPr>
-            <w:tcW w:type="dxa" w:w="1728"/>
-          </w:tcPr>
-          <w:p>
-            <w:r>
-              <w:t>Microsoft Commercial Data Protection</w:t>
-            </w:r>
-          </w:p>
-        </w:tc>
-      </w:tr>
-    </w:tbl>
     <w:sectPr>
       <w:pgSz w:w="12240" w:h="15840"/>
-      <w:pgMar w:top="1440" w:right="1800" w:bottom="1440" w:left="1800" w:header="720" w:footer="720" w:gutter="0"/>
+      <w:pgMar w:top="1134" w:right="1417" w:bottom="1134" w:left="1417" w:header="720" w:footer="720" w:gutter="0"/>
       <w:cols w:space="720"/>
       <w:docGrid w:linePitch="360"/>
     </w:sectPr>
